--- a/Sprawozdanie/IO PROJEKT.docx
+++ b/Sprawozdanie/IO PROJEKT.docx
@@ -160,7 +160,7 @@
               <w:rPr>
                 <w:rtl w:val="0"/>
               </w:rPr>
-              <w:t xml:space="preserve">Data: 12.05.2026</w:t>
+              <w:t xml:space="preserve">Data: 03.06.2026</w:t>
             </w:r>
           </w:p>
         </w:tc>
@@ -450,9 +450,17 @@
       </w:pPr>
       <w:r>
         <w:rPr>
-          <w:rtl w:val="0"/>
-        </w:rPr>
-        <w:t xml:space="preserve">0.1. Skład zespołu i podział pracy pomiędzy poszczególnych uczestników zespołu</w:t>
+          <w:b w:val="1"/>
+          <w:bCs w:val="1"/>
+          <w:rtl w:val="0"/>
+        </w:rPr>
+        <w:t xml:space="preserve">0.1. </w:t>
+      </w:r>
+      <w:r>
+        <w:rPr>
+          <w:rtl w:val="0"/>
+        </w:rPr>
+        <w:t xml:space="preserve">Skład zespołu i podział pracy pomiędzy poszczególnych uczestników zespołu</w:t>
       </w:r>
     </w:p>
     <w:p>
@@ -532,176 +540,1113 @@
         </w:rPr>
         <w:t xml:space="preserve">Aleks Łokić</w:t>
       </w:r>
-      <w:r>
-        <w:rPr>
-          <w:rtl w:val="0"/>
-        </w:rPr>
-      </w:r>
-    </w:p>
-    <w:p>
-      <w:pPr>
-        <w:rPr/>
-      </w:pPr>
-      <w:r>
-        <w:rPr>
-          <w:rtl w:val="0"/>
-        </w:rPr>
-        <w:t xml:space="preserve">1. Treść zadania projektowego</w:t>
-      </w:r>
-    </w:p>
-    <w:p>
-      <w:pPr>
-        <w:rPr/>
-      </w:pPr>
-      <w:r>
-        <w:rPr>
-          <w:rtl w:val="0"/>
-        </w:rPr>
-        <w:t xml:space="preserve">2. Cel budowania systemu, jego zakres oraz kontekst, przewidywalne mierzalne (z podaniem konkretnych wartości i sposobów ich wyliczenia) i niemierzalne korzyści z jego wdrożenia</w:t>
-      </w:r>
-    </w:p>
-    <w:p>
-      <w:pPr>
-        <w:rPr/>
-      </w:pPr>
-      <w:r>
-        <w:rPr>
-          <w:rtl w:val="0"/>
-        </w:rPr>
-        <w:t xml:space="preserve">3. Słownik (definiujący ważne, specyficzne terminy związane z dziedziną problemu, wykorzystywane w projekcie)</w:t>
-      </w:r>
-    </w:p>
-    <w:p>
-      <w:pPr>
-        <w:rPr/>
-      </w:pPr>
-      <w:r>
-        <w:rPr>
-          <w:rtl w:val="0"/>
-        </w:rPr>
-        <w:t xml:space="preserve">4. Perspektywa przypadków użycia:</w:t>
-      </w:r>
-    </w:p>
-    <w:p>
-      <w:pPr>
-        <w:rPr/>
-      </w:pPr>
-      <w:r>
-        <w:rPr>
-          <w:rtl w:val="0"/>
-        </w:rPr>
-        <w:t xml:space="preserve">    </w:t>
-        <w:tab/>
-        <w:t xml:space="preserve">4.1. Diagramy przypadków użycia (co najmniej 10 przypadków użycia)</w:t>
-      </w:r>
-    </w:p>
-    <w:p>
-      <w:pPr>
-        <w:rPr/>
-      </w:pPr>
-      <w:r>
-        <w:rPr>
-          <w:rtl w:val="0"/>
-        </w:rPr>
-        <w:t xml:space="preserve">       </w:t>
-        <w:tab/>
-        <w:t xml:space="preserve">4.1.1. Opisy tekstowe wszystkich aktorów</w:t>
-      </w:r>
-    </w:p>
-    <w:p>
-      <w:pPr>
-        <w:rPr/>
-      </w:pPr>
-      <w:r>
-        <w:rPr>
-          <w:rtl w:val="0"/>
-        </w:rPr>
-        <w:t xml:space="preserve">       </w:t>
-        <w:tab/>
-        <w:t xml:space="preserve">4.1.2. Opisy tekstowe wybranych przypadków użycia (co najmniej 3 opisy):</w:t>
-      </w:r>
-    </w:p>
-    <w:p>
-      <w:pPr>
-        <w:rPr/>
-      </w:pPr>
-      <w:r>
-        <w:rPr>
-          <w:rtl w:val="0"/>
-        </w:rPr>
-        <w:t xml:space="preserve">        </w:t>
-        <w:tab/>
-        <w:tab/>
-        <w:t xml:space="preserve">- nazwę przypadku</w:t>
-      </w:r>
-    </w:p>
-    <w:p>
-      <w:pPr>
-        <w:rPr/>
-      </w:pPr>
-      <w:r>
-        <w:rPr>
-          <w:rtl w:val="0"/>
-        </w:rPr>
-        <w:t xml:space="preserve">        </w:t>
-        <w:tab/>
-        <w:tab/>
-        <w:t xml:space="preserve">- wykaz uczestniczących w nim aktorów</w:t>
-      </w:r>
-    </w:p>
-    <w:p>
-      <w:pPr>
-        <w:rPr/>
-      </w:pPr>
-      <w:r>
-        <w:rPr>
-          <w:rtl w:val="0"/>
-        </w:rPr>
-        <w:t xml:space="preserve">        </w:t>
-        <w:tab/>
-        <w:tab/>
-        <w:t xml:space="preserve">- opis tekstowy ciągu zdarzeń, zarówno podstawowego jak i alternatywnych (np. awaryjnego)</w:t>
-      </w:r>
-    </w:p>
-    <w:p>
-      <w:pPr>
-        <w:rPr/>
-      </w:pPr>
-      <w:r>
-        <w:rPr>
-          <w:rtl w:val="0"/>
-        </w:rPr>
-        <w:t xml:space="preserve">        </w:t>
-        <w:tab/>
-        <w:tab/>
-        <w:t xml:space="preserve">- częstotliwość wykonania, przewidywane spiętrzenia oraz czasy realizacji (typowy, maksymalny)</w:t>
-      </w:r>
-    </w:p>
-    <w:p>
-      <w:pPr>
-        <w:rPr/>
-      </w:pPr>
-      <w:r>
-        <w:rPr>
-          <w:rtl w:val="0"/>
-        </w:rPr>
-        <w:t xml:space="preserve">        </w:t>
-        <w:tab/>
-        <w:tab/>
-        <w:t xml:space="preserve">- opis wartości uzyskiwanych przez aktorów po zakończeniu przypadku użycia</w:t>
-      </w:r>
-    </w:p>
-    <w:p>
-      <w:pPr>
-        <w:rPr/>
-      </w:pPr>
-      <w:r>
-        <w:rPr>
-          <w:rtl w:val="0"/>
-        </w:rPr>
-        <w:t xml:space="preserve">    </w:t>
-        <w:tab/>
-        <w:t xml:space="preserve">4.2. Diagramy czynności (3 przykładowe diagramy)</w:t>
+    </w:p>
+    <w:p>
+      <w:pPr>
+        <w:widowControl w:val="0"/>
+        <w:spacing w:line="240" w:lineRule="auto"/>
+        <w:rPr/>
+      </w:pPr>
+      <w:r>
+        <w:rPr>
+          <w:rtl w:val="0"/>
+        </w:rPr>
+      </w:r>
+    </w:p>
+    <w:p>
+      <w:pPr>
+        <w:rPr/>
+      </w:pPr>
+      <w:r>
+        <w:rPr>
+          <w:b w:val="1"/>
+          <w:bCs w:val="1"/>
+          <w:rtl w:val="0"/>
+        </w:rPr>
+        <w:t xml:space="preserve">1. </w:t>
+      </w:r>
+      <w:r>
+        <w:rPr>
+          <w:rtl w:val="0"/>
+        </w:rPr>
+        <w:t xml:space="preserve">Treść zadania projektowego</w:t>
+      </w:r>
+    </w:p>
+    <w:p>
+      <w:pPr>
+        <w:rPr/>
+      </w:pPr>
+      <w:r>
+        <w:rPr>
+          <w:rtl w:val="0"/>
+        </w:rPr>
+      </w:r>
+    </w:p>
+    <w:p>
+      <w:pPr>
+        <w:rPr/>
+      </w:pPr>
+      <w:r>
+        <w:rPr>
+          <w:rtl w:val="0"/>
+        </w:rPr>
+        <w:t xml:space="preserve">//TODO</w:t>
+      </w:r>
+    </w:p>
+    <w:p>
+      <w:pPr>
+        <w:rPr/>
+      </w:pPr>
+      <w:r>
+        <w:rPr>
+          <w:rtl w:val="0"/>
+        </w:rPr>
+      </w:r>
+    </w:p>
+    <w:p>
+      <w:pPr>
+        <w:rPr/>
+      </w:pPr>
+      <w:r>
+        <w:rPr>
+          <w:b w:val="1"/>
+          <w:bCs w:val="1"/>
+          <w:rtl w:val="0"/>
+        </w:rPr>
+        <w:t xml:space="preserve">2. </w:t>
+      </w:r>
+      <w:r>
+        <w:rPr>
+          <w:rtl w:val="0"/>
+        </w:rPr>
+        <w:t xml:space="preserve">Cel budowania systemu, jego zakres oraz kontekst, przewidywalne mierzalne (z podaniem konkretnych wartości i sposobów ich wyliczenia) i niemierzalne korzyści z jego wdrożenia</w:t>
+      </w:r>
+    </w:p>
+    <w:p>
+      <w:pPr>
+        <w:rPr/>
+      </w:pPr>
+      <w:r>
+        <w:rPr>
+          <w:rtl w:val="0"/>
+        </w:rPr>
+      </w:r>
+    </w:p>
+    <w:p>
+      <w:pPr>
+        <w:rPr/>
+      </w:pPr>
+      <w:r>
+        <w:rPr>
+          <w:rtl w:val="0"/>
+        </w:rPr>
+        <w:t xml:space="preserve">Celem budowania systemu jest usprawnienie procesu obsługi magazynu, zamówień oraz dostaw w hurtowni alkoholi. </w:t>
+      </w:r>
+    </w:p>
+    <w:p>
+      <w:pPr>
+        <w:rPr/>
+      </w:pPr>
+      <w:r>
+        <w:rPr>
+          <w:rtl w:val="0"/>
+        </w:rPr>
+      </w:r>
+    </w:p>
+    <w:p>
+      <w:pPr>
+        <w:rPr>
+          <w:b w:val="1"/>
+          <w:bCs w:val="1"/>
+        </w:rPr>
+      </w:pPr>
+      <w:r>
+        <w:rPr>
+          <w:b w:val="1"/>
+          <w:bCs w:val="1"/>
+          <w:rtl w:val="0"/>
+        </w:rPr>
+        <w:t xml:space="preserve">Zakres systemu:</w:t>
+      </w:r>
+    </w:p>
+    <w:p>
+      <w:pPr>
+        <w:rPr/>
+      </w:pPr>
+      <w:r>
+        <w:rPr>
+          <w:rtl w:val="0"/>
+        </w:rPr>
+      </w:r>
+    </w:p>
+    <w:p>
+      <w:pPr>
+        <w:rPr/>
+      </w:pPr>
+      <w:r>
+        <w:rPr>
+          <w:rtl w:val="0"/>
+        </w:rPr>
+        <w:t xml:space="preserve">Moduł biura:</w:t>
+      </w:r>
+    </w:p>
+    <w:p>
+      <w:pPr>
+        <w:numPr>
+          <w:ilvl w:val="0"/>
+          <w:numId w:val="9"/>
+        </w:numPr>
+        <w:ind w:left="720" w:hanging="360"/>
+        <w:rPr>
+          <w:u w:val="none"/>
+        </w:rPr>
+      </w:pPr>
+      <w:r>
+        <w:rPr>
+          <w:rtl w:val="0"/>
+        </w:rPr>
+        <w:t xml:space="preserve">Przyjmowanie zamówień</w:t>
+      </w:r>
+    </w:p>
+    <w:p>
+      <w:pPr>
+        <w:numPr>
+          <w:ilvl w:val="0"/>
+          <w:numId w:val="9"/>
+        </w:numPr>
+        <w:ind w:left="720" w:hanging="360"/>
+        <w:rPr>
+          <w:u w:val="none"/>
+        </w:rPr>
+      </w:pPr>
+      <w:r>
+        <w:rPr>
+          <w:rtl w:val="0"/>
+        </w:rPr>
+        <w:t xml:space="preserve">Edycja zamówień</w:t>
+      </w:r>
+    </w:p>
+    <w:p>
+      <w:pPr>
+        <w:numPr>
+          <w:ilvl w:val="0"/>
+          <w:numId w:val="9"/>
+        </w:numPr>
+        <w:ind w:left="720" w:hanging="360"/>
+        <w:rPr>
+          <w:u w:val="none"/>
+        </w:rPr>
+      </w:pPr>
+      <w:r>
+        <w:rPr>
+          <w:rtl w:val="0"/>
+        </w:rPr>
+        <w:t xml:space="preserve">Anulowanie zamówień</w:t>
+      </w:r>
+    </w:p>
+    <w:p>
+      <w:pPr>
+        <w:numPr>
+          <w:ilvl w:val="0"/>
+          <w:numId w:val="9"/>
+        </w:numPr>
+        <w:ind w:left="720" w:hanging="360"/>
+        <w:rPr>
+          <w:u w:val="none"/>
+        </w:rPr>
+      </w:pPr>
+      <w:r>
+        <w:rPr>
+          <w:rtl w:val="0"/>
+        </w:rPr>
+        <w:t xml:space="preserve">Generowanie potwierdzenia przyjęcia zamówienia</w:t>
+      </w:r>
+    </w:p>
+    <w:p>
+      <w:pPr>
+        <w:numPr>
+          <w:ilvl w:val="0"/>
+          <w:numId w:val="9"/>
+        </w:numPr>
+        <w:ind w:left="720" w:hanging="360"/>
+        <w:rPr>
+          <w:u w:val="none"/>
+        </w:rPr>
+      </w:pPr>
+      <w:r>
+        <w:rPr>
+          <w:rtl w:val="0"/>
+        </w:rPr>
+        <w:t xml:space="preserve">Sprawdzanie statusu realizacji</w:t>
+      </w:r>
+    </w:p>
+    <w:p>
+      <w:pPr>
+        <w:rPr/>
+      </w:pPr>
+      <w:r>
+        <w:rPr>
+          <w:rtl w:val="0"/>
+        </w:rPr>
+      </w:r>
+    </w:p>
+    <w:p>
+      <w:pPr>
+        <w:rPr/>
+      </w:pPr>
+      <w:r>
+        <w:rPr>
+          <w:rtl w:val="0"/>
+        </w:rPr>
+        <w:t xml:space="preserve"> Moduł magazynu: </w:t>
+      </w:r>
+    </w:p>
+    <w:p>
+      <w:pPr>
+        <w:numPr>
+          <w:ilvl w:val="0"/>
+          <w:numId w:val="3"/>
+        </w:numPr>
+        <w:ind w:left="720" w:hanging="360"/>
+        <w:rPr>
+          <w:u w:val="none"/>
+        </w:rPr>
+      </w:pPr>
+      <w:r>
+        <w:rPr>
+          <w:rtl w:val="0"/>
+        </w:rPr>
+        <w:t xml:space="preserve">Wyświetlanie listy zamówień</w:t>
+      </w:r>
+    </w:p>
+    <w:p>
+      <w:pPr>
+        <w:numPr>
+          <w:ilvl w:val="0"/>
+          <w:numId w:val="3"/>
+        </w:numPr>
+        <w:ind w:left="720" w:hanging="360"/>
+        <w:rPr>
+          <w:u w:val="none"/>
+        </w:rPr>
+      </w:pPr>
+      <w:r>
+        <w:rPr>
+          <w:rtl w:val="0"/>
+        </w:rPr>
+        <w:t xml:space="preserve">Kompletowanie zamówień</w:t>
+      </w:r>
+    </w:p>
+    <w:p>
+      <w:pPr>
+        <w:numPr>
+          <w:ilvl w:val="0"/>
+          <w:numId w:val="3"/>
+        </w:numPr>
+        <w:ind w:left="720" w:hanging="360"/>
+        <w:rPr>
+          <w:u w:val="none"/>
+        </w:rPr>
+      </w:pPr>
+      <w:r>
+        <w:rPr>
+          <w:rtl w:val="0"/>
+        </w:rPr>
+        <w:t xml:space="preserve">Oznacz brak towaru</w:t>
+      </w:r>
+    </w:p>
+    <w:p>
+      <w:pPr>
+        <w:numPr>
+          <w:ilvl w:val="0"/>
+          <w:numId w:val="3"/>
+        </w:numPr>
+        <w:ind w:left="720" w:hanging="360"/>
+        <w:rPr>
+          <w:u w:val="none"/>
+        </w:rPr>
+      </w:pPr>
+      <w:r>
+        <w:rPr>
+          <w:rtl w:val="0"/>
+        </w:rPr>
+        <w:t xml:space="preserve">Rejestracja przyjęcie towaru</w:t>
+      </w:r>
+    </w:p>
+    <w:p>
+      <w:pPr>
+        <w:numPr>
+          <w:ilvl w:val="0"/>
+          <w:numId w:val="3"/>
+        </w:numPr>
+        <w:ind w:left="720" w:hanging="360"/>
+        <w:rPr>
+          <w:u w:val="none"/>
+        </w:rPr>
+      </w:pPr>
+      <w:r>
+        <w:rPr>
+          <w:rtl w:val="0"/>
+        </w:rPr>
+        <w:t xml:space="preserve">Aktualizacja stanu magazynu</w:t>
+      </w:r>
+    </w:p>
+    <w:p>
+      <w:pPr>
+        <w:numPr>
+          <w:ilvl w:val="0"/>
+          <w:numId w:val="3"/>
+        </w:numPr>
+        <w:ind w:left="720" w:hanging="360"/>
+        <w:rPr>
+          <w:u w:val="none"/>
+        </w:rPr>
+      </w:pPr>
+      <w:r>
+        <w:rPr>
+          <w:rtl w:val="0"/>
+        </w:rPr>
+        <w:t xml:space="preserve">Obsługa pustych butelek (przyjęcie zwrotu, sortowanie, wyrzucenie pustych butelek)</w:t>
+      </w:r>
+    </w:p>
+    <w:p>
+      <w:pPr>
+        <w:numPr>
+          <w:ilvl w:val="0"/>
+          <w:numId w:val="3"/>
+        </w:numPr>
+        <w:ind w:left="720" w:hanging="360"/>
+        <w:rPr>
+          <w:u w:val="none"/>
+        </w:rPr>
+      </w:pPr>
+      <w:r>
+        <w:rPr>
+          <w:rtl w:val="0"/>
+        </w:rPr>
+        <w:t xml:space="preserve">Przygotowywanie palet</w:t>
+      </w:r>
+    </w:p>
+    <w:p>
+      <w:pPr>
+        <w:ind w:left="0" w:firstLine="0"/>
+        <w:rPr/>
+      </w:pPr>
+      <w:r>
+        <w:rPr>
+          <w:rtl w:val="0"/>
+        </w:rPr>
+      </w:r>
+    </w:p>
+    <w:p>
+      <w:pPr>
+        <w:rPr/>
+      </w:pPr>
+      <w:r>
+        <w:rPr>
+          <w:rtl w:val="0"/>
+        </w:rPr>
+        <w:t xml:space="preserve">Moduł kierowcy: </w:t>
+      </w:r>
+    </w:p>
+    <w:p>
+      <w:pPr>
+        <w:numPr>
+          <w:ilvl w:val="0"/>
+          <w:numId w:val="2"/>
+        </w:numPr>
+        <w:ind w:left="720" w:hanging="360"/>
+        <w:rPr>
+          <w:u w:val="none"/>
+        </w:rPr>
+      </w:pPr>
+      <w:r>
+        <w:rPr>
+          <w:rtl w:val="0"/>
+        </w:rPr>
+        <w:t xml:space="preserve">Ładowanie towaru do pojazdu</w:t>
+      </w:r>
+    </w:p>
+    <w:p>
+      <w:pPr>
+        <w:numPr>
+          <w:ilvl w:val="0"/>
+          <w:numId w:val="2"/>
+        </w:numPr>
+        <w:ind w:left="720" w:hanging="360"/>
+        <w:rPr>
+          <w:u w:val="none"/>
+        </w:rPr>
+      </w:pPr>
+      <w:r>
+        <w:rPr>
+          <w:rtl w:val="0"/>
+        </w:rPr>
+        <w:t xml:space="preserve">Potwierdzanie dostaw</w:t>
+      </w:r>
+    </w:p>
+    <w:p>
+      <w:pPr>
+        <w:numPr>
+          <w:ilvl w:val="0"/>
+          <w:numId w:val="2"/>
+        </w:numPr>
+        <w:ind w:left="720" w:hanging="360"/>
+        <w:rPr>
+          <w:u w:val="none"/>
+        </w:rPr>
+      </w:pPr>
+      <w:r>
+        <w:rPr>
+          <w:rtl w:val="0"/>
+        </w:rPr>
+        <w:t xml:space="preserve">Odbieranie pustych butelek od sklepu</w:t>
+      </w:r>
+    </w:p>
+    <w:p>
+      <w:pPr>
+        <w:ind w:left="0" w:firstLine="0"/>
+        <w:rPr/>
+      </w:pPr>
+      <w:r>
+        <w:rPr>
+          <w:rtl w:val="0"/>
+        </w:rPr>
+      </w:r>
+    </w:p>
+    <w:p>
+      <w:pPr>
+        <w:rPr/>
+      </w:pPr>
+      <w:r>
+        <w:rPr>
+          <w:rtl w:val="0"/>
+        </w:rPr>
+        <w:t xml:space="preserve">Moduł kierownika:</w:t>
+      </w:r>
+    </w:p>
+    <w:p>
+      <w:pPr>
+        <w:numPr>
+          <w:ilvl w:val="0"/>
+          <w:numId w:val="4"/>
+        </w:numPr>
+        <w:ind w:left="720" w:hanging="360"/>
+        <w:rPr>
+          <w:u w:val="none"/>
+        </w:rPr>
+      </w:pPr>
+      <w:r>
+        <w:rPr>
+          <w:rtl w:val="0"/>
+        </w:rPr>
+        <w:t xml:space="preserve">Generowanie raportu dziennego</w:t>
+      </w:r>
+    </w:p>
+    <w:p>
+      <w:pPr>
+        <w:numPr>
+          <w:ilvl w:val="0"/>
+          <w:numId w:val="4"/>
+        </w:numPr>
+        <w:ind w:left="720" w:hanging="360"/>
+        <w:rPr>
+          <w:u w:val="none"/>
+        </w:rPr>
+      </w:pPr>
+      <w:r>
+        <w:rPr>
+          <w:rtl w:val="0"/>
+        </w:rPr>
+        <w:t xml:space="preserve">Statystyki dostaw</w:t>
+      </w:r>
+    </w:p>
+    <w:p>
+      <w:pPr>
+        <w:numPr>
+          <w:ilvl w:val="0"/>
+          <w:numId w:val="4"/>
+        </w:numPr>
+        <w:ind w:left="720" w:hanging="360"/>
+        <w:rPr>
+          <w:u w:val="none"/>
+        </w:rPr>
+      </w:pPr>
+      <w:r>
+        <w:rPr>
+          <w:rtl w:val="0"/>
+        </w:rPr>
+        <w:t xml:space="preserve">Zarządzanie użytkownikami systemu</w:t>
+      </w:r>
+    </w:p>
+    <w:p>
+      <w:pPr>
+        <w:rPr/>
+      </w:pPr>
+      <w:r>
+        <w:rPr>
+          <w:rtl w:val="0"/>
+        </w:rPr>
+      </w:r>
+    </w:p>
+    <w:p>
+      <w:pPr>
+        <w:rPr>
+          <w:b w:val="1"/>
+          <w:bCs w:val="1"/>
+        </w:rPr>
+      </w:pPr>
+      <w:r>
+        <w:rPr>
+          <w:b w:val="1"/>
+          <w:bCs w:val="1"/>
+          <w:rtl w:val="0"/>
+        </w:rPr>
+        <w:t xml:space="preserve">Przewidywane korzyści mierzalne:</w:t>
+      </w:r>
+    </w:p>
+    <w:p>
+      <w:pPr>
+        <w:rPr/>
+      </w:pPr>
+      <w:r>
+        <w:rPr>
+          <w:rtl w:val="0"/>
+        </w:rPr>
+      </w:r>
+    </w:p>
+    <w:p>
+      <w:pPr>
+        <w:numPr>
+          <w:ilvl w:val="0"/>
+          <w:numId w:val="5"/>
+        </w:numPr>
+        <w:ind w:left="720" w:hanging="360"/>
+        <w:rPr>
+          <w:u w:val="none"/>
+        </w:rPr>
+      </w:pPr>
+      <w:r>
+        <w:rPr>
+          <w:rtl w:val="0"/>
+        </w:rPr>
+        <w:t xml:space="preserve">Zmniejszenie liczby błędów magazynowych:</w:t>
+      </w:r>
+    </w:p>
+    <w:p>
+      <w:pPr>
+        <w:ind w:left="720" w:firstLine="0"/>
+        <w:rPr/>
+      </w:pPr>
+      <w:r>
+        <w:rPr>
+          <w:rtl w:val="0"/>
+        </w:rPr>
+        <w:t xml:space="preserve">Przed wdrożeniem: ok. 10 błędów tygodniowo</w:t>
+      </w:r>
+    </w:p>
+    <w:p>
+      <w:pPr>
+        <w:ind w:left="720" w:firstLine="0"/>
+        <w:rPr/>
+      </w:pPr>
+      <w:r>
+        <w:rPr>
+          <w:rtl w:val="0"/>
+        </w:rPr>
+        <w:t xml:space="preserve">Po wdrożeniu: ok. 2 błędy tygodniowo</w:t>
+      </w:r>
+    </w:p>
+    <w:p>
+      <w:pPr>
+        <w:ind w:left="720" w:firstLine="0"/>
+        <w:rPr/>
+      </w:pPr>
+      <w:r>
+        <w:rPr>
+          <w:rtl w:val="0"/>
+        </w:rPr>
+        <w:t xml:space="preserve">Zmniejszenie czasu: (10-2)/10 * 100 = 80%</w:t>
+      </w:r>
+    </w:p>
+    <w:p>
+      <w:pPr>
+        <w:rPr/>
+      </w:pPr>
+      <w:r>
+        <w:rPr>
+          <w:rtl w:val="0"/>
+        </w:rPr>
+      </w:r>
+    </w:p>
+    <w:p>
+      <w:pPr>
+        <w:numPr>
+          <w:ilvl w:val="0"/>
+          <w:numId w:val="10"/>
+        </w:numPr>
+        <w:ind w:left="720" w:hanging="360"/>
+        <w:rPr>
+          <w:u w:val="none"/>
+        </w:rPr>
+      </w:pPr>
+      <w:r>
+        <w:rPr>
+          <w:rtl w:val="0"/>
+        </w:rPr>
+        <w:t xml:space="preserve">Skrócenie czasu obsługi zamówienia:</w:t>
+      </w:r>
+    </w:p>
+    <w:p>
+      <w:pPr>
+        <w:ind w:left="720" w:firstLine="0"/>
+        <w:rPr/>
+      </w:pPr>
+      <w:r>
+        <w:rPr>
+          <w:rtl w:val="0"/>
+        </w:rPr>
+        <w:t xml:space="preserve">Przed wdrożeniem: 20 min na zamówienie</w:t>
+      </w:r>
+    </w:p>
+    <w:p>
+      <w:pPr>
+        <w:ind w:left="720" w:firstLine="0"/>
+        <w:rPr/>
+      </w:pPr>
+      <w:r>
+        <w:rPr>
+          <w:rtl w:val="0"/>
+        </w:rPr>
+        <w:t xml:space="preserve">Po wdrożeniu: 8 min na zamówienie</w:t>
+      </w:r>
+    </w:p>
+    <w:p>
+      <w:pPr>
+        <w:ind w:left="720" w:firstLine="0"/>
+        <w:rPr/>
+      </w:pPr>
+      <w:r>
+        <w:rPr>
+          <w:rtl w:val="0"/>
+        </w:rPr>
+        <w:t xml:space="preserve">Zmniejszenie czasu: 50%</w:t>
+      </w:r>
+    </w:p>
+    <w:p>
+      <w:pPr>
+        <w:ind w:left="720" w:firstLine="0"/>
+        <w:rPr/>
+      </w:pPr>
+      <w:r>
+        <w:rPr>
+          <w:rtl w:val="0"/>
+        </w:rPr>
+        <w:t xml:space="preserve">Dzienne zmniejszenie czasu przy 40 zamówieniach: </w:t>
+      </w:r>
+    </w:p>
+    <w:p>
+      <w:pPr>
+        <w:ind w:left="720" w:firstLine="0"/>
+        <w:rPr/>
+      </w:pPr>
+      <w:r>
+        <w:rPr>
+          <w:rtl w:val="0"/>
+        </w:rPr>
+        <w:t xml:space="preserve">40 * 12 min = 8 godzin dziennie</w:t>
+      </w:r>
+    </w:p>
+    <w:p>
+      <w:pPr>
+        <w:rPr/>
+      </w:pPr>
+      <w:r>
+        <w:rPr>
+          <w:rtl w:val="0"/>
+        </w:rPr>
+      </w:r>
+    </w:p>
+    <w:p>
+      <w:pPr>
+        <w:numPr>
+          <w:ilvl w:val="0"/>
+          <w:numId w:val="11"/>
+        </w:numPr>
+        <w:ind w:left="720" w:hanging="360"/>
+        <w:rPr>
+          <w:u w:val="none"/>
+        </w:rPr>
+      </w:pPr>
+      <w:r>
+        <w:rPr>
+          <w:rtl w:val="0"/>
+        </w:rPr>
+        <w:t xml:space="preserve">Szybsze generowanie potwierdzenia złożenia zamówienia: </w:t>
+      </w:r>
+    </w:p>
+    <w:p>
+      <w:pPr>
+        <w:ind w:left="720" w:firstLine="0"/>
+        <w:rPr/>
+      </w:pPr>
+      <w:r>
+        <w:rPr>
+          <w:rtl w:val="0"/>
+        </w:rPr>
+        <w:t xml:space="preserve">Przed wdrożeniem: 5 minut</w:t>
+      </w:r>
+    </w:p>
+    <w:p>
+      <w:pPr>
+        <w:ind w:left="720" w:firstLine="0"/>
+        <w:rPr/>
+      </w:pPr>
+      <w:r>
+        <w:rPr>
+          <w:rtl w:val="0"/>
+        </w:rPr>
+        <w:t xml:space="preserve">Po wdrożeniu: 1 minuta</w:t>
+      </w:r>
+    </w:p>
+    <w:p>
+      <w:pPr>
+        <w:ind w:left="720" w:firstLine="0"/>
+        <w:rPr/>
+      </w:pPr>
+      <w:r>
+        <w:rPr>
+          <w:rtl w:val="0"/>
+        </w:rPr>
+        <w:t xml:space="preserve">Zmniejszenie czasu: (5-1)/5 * 100 = 80%</w:t>
+      </w:r>
+    </w:p>
+    <w:p>
+      <w:pPr>
+        <w:ind w:left="720" w:firstLine="0"/>
+        <w:rPr/>
+      </w:pPr>
+      <w:r>
+        <w:rPr>
+          <w:rtl w:val="0"/>
+        </w:rPr>
+        <w:t xml:space="preserve">Dzienne zmniejszenie czasu przy 40 dokumentach: </w:t>
+      </w:r>
+    </w:p>
+    <w:p>
+      <w:pPr>
+        <w:ind w:left="720" w:firstLine="0"/>
+        <w:rPr/>
+      </w:pPr>
+      <w:r>
+        <w:rPr>
+          <w:rtl w:val="0"/>
+        </w:rPr>
+        <w:t xml:space="preserve">40 * 4 min = 2 godziny 40 min dziennie</w:t>
+      </w:r>
+    </w:p>
+    <w:p>
+      <w:pPr>
+        <w:rPr/>
+      </w:pPr>
+      <w:r>
+        <w:rPr>
+          <w:rtl w:val="0"/>
+        </w:rPr>
+      </w:r>
+    </w:p>
+    <w:p>
+      <w:pPr>
+        <w:numPr>
+          <w:ilvl w:val="0"/>
+          <w:numId w:val="8"/>
+        </w:numPr>
+        <w:ind w:left="720" w:hanging="360"/>
+        <w:rPr>
+          <w:u w:val="none"/>
+        </w:rPr>
+      </w:pPr>
+      <w:r>
+        <w:rPr>
+          <w:rtl w:val="0"/>
+        </w:rPr>
+        <w:t xml:space="preserve">Szybsze generowanie raportów:</w:t>
+      </w:r>
+    </w:p>
+    <w:p>
+      <w:pPr>
+        <w:ind w:left="720" w:firstLine="0"/>
+        <w:rPr/>
+      </w:pPr>
+      <w:r>
+        <w:rPr>
+          <w:rtl w:val="0"/>
+        </w:rPr>
+        <w:t xml:space="preserve">Przed wdrożeniem: 30 minut</w:t>
+      </w:r>
+    </w:p>
+    <w:p>
+      <w:pPr>
+        <w:ind w:left="720" w:firstLine="0"/>
+        <w:rPr/>
+      </w:pPr>
+      <w:r>
+        <w:rPr>
+          <w:rtl w:val="0"/>
+        </w:rPr>
+        <w:t xml:space="preserve">Po wdrożeniu: 30 sekund</w:t>
+      </w:r>
+    </w:p>
+    <w:p>
+      <w:pPr>
+        <w:ind w:left="720" w:firstLine="0"/>
+        <w:rPr/>
+      </w:pPr>
+      <w:r>
+        <w:rPr>
+          <w:rtl w:val="0"/>
+        </w:rPr>
+        <w:t xml:space="preserve">Zmniejszenie czasu: (1800-30)/1800 * 100 = 98,33%</w:t>
+      </w:r>
+    </w:p>
+    <w:p>
+      <w:pPr>
+        <w:rPr/>
+      </w:pPr>
+      <w:r>
+        <w:rPr>
+          <w:rtl w:val="0"/>
+        </w:rPr>
+      </w:r>
+    </w:p>
+    <w:p>
+      <w:pPr>
+        <w:rPr/>
+      </w:pPr>
+      <w:r>
+        <w:rPr>
+          <w:rtl w:val="0"/>
+        </w:rPr>
+        <w:t xml:space="preserve">Przewidywane korzyści niemierzalne:</w:t>
+      </w:r>
+    </w:p>
+    <w:p>
+      <w:pPr>
+        <w:numPr>
+          <w:ilvl w:val="0"/>
+          <w:numId w:val="14"/>
+        </w:numPr>
+        <w:ind w:left="720" w:hanging="360"/>
+        <w:rPr>
+          <w:u w:val="none"/>
+        </w:rPr>
+      </w:pPr>
+      <w:r>
+        <w:rPr>
+          <w:rtl w:val="0"/>
+        </w:rPr>
+        <w:t xml:space="preserve">Ułatwiona komunikacja między działami</w:t>
+      </w:r>
+    </w:p>
+    <w:p>
+      <w:pPr>
+        <w:numPr>
+          <w:ilvl w:val="0"/>
+          <w:numId w:val="14"/>
+        </w:numPr>
+        <w:ind w:left="720" w:hanging="360"/>
+        <w:rPr>
+          <w:u w:val="none"/>
+        </w:rPr>
+      </w:pPr>
+      <w:r>
+        <w:rPr>
+          <w:rtl w:val="0"/>
+        </w:rPr>
+        <w:t xml:space="preserve">Poprawa organizacji pracy</w:t>
+      </w:r>
+    </w:p>
+    <w:p>
+      <w:pPr>
+        <w:numPr>
+          <w:ilvl w:val="0"/>
+          <w:numId w:val="14"/>
+        </w:numPr>
+        <w:ind w:left="720" w:hanging="360"/>
+        <w:rPr>
+          <w:u w:val="none"/>
+        </w:rPr>
+      </w:pPr>
+      <w:r>
+        <w:rPr>
+          <w:rtl w:val="0"/>
+        </w:rPr>
+        <w:t xml:space="preserve">Automatyczna dokumentacja</w:t>
+      </w:r>
+    </w:p>
+    <w:p>
+      <w:pPr>
+        <w:numPr>
+          <w:ilvl w:val="0"/>
+          <w:numId w:val="14"/>
+        </w:numPr>
+        <w:ind w:left="720" w:hanging="360"/>
+        <w:rPr>
+          <w:u w:val="none"/>
+        </w:rPr>
+      </w:pPr>
+      <w:r>
+        <w:rPr>
+          <w:rtl w:val="0"/>
+        </w:rPr>
+        <w:t xml:space="preserve">Wygodniejsze zarządzanie</w:t>
+      </w:r>
+    </w:p>
+    <w:p>
+      <w:pPr>
+        <w:numPr>
+          <w:ilvl w:val="0"/>
+          <w:numId w:val="14"/>
+        </w:numPr>
+        <w:ind w:left="720" w:hanging="360"/>
+        <w:rPr>
+          <w:u w:val="none"/>
+        </w:rPr>
+      </w:pPr>
+      <w:r>
+        <w:rPr>
+          <w:rtl w:val="0"/>
+        </w:rPr>
+        <w:t xml:space="preserve">Możliwość dalszej rozbudowy systemu</w:t>
+      </w:r>
+    </w:p>
+    <w:p>
+      <w:pPr>
+        <w:rPr/>
+      </w:pPr>
+      <w:r>
+        <w:rPr>
+          <w:rtl w:val="0"/>
+        </w:rPr>
+      </w:r>
+    </w:p>
+    <w:p>
+      <w:pPr>
+        <w:rPr/>
+      </w:pPr>
+      <w:r>
+        <w:rPr>
+          <w:rtl w:val="0"/>
+        </w:rPr>
+      </w:r>
+    </w:p>
+    <w:p>
+      <w:pPr>
+        <w:rPr/>
+      </w:pPr>
+      <w:r>
+        <w:rPr>
+          <w:b w:val="1"/>
+          <w:bCs w:val="1"/>
+          <w:rtl w:val="0"/>
+        </w:rPr>
+        <w:t xml:space="preserve">3.</w:t>
+      </w:r>
+      <w:r>
+        <w:rPr>
+          <w:rtl w:val="0"/>
+        </w:rPr>
+        <w:t xml:space="preserve"> Słownik (definiujący ważne, specyficzne terminy związane z dziedziną problemu, wykorzystywane w projekcie)</w:t>
+      </w:r>
+    </w:p>
+    <w:p>
+      <w:pPr>
+        <w:rPr/>
+      </w:pPr>
+      <w:r>
+        <w:rPr>
+          <w:rtl w:val="0"/>
+        </w:rPr>
+      </w:r>
+    </w:p>
+    <w:p>
+      <w:pPr>
+        <w:rPr/>
+      </w:pPr>
+      <w:r>
+        <w:rPr>
+          <w:rtl w:val="0"/>
+        </w:rPr>
+        <w:t xml:space="preserve">// COŚ TU WGL DAWAĆ ?</w:t>
+      </w:r>
+    </w:p>
+    <w:p>
+      <w:pPr>
+        <w:rPr/>
+      </w:pPr>
+      <w:r>
+        <w:rPr>
+          <w:rtl w:val="0"/>
+        </w:rPr>
+      </w:r>
+    </w:p>
+    <w:p>
+      <w:pPr>
+        <w:rPr/>
+      </w:pPr>
+      <w:r>
+        <w:rPr>
+          <w:b w:val="1"/>
+          <w:bCs w:val="1"/>
+          <w:rtl w:val="0"/>
+        </w:rPr>
+        <w:t xml:space="preserve">4. </w:t>
+      </w:r>
+      <w:r>
+        <w:rPr>
+          <w:rtl w:val="0"/>
+        </w:rPr>
+        <w:t xml:space="preserve">Perspektywa przypadków użycia:</w:t>
+      </w:r>
+    </w:p>
+    <w:p>
+      <w:pPr>
+        <w:rPr/>
+      </w:pPr>
+      <w:r>
+        <w:rPr>
+          <w:rtl w:val="0"/>
+        </w:rPr>
+      </w:r>
+    </w:p>
+    <w:p>
+      <w:pPr>
+        <w:ind w:firstLine="720"/>
+        <w:rPr/>
+      </w:pPr>
+      <w:r>
+        <w:rPr>
+          <w:b w:val="1"/>
+          <w:bCs w:val="1"/>
+          <w:rtl w:val="0"/>
+        </w:rPr>
+        <w:t xml:space="preserve">4.1. </w:t>
+      </w:r>
+      <w:r>
+        <w:rPr>
+          <w:rtl w:val="0"/>
+        </w:rPr>
+        <w:t xml:space="preserve">Diagramy przypadków użycia</w:t>
+      </w:r>
+    </w:p>
+    <w:p>
+      <w:pPr>
+        <w:rPr/>
+      </w:pPr>
+      <w:r>
+        <w:rPr>
+          <w:rtl w:val="0"/>
+        </w:rPr>
       </w:r>
     </w:p>
     <w:p>
@@ -712,9 +1657,9 @@
         <w:rPr/>
         <w:drawing>
           <wp:inline distB="114300" distT="114300" distL="114300" distR="114300">
-            <wp:extent cx="4000500" cy="5619750"/>
+            <wp:extent cx="5731200" cy="4000500"/>
             <wp:effectExtent b="0" l="0" r="0" t="0"/>
-            <wp:docPr id="1" name="image1.png"/>
+            <wp:docPr id="8" name="image1.png"/>
             <a:graphic>
               <a:graphicData uri="http://schemas.openxmlformats.org/drawingml/2006/picture">
                 <pic:pic>
@@ -724,6 +1669,2217 @@
                   </pic:nvPicPr>
                   <pic:blipFill>
                     <a:blip r:embed="rId6"/>
+                    <a:srcRect b="0" l="0" r="0" t="0"/>
+                    <a:stretch>
+                      <a:fillRect/>
+                    </a:stretch>
+                  </pic:blipFill>
+                  <pic:spPr>
+                    <a:xfrm>
+                      <a:off x="0" y="0"/>
+                      <a:ext cx="5731200" cy="4000500"/>
+                    </a:xfrm>
+                    <a:prstGeom prst="rect"/>
+                    <a:ln/>
+                  </pic:spPr>
+                </pic:pic>
+              </a:graphicData>
+            </a:graphic>
+          </wp:inline>
+        </w:drawing>
+      </w:r>
+      <w:r>
+        <w:rPr>
+          <w:rtl w:val="0"/>
+        </w:rPr>
+      </w:r>
+    </w:p>
+    <w:p>
+      <w:pPr>
+        <w:rPr/>
+      </w:pPr>
+      <w:r>
+        <w:rPr>
+          <w:rtl w:val="0"/>
+        </w:rPr>
+      </w:r>
+    </w:p>
+    <w:p>
+      <w:pPr>
+        <w:ind w:firstLine="720"/>
+        <w:rPr/>
+      </w:pPr>
+      <w:r>
+        <w:rPr>
+          <w:b w:val="1"/>
+          <w:bCs w:val="1"/>
+          <w:rtl w:val="0"/>
+        </w:rPr>
+        <w:t xml:space="preserve">4.1.1. </w:t>
+      </w:r>
+      <w:r>
+        <w:rPr>
+          <w:rtl w:val="0"/>
+        </w:rPr>
+        <w:t xml:space="preserve">Opisy tekstowe wszystkich aktorów</w:t>
+      </w:r>
+    </w:p>
+    <w:p>
+      <w:pPr>
+        <w:rPr/>
+      </w:pPr>
+      <w:r>
+        <w:rPr>
+          <w:rtl w:val="0"/>
+        </w:rPr>
+      </w:r>
+    </w:p>
+    <w:p>
+      <w:pPr>
+        <w:ind w:left="720" w:firstLine="0"/>
+        <w:rPr/>
+      </w:pPr>
+      <w:r>
+        <w:rPr>
+          <w:rtl w:val="0"/>
+        </w:rPr>
+        <w:t xml:space="preserve">Pracownik biura – Obsługa zamówień, wystawianie dokumentów</w:t>
+      </w:r>
+    </w:p>
+    <w:p>
+      <w:pPr>
+        <w:ind w:left="720" w:firstLine="0"/>
+        <w:rPr/>
+      </w:pPr>
+      <w:r>
+        <w:rPr>
+          <w:rtl w:val="0"/>
+        </w:rPr>
+        <w:t xml:space="preserve">Magazynier – Kompletowanie towaru i obsługa zwrotów butelek</w:t>
+      </w:r>
+    </w:p>
+    <w:p>
+      <w:pPr>
+        <w:ind w:left="720" w:firstLine="0"/>
+        <w:rPr/>
+      </w:pPr>
+      <w:r>
+        <w:rPr>
+          <w:rtl w:val="0"/>
+        </w:rPr>
+        <w:t xml:space="preserve">Kierowca – Dostawa towaru, odbiór pustych butelek</w:t>
+      </w:r>
+    </w:p>
+    <w:p>
+      <w:pPr>
+        <w:ind w:left="720" w:firstLine="0"/>
+        <w:rPr/>
+      </w:pPr>
+      <w:r>
+        <w:rPr>
+          <w:rtl w:val="0"/>
+        </w:rPr>
+        <w:t xml:space="preserve">Kierownik – Raporty, kontrola stanów, zarządzanie użytkownikami</w:t>
+      </w:r>
+    </w:p>
+    <w:p>
+      <w:pPr>
+        <w:rPr/>
+      </w:pPr>
+      <w:r>
+        <w:rPr>
+          <w:rtl w:val="0"/>
+        </w:rPr>
+      </w:r>
+    </w:p>
+    <w:p>
+      <w:pPr>
+        <w:ind w:firstLine="720"/>
+        <w:rPr/>
+      </w:pPr>
+      <w:r>
+        <w:rPr>
+          <w:b w:val="1"/>
+          <w:bCs w:val="1"/>
+          <w:rtl w:val="0"/>
+        </w:rPr>
+        <w:t xml:space="preserve">4.1.2.</w:t>
+      </w:r>
+      <w:r>
+        <w:rPr>
+          <w:rtl w:val="0"/>
+        </w:rPr>
+        <w:t xml:space="preserve"> Opisy tekstowe wybranych przypadków użycia (co najmniej 3 opisy):</w:t>
+      </w:r>
+    </w:p>
+    <w:p>
+      <w:pPr>
+        <w:ind w:left="0" w:firstLine="0"/>
+        <w:rPr/>
+      </w:pPr>
+      <w:r>
+        <w:rPr>
+          <w:rtl w:val="0"/>
+        </w:rPr>
+      </w:r>
+    </w:p>
+    <w:p>
+      <w:pPr>
+        <w:ind w:left="0" w:firstLine="720"/>
+        <w:rPr/>
+      </w:pPr>
+      <w:r>
+        <w:rPr>
+          <w:rtl w:val="0"/>
+        </w:rPr>
+        <w:t xml:space="preserve">Opis przypadku użycia “Zarejestruj utylizację butelek bezzwrotnych”</w:t>
+      </w:r>
+    </w:p>
+    <w:p>
+      <w:pPr>
+        <w:ind w:left="0" w:firstLine="720"/>
+        <w:rPr>
+          <w:b w:val="1"/>
+          <w:bCs w:val="1"/>
+        </w:rPr>
+      </w:pPr>
+      <w:r>
+        <w:rPr>
+          <w:b w:val="1"/>
+          <w:bCs w:val="1"/>
+          <w:rtl w:val="0"/>
+        </w:rPr>
+        <w:t xml:space="preserve">Igor Nalewajko</w:t>
+      </w:r>
+    </w:p>
+    <w:p>
+      <w:pPr>
+        <w:ind w:left="0" w:firstLine="0"/>
+        <w:rPr>
+          <w:b w:val="1"/>
+          <w:bCs w:val="1"/>
+        </w:rPr>
+      </w:pPr>
+      <w:r>
+        <w:rPr>
+          <w:rtl w:val="0"/>
+        </w:rPr>
+      </w:r>
+    </w:p>
+    <w:p>
+      <w:pPr>
+        <w:numPr>
+          <w:ilvl w:val="1"/>
+          <w:numId w:val="12"/>
+        </w:numPr>
+        <w:ind w:left="2160" w:hanging="360"/>
+        <w:rPr>
+          <w:u w:val="none"/>
+        </w:rPr>
+      </w:pPr>
+      <w:r>
+        <w:rPr>
+          <w:rtl w:val="0"/>
+        </w:rPr>
+        <w:t xml:space="preserve">Aktorzy:</w:t>
+      </w:r>
+    </w:p>
+    <w:p>
+      <w:pPr>
+        <w:numPr>
+          <w:ilvl w:val="2"/>
+          <w:numId w:val="12"/>
+        </w:numPr>
+        <w:ind w:left="2880" w:hanging="360"/>
+        <w:rPr>
+          <w:u w:val="none"/>
+        </w:rPr>
+      </w:pPr>
+      <w:r>
+        <w:rPr>
+          <w:rtl w:val="0"/>
+        </w:rPr>
+        <w:t xml:space="preserve">Magazynier</w:t>
+      </w:r>
+    </w:p>
+    <w:p>
+      <w:pPr>
+        <w:ind w:left="2880" w:firstLine="0"/>
+        <w:rPr/>
+      </w:pPr>
+      <w:r>
+        <w:rPr>
+          <w:rtl w:val="0"/>
+        </w:rPr>
+      </w:r>
+    </w:p>
+    <w:p>
+      <w:pPr>
+        <w:numPr>
+          <w:ilvl w:val="1"/>
+          <w:numId w:val="12"/>
+        </w:numPr>
+        <w:ind w:left="2160" w:hanging="360"/>
+        <w:rPr>
+          <w:u w:val="none"/>
+        </w:rPr>
+      </w:pPr>
+      <w:r>
+        <w:rPr>
+          <w:rtl w:val="0"/>
+        </w:rPr>
+        <w:t xml:space="preserve">Podstawowy ciąg zdarzeń:</w:t>
+      </w:r>
+    </w:p>
+    <w:p>
+      <w:pPr>
+        <w:numPr>
+          <w:ilvl w:val="2"/>
+          <w:numId w:val="12"/>
+        </w:numPr>
+        <w:ind w:left="2880" w:hanging="360"/>
+        <w:rPr>
+          <w:u w:val="none"/>
+        </w:rPr>
+      </w:pPr>
+      <w:r>
+        <w:rPr>
+          <w:rtl w:val="0"/>
+        </w:rPr>
+        <w:t xml:space="preserve">Magazynier wybiera opcję “Zarejestruj utylizację opakowań”</w:t>
+      </w:r>
+    </w:p>
+    <w:p>
+      <w:pPr>
+        <w:numPr>
+          <w:ilvl w:val="2"/>
+          <w:numId w:val="12"/>
+        </w:numPr>
+        <w:ind w:left="2880" w:hanging="360"/>
+        <w:rPr>
+          <w:u w:val="none"/>
+        </w:rPr>
+      </w:pPr>
+      <w:r>
+        <w:rPr>
+          <w:rtl w:val="0"/>
+        </w:rPr>
+        <w:t xml:space="preserve">System wyświetla formularz do zarejestrowania utylizacji</w:t>
+      </w:r>
+    </w:p>
+    <w:p>
+      <w:pPr>
+        <w:numPr>
+          <w:ilvl w:val="2"/>
+          <w:numId w:val="12"/>
+        </w:numPr>
+        <w:ind w:left="2880" w:hanging="360"/>
+        <w:rPr>
+          <w:u w:val="none"/>
+        </w:rPr>
+      </w:pPr>
+      <w:r>
+        <w:rPr>
+          <w:rtl w:val="0"/>
+        </w:rPr>
+        <w:t xml:space="preserve">Magazynier wybiera rodzaj opakowania z listy</w:t>
+      </w:r>
+    </w:p>
+    <w:p>
+      <w:pPr>
+        <w:numPr>
+          <w:ilvl w:val="2"/>
+          <w:numId w:val="12"/>
+        </w:numPr>
+        <w:ind w:left="2880" w:hanging="360"/>
+        <w:rPr>
+          <w:u w:val="none"/>
+        </w:rPr>
+      </w:pPr>
+      <w:r>
+        <w:rPr>
+          <w:rtl w:val="0"/>
+        </w:rPr>
+        <w:t xml:space="preserve">Magazynier wpisuje liczbę sztuk opakowań do utylizacji</w:t>
+      </w:r>
+    </w:p>
+    <w:p>
+      <w:pPr>
+        <w:numPr>
+          <w:ilvl w:val="2"/>
+          <w:numId w:val="12"/>
+        </w:numPr>
+        <w:ind w:left="2880" w:hanging="360"/>
+        <w:rPr>
+          <w:u w:val="none"/>
+        </w:rPr>
+      </w:pPr>
+      <w:r>
+        <w:rPr>
+          <w:rtl w:val="0"/>
+        </w:rPr>
+        <w:t xml:space="preserve">Magazynier zatwierdza operację klikając przycisk “Zatwierdź utylizację”</w:t>
+      </w:r>
+    </w:p>
+    <w:p>
+      <w:pPr>
+        <w:numPr>
+          <w:ilvl w:val="2"/>
+          <w:numId w:val="12"/>
+        </w:numPr>
+        <w:ind w:left="2880" w:hanging="360"/>
+        <w:rPr>
+          <w:u w:val="none"/>
+        </w:rPr>
+      </w:pPr>
+      <w:r>
+        <w:rPr>
+          <w:rtl w:val="0"/>
+        </w:rPr>
+        <w:t xml:space="preserve">System weryfikuje poprawność danych</w:t>
+      </w:r>
+    </w:p>
+    <w:p>
+      <w:pPr>
+        <w:numPr>
+          <w:ilvl w:val="2"/>
+          <w:numId w:val="12"/>
+        </w:numPr>
+        <w:ind w:left="2880" w:hanging="360"/>
+        <w:rPr>
+          <w:u w:val="none"/>
+        </w:rPr>
+      </w:pPr>
+      <w:r>
+        <w:rPr>
+          <w:rtl w:val="0"/>
+        </w:rPr>
+        <w:t xml:space="preserve">System aktualizuje stan magazynowy (pomniejsza ilość pustych opakowań o podaną ilość)</w:t>
+      </w:r>
+    </w:p>
+    <w:p>
+      <w:pPr>
+        <w:numPr>
+          <w:ilvl w:val="2"/>
+          <w:numId w:val="12"/>
+        </w:numPr>
+        <w:ind w:left="2880" w:hanging="360"/>
+        <w:rPr>
+          <w:u w:val="none"/>
+        </w:rPr>
+      </w:pPr>
+      <w:r>
+        <w:rPr>
+          <w:rtl w:val="0"/>
+        </w:rPr>
+        <w:t xml:space="preserve">System informuje o dokonanej operacji wyświetlając odpowiedni komunikat</w:t>
+      </w:r>
+    </w:p>
+    <w:p>
+      <w:pPr>
+        <w:ind w:left="2880" w:firstLine="0"/>
+        <w:rPr/>
+      </w:pPr>
+      <w:r>
+        <w:rPr>
+          <w:rtl w:val="0"/>
+        </w:rPr>
+      </w:r>
+    </w:p>
+    <w:p>
+      <w:pPr>
+        <w:numPr>
+          <w:ilvl w:val="1"/>
+          <w:numId w:val="12"/>
+        </w:numPr>
+        <w:ind w:left="2160" w:hanging="360"/>
+        <w:rPr>
+          <w:u w:val="none"/>
+        </w:rPr>
+      </w:pPr>
+      <w:r>
+        <w:rPr>
+          <w:rtl w:val="0"/>
+        </w:rPr>
+        <w:t xml:space="preserve">Alternatywny ciąg zdarzeń:</w:t>
+      </w:r>
+    </w:p>
+    <w:p>
+      <w:pPr>
+        <w:numPr>
+          <w:ilvl w:val="2"/>
+          <w:numId w:val="12"/>
+        </w:numPr>
+        <w:ind w:left="2880" w:hanging="360"/>
+        <w:rPr>
+          <w:u w:val="none"/>
+        </w:rPr>
+      </w:pPr>
+      <w:r>
+        <w:rPr>
+          <w:rtl w:val="0"/>
+        </w:rPr>
+        <w:t xml:space="preserve">Magazynier rezygnuje z operacji zarejestrowania utylizacji butelek bezzwrotnych klikając przycisk “Anuluj”</w:t>
+      </w:r>
+    </w:p>
+    <w:p>
+      <w:pPr>
+        <w:numPr>
+          <w:ilvl w:val="2"/>
+          <w:numId w:val="12"/>
+        </w:numPr>
+        <w:ind w:left="2880" w:hanging="360"/>
+        <w:rPr>
+          <w:u w:val="none"/>
+        </w:rPr>
+      </w:pPr>
+      <w:r>
+        <w:rPr>
+          <w:rtl w:val="0"/>
+        </w:rPr>
+        <w:t xml:space="preserve">Następuje powrót do stanu sprzed wywołania formularza i zmiany nie są wprowadzane</w:t>
+      </w:r>
+    </w:p>
+    <w:p>
+      <w:pPr>
+        <w:ind w:left="2880" w:firstLine="0"/>
+        <w:rPr/>
+      </w:pPr>
+      <w:r>
+        <w:rPr>
+          <w:rtl w:val="0"/>
+        </w:rPr>
+      </w:r>
+    </w:p>
+    <w:p>
+      <w:pPr>
+        <w:numPr>
+          <w:ilvl w:val="1"/>
+          <w:numId w:val="12"/>
+        </w:numPr>
+        <w:ind w:left="2160" w:hanging="360"/>
+        <w:rPr>
+          <w:u w:val="none"/>
+        </w:rPr>
+      </w:pPr>
+      <w:r>
+        <w:rPr>
+          <w:rtl w:val="0"/>
+        </w:rPr>
+        <w:t xml:space="preserve">Zależności czasowe:</w:t>
+      </w:r>
+    </w:p>
+    <w:p>
+      <w:pPr>
+        <w:numPr>
+          <w:ilvl w:val="2"/>
+          <w:numId w:val="12"/>
+        </w:numPr>
+        <w:ind w:left="2880" w:hanging="360"/>
+        <w:rPr>
+          <w:u w:val="none"/>
+        </w:rPr>
+      </w:pPr>
+      <w:r>
+        <w:rPr>
+          <w:rtl w:val="0"/>
+        </w:rPr>
+        <w:t xml:space="preserve">Częstotliwość wykonania: ~1-5 razy dziennie (zależnie od ilości bezzwrotnych opakowań przywiezionych danego dnia)</w:t>
+      </w:r>
+    </w:p>
+    <w:p>
+      <w:pPr>
+        <w:numPr>
+          <w:ilvl w:val="2"/>
+          <w:numId w:val="12"/>
+        </w:numPr>
+        <w:ind w:left="2880" w:hanging="360"/>
+        <w:rPr>
+          <w:u w:val="none"/>
+        </w:rPr>
+      </w:pPr>
+      <w:r>
+        <w:rPr>
+          <w:rtl w:val="0"/>
+        </w:rPr>
+        <w:t xml:space="preserve">Przewidywane spiętrzenia: brak</w:t>
+      </w:r>
+    </w:p>
+    <w:p>
+      <w:pPr>
+        <w:numPr>
+          <w:ilvl w:val="2"/>
+          <w:numId w:val="12"/>
+        </w:numPr>
+        <w:ind w:left="2880" w:hanging="360"/>
+        <w:rPr>
+          <w:u w:val="none"/>
+        </w:rPr>
+      </w:pPr>
+      <w:r>
+        <w:rPr>
+          <w:rtl w:val="0"/>
+        </w:rPr>
+        <w:t xml:space="preserve">Typowy czas realizacji: ~1 minuta</w:t>
+      </w:r>
+    </w:p>
+    <w:p>
+      <w:pPr>
+        <w:numPr>
+          <w:ilvl w:val="2"/>
+          <w:numId w:val="12"/>
+        </w:numPr>
+        <w:ind w:left="2880" w:hanging="360"/>
+        <w:rPr>
+          <w:u w:val="none"/>
+        </w:rPr>
+      </w:pPr>
+      <w:r>
+        <w:rPr>
+          <w:rtl w:val="0"/>
+        </w:rPr>
+        <w:t xml:space="preserve">Maksymalny czas realizacji: ~3 minuty</w:t>
+      </w:r>
+    </w:p>
+    <w:p>
+      <w:pPr>
+        <w:ind w:left="2880" w:firstLine="0"/>
+        <w:rPr/>
+      </w:pPr>
+      <w:r>
+        <w:rPr>
+          <w:rtl w:val="0"/>
+        </w:rPr>
+      </w:r>
+    </w:p>
+    <w:p>
+      <w:pPr>
+        <w:numPr>
+          <w:ilvl w:val="1"/>
+          <w:numId w:val="12"/>
+        </w:numPr>
+        <w:ind w:left="2160" w:hanging="360"/>
+        <w:rPr>
+          <w:u w:val="none"/>
+        </w:rPr>
+      </w:pPr>
+      <w:r>
+        <w:rPr>
+          <w:rtl w:val="0"/>
+        </w:rPr>
+        <w:t xml:space="preserve">Wartości uzyskiwane przez aktorów:</w:t>
+      </w:r>
+    </w:p>
+    <w:p>
+      <w:pPr>
+        <w:numPr>
+          <w:ilvl w:val="2"/>
+          <w:numId w:val="12"/>
+        </w:numPr>
+        <w:ind w:left="2880" w:hanging="360"/>
+        <w:rPr>
+          <w:u w:val="none"/>
+        </w:rPr>
+      </w:pPr>
+      <w:r>
+        <w:rPr>
+          <w:rtl w:val="0"/>
+        </w:rPr>
+        <w:t xml:space="preserve">Komunikat informujący o udanej operacji</w:t>
+      </w:r>
+    </w:p>
+    <w:p>
+      <w:pPr>
+        <w:numPr>
+          <w:ilvl w:val="2"/>
+          <w:numId w:val="12"/>
+        </w:numPr>
+        <w:ind w:left="2880" w:hanging="360"/>
+        <w:rPr>
+          <w:u w:val="none"/>
+        </w:rPr>
+      </w:pPr>
+      <w:r>
+        <w:rPr>
+          <w:rtl w:val="0"/>
+        </w:rPr>
+        <w:t xml:space="preserve">Aktualizacja stanu magazynowego</w:t>
+      </w:r>
+    </w:p>
+    <w:p>
+      <w:pPr>
+        <w:ind w:left="0" w:firstLine="0"/>
+        <w:rPr/>
+      </w:pPr>
+      <w:r>
+        <w:rPr>
+          <w:rtl w:val="0"/>
+        </w:rPr>
+      </w:r>
+    </w:p>
+    <w:p>
+      <w:pPr>
+        <w:ind w:firstLine="720"/>
+        <w:rPr/>
+      </w:pPr>
+      <w:r>
+        <w:rPr>
+          <w:rtl w:val="0"/>
+        </w:rPr>
+        <w:t xml:space="preserve">Opis przypadku użycia “Przyjmij zamówienie”</w:t>
+      </w:r>
+    </w:p>
+    <w:p>
+      <w:pPr>
+        <w:ind w:firstLine="720"/>
+        <w:rPr>
+          <w:b w:val="1"/>
+          <w:bCs w:val="1"/>
+        </w:rPr>
+      </w:pPr>
+      <w:r>
+        <w:rPr>
+          <w:b w:val="1"/>
+          <w:bCs w:val="1"/>
+          <w:rtl w:val="0"/>
+        </w:rPr>
+        <w:t xml:space="preserve">Aleks Łokić</w:t>
+      </w:r>
+    </w:p>
+    <w:p>
+      <w:pPr>
+        <w:rPr>
+          <w:b w:val="1"/>
+          <w:bCs w:val="1"/>
+        </w:rPr>
+      </w:pPr>
+      <w:r>
+        <w:rPr>
+          <w:rtl w:val="0"/>
+        </w:rPr>
+      </w:r>
+    </w:p>
+    <w:p>
+      <w:pPr>
+        <w:numPr>
+          <w:ilvl w:val="1"/>
+          <w:numId w:val="12"/>
+        </w:numPr>
+        <w:ind w:left="2160" w:hanging="360"/>
+      </w:pPr>
+      <w:r>
+        <w:rPr>
+          <w:rtl w:val="0"/>
+        </w:rPr>
+        <w:t xml:space="preserve">Aktorzy:</w:t>
+      </w:r>
+    </w:p>
+    <w:p>
+      <w:pPr>
+        <w:numPr>
+          <w:ilvl w:val="2"/>
+          <w:numId w:val="12"/>
+        </w:numPr>
+        <w:ind w:left="2880" w:hanging="360"/>
+      </w:pPr>
+      <w:r>
+        <w:rPr>
+          <w:rtl w:val="0"/>
+        </w:rPr>
+        <w:t xml:space="preserve">Pracownik biura </w:t>
+      </w:r>
+    </w:p>
+    <w:p>
+      <w:pPr>
+        <w:ind w:left="2880" w:firstLine="0"/>
+        <w:rPr/>
+      </w:pPr>
+      <w:r>
+        <w:rPr>
+          <w:rtl w:val="0"/>
+        </w:rPr>
+      </w:r>
+    </w:p>
+    <w:p>
+      <w:pPr>
+        <w:numPr>
+          <w:ilvl w:val="1"/>
+          <w:numId w:val="12"/>
+        </w:numPr>
+        <w:ind w:left="2160" w:hanging="360"/>
+      </w:pPr>
+      <w:r>
+        <w:rPr>
+          <w:rtl w:val="0"/>
+        </w:rPr>
+        <w:t xml:space="preserve">Podstawowy ciąg zdarzeń:</w:t>
+      </w:r>
+    </w:p>
+    <w:p>
+      <w:pPr>
+        <w:numPr>
+          <w:ilvl w:val="2"/>
+          <w:numId w:val="12"/>
+        </w:numPr>
+        <w:ind w:left="2880" w:hanging="360"/>
+      </w:pPr>
+      <w:r>
+        <w:rPr>
+          <w:rtl w:val="0"/>
+        </w:rPr>
+        <w:t xml:space="preserve">Pracownik wybiera opcję „Nowe zamówienie”. </w:t>
+      </w:r>
+    </w:p>
+    <w:p>
+      <w:pPr>
+        <w:numPr>
+          <w:ilvl w:val="2"/>
+          <w:numId w:val="12"/>
+        </w:numPr>
+        <w:ind w:left="2880" w:hanging="360"/>
+        <w:rPr>
+          <w:u w:val="none"/>
+        </w:rPr>
+      </w:pPr>
+      <w:r>
+        <w:rPr>
+          <w:rtl w:val="0"/>
+        </w:rPr>
+        <w:t xml:space="preserve">System wyświetla formularz przyjęcia zamówienia. </w:t>
+      </w:r>
+    </w:p>
+    <w:p>
+      <w:pPr>
+        <w:numPr>
+          <w:ilvl w:val="2"/>
+          <w:numId w:val="12"/>
+        </w:numPr>
+        <w:ind w:left="2880" w:hanging="360"/>
+        <w:rPr>
+          <w:u w:val="none"/>
+        </w:rPr>
+      </w:pPr>
+      <w:r>
+        <w:rPr>
+          <w:rtl w:val="0"/>
+        </w:rPr>
+        <w:t xml:space="preserve">Pracownik podaje dane klienta. </w:t>
+      </w:r>
+    </w:p>
+    <w:p>
+      <w:pPr>
+        <w:numPr>
+          <w:ilvl w:val="2"/>
+          <w:numId w:val="12"/>
+        </w:numPr>
+        <w:ind w:left="2880" w:hanging="360"/>
+        <w:rPr>
+          <w:u w:val="none"/>
+        </w:rPr>
+      </w:pPr>
+      <w:r>
+        <w:rPr>
+          <w:rtl w:val="0"/>
+        </w:rPr>
+        <w:t xml:space="preserve">System sprawdza poprawność danych klienta. </w:t>
+      </w:r>
+    </w:p>
+    <w:p>
+      <w:pPr>
+        <w:numPr>
+          <w:ilvl w:val="2"/>
+          <w:numId w:val="12"/>
+        </w:numPr>
+        <w:ind w:left="2880" w:hanging="360"/>
+        <w:rPr>
+          <w:u w:val="none"/>
+        </w:rPr>
+      </w:pPr>
+      <w:r>
+        <w:rPr>
+          <w:rtl w:val="0"/>
+        </w:rPr>
+        <w:t xml:space="preserve">Pracownik dodaje produkty do zamówienia i podaje ich ilości. </w:t>
+      </w:r>
+    </w:p>
+    <w:p>
+      <w:pPr>
+        <w:numPr>
+          <w:ilvl w:val="2"/>
+          <w:numId w:val="12"/>
+        </w:numPr>
+        <w:ind w:left="2880" w:hanging="360"/>
+        <w:rPr>
+          <w:u w:val="none"/>
+        </w:rPr>
+      </w:pPr>
+      <w:r>
+        <w:rPr>
+          <w:rtl w:val="0"/>
+        </w:rPr>
+        <w:t xml:space="preserve">System oblicza możliwe daty dostawy. </w:t>
+      </w:r>
+    </w:p>
+    <w:p>
+      <w:pPr>
+        <w:numPr>
+          <w:ilvl w:val="2"/>
+          <w:numId w:val="12"/>
+        </w:numPr>
+        <w:ind w:left="2880" w:hanging="360"/>
+        <w:rPr>
+          <w:u w:val="none"/>
+        </w:rPr>
+      </w:pPr>
+      <w:r>
+        <w:rPr>
+          <w:rtl w:val="0"/>
+        </w:rPr>
+        <w:t xml:space="preserve">Pracownik wybiera datę. </w:t>
+      </w:r>
+    </w:p>
+    <w:p>
+      <w:pPr>
+        <w:numPr>
+          <w:ilvl w:val="2"/>
+          <w:numId w:val="12"/>
+        </w:numPr>
+        <w:ind w:left="2880" w:hanging="360"/>
+        <w:rPr>
+          <w:u w:val="none"/>
+        </w:rPr>
+      </w:pPr>
+      <w:r>
+        <w:rPr>
+          <w:rtl w:val="0"/>
+        </w:rPr>
+        <w:t xml:space="preserve">Pracownik potwierdza zamówienie. </w:t>
+      </w:r>
+    </w:p>
+    <w:p>
+      <w:pPr>
+        <w:numPr>
+          <w:ilvl w:val="2"/>
+          <w:numId w:val="12"/>
+        </w:numPr>
+        <w:ind w:left="2880" w:hanging="360"/>
+        <w:rPr>
+          <w:u w:val="none"/>
+        </w:rPr>
+      </w:pPr>
+      <w:r>
+        <w:rPr>
+          <w:rtl w:val="0"/>
+        </w:rPr>
+        <w:t xml:space="preserve">System zapisuje zamówienie w bazie danych i przesyła je do realizacji. </w:t>
+      </w:r>
+    </w:p>
+    <w:p>
+      <w:pPr>
+        <w:numPr>
+          <w:ilvl w:val="2"/>
+          <w:numId w:val="12"/>
+        </w:numPr>
+        <w:ind w:left="2880" w:hanging="360"/>
+        <w:rPr>
+          <w:u w:val="none"/>
+        </w:rPr>
+      </w:pPr>
+      <w:r>
+        <w:rPr>
+          <w:rtl w:val="0"/>
+        </w:rPr>
+        <w:t xml:space="preserve">System automatycznie generuje potwierdzenie zamówienia i umożliwia jego wydruk lub elektroniczne udostępnienie, np. poprzez email. (Przypadek użycia „Wygeneruj potwierdzenie zamówienia”) </w:t>
+      </w:r>
+    </w:p>
+    <w:p>
+      <w:pPr>
+        <w:numPr>
+          <w:ilvl w:val="2"/>
+          <w:numId w:val="12"/>
+        </w:numPr>
+        <w:ind w:left="2880" w:hanging="360"/>
+        <w:rPr>
+          <w:u w:val="none"/>
+        </w:rPr>
+      </w:pPr>
+      <w:r>
+        <w:rPr>
+          <w:rtl w:val="0"/>
+        </w:rPr>
+        <w:t xml:space="preserve">System informuje o poprawnym przyjęciu nowego zamówienia. </w:t>
+      </w:r>
+    </w:p>
+    <w:p>
+      <w:pPr>
+        <w:ind w:left="2880" w:firstLine="0"/>
+        <w:rPr/>
+      </w:pPr>
+      <w:r>
+        <w:rPr>
+          <w:rtl w:val="0"/>
+        </w:rPr>
+      </w:r>
+    </w:p>
+    <w:p>
+      <w:pPr>
+        <w:numPr>
+          <w:ilvl w:val="1"/>
+          <w:numId w:val="12"/>
+        </w:numPr>
+        <w:ind w:left="2160" w:hanging="360"/>
+      </w:pPr>
+      <w:r>
+        <w:rPr>
+          <w:rtl w:val="0"/>
+        </w:rPr>
+        <w:t xml:space="preserve">Alternatywne ciągi zdarzeń:</w:t>
+      </w:r>
+    </w:p>
+    <w:p>
+      <w:pPr>
+        <w:numPr>
+          <w:ilvl w:val="2"/>
+          <w:numId w:val="12"/>
+        </w:numPr>
+        <w:ind w:left="2880" w:hanging="360"/>
+      </w:pPr>
+      <w:r>
+        <w:rPr>
+          <w:rtl w:val="0"/>
+        </w:rPr>
+        <w:t xml:space="preserve">System stwierdził niepoprawność/niekompletność danych klienta. </w:t>
+      </w:r>
+    </w:p>
+    <w:p>
+      <w:pPr>
+        <w:numPr>
+          <w:ilvl w:val="3"/>
+          <w:numId w:val="12"/>
+        </w:numPr>
+        <w:ind w:left="3600" w:hanging="360"/>
+      </w:pPr>
+      <w:r>
+        <w:rPr>
+          <w:rtl w:val="0"/>
+        </w:rPr>
+        <w:t xml:space="preserve">System wyświetla komunikat o błędzie i zaznacza błędnie wypełnione pola.  </w:t>
+      </w:r>
+    </w:p>
+    <w:p>
+      <w:pPr>
+        <w:numPr>
+          <w:ilvl w:val="3"/>
+          <w:numId w:val="12"/>
+        </w:numPr>
+        <w:ind w:left="3600" w:hanging="360"/>
+      </w:pPr>
+      <w:r>
+        <w:rPr>
+          <w:rtl w:val="0"/>
+        </w:rPr>
+        <w:t xml:space="preserve">Pracownik poprawia dane w zaznaczonych polach. </w:t>
+      </w:r>
+    </w:p>
+    <w:p>
+      <w:pPr>
+        <w:ind w:left="3600" w:firstLine="0"/>
+        <w:rPr/>
+      </w:pPr>
+      <w:r>
+        <w:rPr>
+          <w:rtl w:val="0"/>
+        </w:rPr>
+      </w:r>
+    </w:p>
+    <w:p>
+      <w:pPr>
+        <w:numPr>
+          <w:ilvl w:val="2"/>
+          <w:numId w:val="12"/>
+        </w:numPr>
+        <w:ind w:left="2880" w:hanging="360"/>
+        <w:rPr>
+          <w:u w:val="none"/>
+        </w:rPr>
+      </w:pPr>
+      <w:r>
+        <w:rPr>
+          <w:rtl w:val="0"/>
+        </w:rPr>
+        <w:t xml:space="preserve">Klient zrezygnował ze składania zamówienia. </w:t>
+      </w:r>
+    </w:p>
+    <w:p>
+      <w:pPr>
+        <w:numPr>
+          <w:ilvl w:val="3"/>
+          <w:numId w:val="12"/>
+        </w:numPr>
+        <w:ind w:left="3600" w:hanging="360"/>
+        <w:rPr>
+          <w:u w:val="none"/>
+        </w:rPr>
+      </w:pPr>
+      <w:r>
+        <w:rPr>
+          <w:rtl w:val="0"/>
+        </w:rPr>
+        <w:t xml:space="preserve">Pracownik anuluje wypełnianie formularza klikając przycisk „Anuluj”.  </w:t>
+      </w:r>
+    </w:p>
+    <w:p>
+      <w:pPr>
+        <w:numPr>
+          <w:ilvl w:val="3"/>
+          <w:numId w:val="12"/>
+        </w:numPr>
+        <w:ind w:left="3600" w:hanging="360"/>
+        <w:rPr>
+          <w:u w:val="none"/>
+        </w:rPr>
+      </w:pPr>
+      <w:r>
+        <w:rPr>
+          <w:rtl w:val="0"/>
+        </w:rPr>
+        <w:t xml:space="preserve">System wraca do stanu sprzed wywołania funkcji bez dokonywania żadnych zmian. </w:t>
+      </w:r>
+    </w:p>
+    <w:p>
+      <w:pPr>
+        <w:ind w:left="0" w:firstLine="0"/>
+        <w:rPr/>
+      </w:pPr>
+      <w:r>
+        <w:rPr>
+          <w:rtl w:val="0"/>
+        </w:rPr>
+      </w:r>
+    </w:p>
+    <w:p>
+      <w:pPr>
+        <w:numPr>
+          <w:ilvl w:val="1"/>
+          <w:numId w:val="12"/>
+        </w:numPr>
+        <w:ind w:left="2160" w:hanging="360"/>
+      </w:pPr>
+      <w:r>
+        <w:rPr>
+          <w:rtl w:val="0"/>
+        </w:rPr>
+        <w:t xml:space="preserve">Zależności czasowe:</w:t>
+      </w:r>
+    </w:p>
+    <w:p>
+      <w:pPr>
+        <w:numPr>
+          <w:ilvl w:val="2"/>
+          <w:numId w:val="12"/>
+        </w:numPr>
+        <w:ind w:left="2880" w:hanging="360"/>
+      </w:pPr>
+      <w:r>
+        <w:rPr>
+          <w:rtl w:val="0"/>
+        </w:rPr>
+        <w:t xml:space="preserve">Częstotliwość wykonania: kilkanaście do kilkudziesięciu razy dziennie </w:t>
+      </w:r>
+    </w:p>
+    <w:p>
+      <w:pPr>
+        <w:numPr>
+          <w:ilvl w:val="2"/>
+          <w:numId w:val="12"/>
+        </w:numPr>
+        <w:ind w:left="2880" w:hanging="360"/>
+      </w:pPr>
+      <w:r>
+        <w:rPr>
+          <w:rtl w:val="0"/>
+        </w:rPr>
+        <w:t xml:space="preserve">Przewidywane spiętrzenia: przed weekendami i świętami</w:t>
+      </w:r>
+    </w:p>
+    <w:p>
+      <w:pPr>
+        <w:numPr>
+          <w:ilvl w:val="2"/>
+          <w:numId w:val="12"/>
+        </w:numPr>
+        <w:ind w:left="2880" w:hanging="360"/>
+      </w:pPr>
+      <w:r>
+        <w:rPr>
+          <w:rtl w:val="0"/>
+        </w:rPr>
+        <w:t xml:space="preserve">Typowy czas realizacji: ~ 2-5 minut</w:t>
+      </w:r>
+    </w:p>
+    <w:p>
+      <w:pPr>
+        <w:numPr>
+          <w:ilvl w:val="2"/>
+          <w:numId w:val="12"/>
+        </w:numPr>
+        <w:ind w:left="2880" w:hanging="360"/>
+      </w:pPr>
+      <w:r>
+        <w:rPr>
+          <w:rtl w:val="0"/>
+        </w:rPr>
+        <w:t xml:space="preserve">Maksymalny czas realizacji: nieokreślony </w:t>
+      </w:r>
+    </w:p>
+    <w:p>
+      <w:pPr>
+        <w:ind w:left="2880" w:firstLine="0"/>
+        <w:rPr/>
+      </w:pPr>
+      <w:r>
+        <w:rPr>
+          <w:rtl w:val="0"/>
+        </w:rPr>
+      </w:r>
+    </w:p>
+    <w:p>
+      <w:pPr>
+        <w:numPr>
+          <w:ilvl w:val="1"/>
+          <w:numId w:val="12"/>
+        </w:numPr>
+        <w:ind w:left="2160" w:hanging="360"/>
+      </w:pPr>
+      <w:r>
+        <w:rPr>
+          <w:rtl w:val="0"/>
+        </w:rPr>
+        <w:t xml:space="preserve">Wartości uzyskiwane przez aktorów:</w:t>
+      </w:r>
+    </w:p>
+    <w:p>
+      <w:pPr>
+        <w:numPr>
+          <w:ilvl w:val="2"/>
+          <w:numId w:val="12"/>
+        </w:numPr>
+        <w:ind w:left="2880" w:hanging="360"/>
+      </w:pPr>
+      <w:r>
+        <w:rPr>
+          <w:rtl w:val="0"/>
+        </w:rPr>
+        <w:t xml:space="preserve">Komunikat informujący o przyjęciu nowego zamówienia  </w:t>
+      </w:r>
+    </w:p>
+    <w:p>
+      <w:pPr>
+        <w:numPr>
+          <w:ilvl w:val="2"/>
+          <w:numId w:val="12"/>
+        </w:numPr>
+        <w:ind w:left="2880" w:hanging="360"/>
+      </w:pPr>
+      <w:r>
+        <w:rPr>
+          <w:rtl w:val="0"/>
+        </w:rPr>
+        <w:t xml:space="preserve">Zapis nowego zamówienia do bazy danych  </w:t>
+      </w:r>
+    </w:p>
+    <w:p>
+      <w:pPr>
+        <w:numPr>
+          <w:ilvl w:val="2"/>
+          <w:numId w:val="12"/>
+        </w:numPr>
+        <w:ind w:left="2880" w:hanging="360"/>
+      </w:pPr>
+      <w:r>
+        <w:rPr>
+          <w:rtl w:val="0"/>
+        </w:rPr>
+        <w:t xml:space="preserve">Szybkie tworzenie nowych zamówień  </w:t>
+      </w:r>
+    </w:p>
+    <w:p>
+      <w:pPr>
+        <w:numPr>
+          <w:ilvl w:val="2"/>
+          <w:numId w:val="12"/>
+        </w:numPr>
+        <w:ind w:left="2880" w:hanging="360"/>
+      </w:pPr>
+      <w:r>
+        <w:rPr>
+          <w:rtl w:val="0"/>
+        </w:rPr>
+        <w:t xml:space="preserve">Automatyczne przesłanie zamówienia do pracowników realizujących (magazynierzy, kierowcy)  </w:t>
+      </w:r>
+    </w:p>
+    <w:p>
+      <w:pPr>
+        <w:numPr>
+          <w:ilvl w:val="2"/>
+          <w:numId w:val="12"/>
+        </w:numPr>
+        <w:ind w:left="2880" w:hanging="360"/>
+      </w:pPr>
+      <w:r>
+        <w:rPr>
+          <w:rtl w:val="0"/>
+        </w:rPr>
+        <w:t xml:space="preserve">Możliwość późniejszej łatwej edycji/anulowania zamówienia  </w:t>
+      </w:r>
+    </w:p>
+    <w:p>
+      <w:pPr>
+        <w:numPr>
+          <w:ilvl w:val="2"/>
+          <w:numId w:val="12"/>
+        </w:numPr>
+        <w:ind w:left="2880" w:hanging="360"/>
+      </w:pPr>
+      <w:r>
+        <w:rPr>
+          <w:rtl w:val="0"/>
+        </w:rPr>
+        <w:t xml:space="preserve">Zmniejszenie liczby błędów dzięki walidacji danych klienta oraz elektronicznej dokumentacji </w:t>
+      </w:r>
+    </w:p>
+    <w:p>
+      <w:pPr>
+        <w:numPr>
+          <w:ilvl w:val="2"/>
+          <w:numId w:val="12"/>
+        </w:numPr>
+        <w:ind w:left="2880" w:hanging="360"/>
+      </w:pPr>
+      <w:r>
+        <w:rPr>
+          <w:rtl w:val="0"/>
+        </w:rPr>
+        <w:t xml:space="preserve">Łatwe monitorowanie statusu realizacji zamówienia </w:t>
+      </w:r>
+    </w:p>
+    <w:p>
+      <w:pPr>
+        <w:ind w:left="0" w:firstLine="0"/>
+        <w:rPr/>
+      </w:pPr>
+      <w:r>
+        <w:rPr>
+          <w:rtl w:val="0"/>
+        </w:rPr>
+      </w:r>
+    </w:p>
+    <w:p>
+      <w:pPr>
+        <w:ind w:firstLine="720"/>
+        <w:rPr/>
+      </w:pPr>
+      <w:r>
+        <w:rPr>
+          <w:rtl w:val="0"/>
+        </w:rPr>
+        <w:t xml:space="preserve">Opis przypadku użycia “Zarejestruj przyjęcie towaru”</w:t>
+      </w:r>
+    </w:p>
+    <w:p>
+      <w:pPr>
+        <w:ind w:firstLine="720"/>
+        <w:rPr>
+          <w:b w:val="1"/>
+          <w:bCs w:val="1"/>
+        </w:rPr>
+      </w:pPr>
+      <w:r>
+        <w:rPr>
+          <w:b w:val="1"/>
+          <w:bCs w:val="1"/>
+          <w:rtl w:val="0"/>
+        </w:rPr>
+        <w:t xml:space="preserve">Mateusz Motuk</w:t>
+      </w:r>
+    </w:p>
+    <w:p>
+      <w:pPr>
+        <w:rPr>
+          <w:b w:val="1"/>
+          <w:bCs w:val="1"/>
+        </w:rPr>
+      </w:pPr>
+      <w:r>
+        <w:rPr>
+          <w:rtl w:val="0"/>
+        </w:rPr>
+      </w:r>
+    </w:p>
+    <w:p>
+      <w:pPr>
+        <w:numPr>
+          <w:ilvl w:val="1"/>
+          <w:numId w:val="12"/>
+        </w:numPr>
+        <w:ind w:left="2160" w:hanging="360"/>
+      </w:pPr>
+      <w:r>
+        <w:rPr>
+          <w:rtl w:val="0"/>
+        </w:rPr>
+        <w:t xml:space="preserve">Aktorzy:</w:t>
+      </w:r>
+    </w:p>
+    <w:p>
+      <w:pPr>
+        <w:numPr>
+          <w:ilvl w:val="2"/>
+          <w:numId w:val="12"/>
+        </w:numPr>
+        <w:ind w:left="2880" w:hanging="360"/>
+      </w:pPr>
+      <w:r>
+        <w:rPr>
+          <w:rtl w:val="0"/>
+        </w:rPr>
+        <w:t xml:space="preserve">Magazynier</w:t>
+      </w:r>
+    </w:p>
+    <w:p>
+      <w:pPr>
+        <w:ind w:left="2880" w:firstLine="0"/>
+        <w:rPr/>
+      </w:pPr>
+      <w:r>
+        <w:rPr>
+          <w:rtl w:val="0"/>
+        </w:rPr>
+      </w:r>
+    </w:p>
+    <w:p>
+      <w:pPr>
+        <w:numPr>
+          <w:ilvl w:val="1"/>
+          <w:numId w:val="12"/>
+        </w:numPr>
+        <w:ind w:left="2160" w:hanging="360"/>
+      </w:pPr>
+      <w:r>
+        <w:rPr>
+          <w:rtl w:val="0"/>
+        </w:rPr>
+        <w:t xml:space="preserve">Podstawowy ciąg zdarzeń:</w:t>
+      </w:r>
+    </w:p>
+    <w:p>
+      <w:pPr>
+        <w:numPr>
+          <w:ilvl w:val="2"/>
+          <w:numId w:val="12"/>
+        </w:numPr>
+        <w:ind w:left="2880" w:hanging="360"/>
+      </w:pPr>
+      <w:r>
+        <w:rPr>
+          <w:rtl w:val="0"/>
+        </w:rPr>
+        <w:t xml:space="preserve">Magazynier loguje się do systemu. </w:t>
+      </w:r>
+    </w:p>
+    <w:p>
+      <w:pPr>
+        <w:numPr>
+          <w:ilvl w:val="2"/>
+          <w:numId w:val="12"/>
+        </w:numPr>
+        <w:ind w:left="2880" w:hanging="360"/>
+        <w:rPr>
+          <w:u w:val="none"/>
+        </w:rPr>
+      </w:pPr>
+      <w:r>
+        <w:rPr>
+          <w:rtl w:val="0"/>
+        </w:rPr>
+        <w:t xml:space="preserve">Magazynier wybiera opcję „Zarejestruj przyjęcie towaru”. </w:t>
+      </w:r>
+    </w:p>
+    <w:p>
+      <w:pPr>
+        <w:numPr>
+          <w:ilvl w:val="2"/>
+          <w:numId w:val="12"/>
+        </w:numPr>
+        <w:ind w:left="2880" w:hanging="360"/>
+        <w:rPr>
+          <w:u w:val="none"/>
+        </w:rPr>
+      </w:pPr>
+      <w:r>
+        <w:rPr>
+          <w:rtl w:val="0"/>
+        </w:rPr>
+        <w:t xml:space="preserve">System wyświetla formularz przyjęcia dostawy. </w:t>
+      </w:r>
+    </w:p>
+    <w:p>
+      <w:pPr>
+        <w:numPr>
+          <w:ilvl w:val="2"/>
+          <w:numId w:val="12"/>
+        </w:numPr>
+        <w:ind w:left="2880" w:hanging="360"/>
+        <w:rPr>
+          <w:u w:val="none"/>
+        </w:rPr>
+      </w:pPr>
+      <w:r>
+        <w:rPr>
+          <w:rtl w:val="0"/>
+        </w:rPr>
+        <w:t xml:space="preserve">Magazynier wprowadza dane produktu </w:t>
+      </w:r>
+    </w:p>
+    <w:p>
+      <w:pPr>
+        <w:numPr>
+          <w:ilvl w:val="3"/>
+          <w:numId w:val="12"/>
+        </w:numPr>
+        <w:ind w:left="3600" w:hanging="360"/>
+        <w:rPr>
+          <w:u w:val="none"/>
+        </w:rPr>
+      </w:pPr>
+      <w:r>
+        <w:rPr>
+          <w:rtl w:val="0"/>
+        </w:rPr>
+        <w:t xml:space="preserve">nazwę </w:t>
+      </w:r>
+    </w:p>
+    <w:p>
+      <w:pPr>
+        <w:numPr>
+          <w:ilvl w:val="3"/>
+          <w:numId w:val="12"/>
+        </w:numPr>
+        <w:ind w:left="3600" w:hanging="360"/>
+        <w:rPr>
+          <w:u w:val="none"/>
+        </w:rPr>
+      </w:pPr>
+      <w:r>
+        <w:rPr>
+          <w:rtl w:val="0"/>
+        </w:rPr>
+        <w:t xml:space="preserve">ilość </w:t>
+      </w:r>
+    </w:p>
+    <w:p>
+      <w:pPr>
+        <w:numPr>
+          <w:ilvl w:val="2"/>
+          <w:numId w:val="12"/>
+        </w:numPr>
+        <w:ind w:left="2880" w:hanging="360"/>
+        <w:rPr>
+          <w:u w:val="none"/>
+        </w:rPr>
+      </w:pPr>
+      <w:r>
+        <w:rPr>
+          <w:rtl w:val="0"/>
+        </w:rPr>
+        <w:t xml:space="preserve">System sprawdza poprawność danych. </w:t>
+      </w:r>
+    </w:p>
+    <w:p>
+      <w:pPr>
+        <w:numPr>
+          <w:ilvl w:val="2"/>
+          <w:numId w:val="12"/>
+        </w:numPr>
+        <w:ind w:left="2880" w:hanging="360"/>
+        <w:rPr>
+          <w:u w:val="none"/>
+        </w:rPr>
+      </w:pPr>
+      <w:r>
+        <w:rPr>
+          <w:rtl w:val="0"/>
+        </w:rPr>
+        <w:t xml:space="preserve">Magazynier </w:t>
+      </w:r>
+      <w:r>
+        <w:rPr>
+          <w:rtl w:val="0"/>
+        </w:rPr>
+        <w:t xml:space="preserve">zatwierdza</w:t>
+      </w:r>
+      <w:r>
+        <w:rPr>
+          <w:rtl w:val="0"/>
+        </w:rPr>
+        <w:t xml:space="preserve"> przyjęcie dostawy. </w:t>
+      </w:r>
+    </w:p>
+    <w:p>
+      <w:pPr>
+        <w:numPr>
+          <w:ilvl w:val="2"/>
+          <w:numId w:val="12"/>
+        </w:numPr>
+        <w:ind w:left="2880" w:hanging="360"/>
+        <w:rPr>
+          <w:u w:val="none"/>
+        </w:rPr>
+      </w:pPr>
+      <w:r>
+        <w:rPr>
+          <w:rtl w:val="0"/>
+        </w:rPr>
+        <w:t xml:space="preserve">System zapisuje przyjęcie towaru. </w:t>
+      </w:r>
+    </w:p>
+    <w:p>
+      <w:pPr>
+        <w:numPr>
+          <w:ilvl w:val="2"/>
+          <w:numId w:val="12"/>
+        </w:numPr>
+        <w:ind w:left="2880" w:hanging="360"/>
+        <w:rPr>
+          <w:u w:val="none"/>
+        </w:rPr>
+      </w:pPr>
+      <w:r>
+        <w:rPr>
+          <w:rtl w:val="0"/>
+        </w:rPr>
+        <w:t xml:space="preserve">Następuje aktualizacja stanu magazynowego. </w:t>
+      </w:r>
+    </w:p>
+    <w:p>
+      <w:pPr>
+        <w:numPr>
+          <w:ilvl w:val="2"/>
+          <w:numId w:val="12"/>
+        </w:numPr>
+        <w:ind w:left="2880" w:hanging="360"/>
+        <w:rPr>
+          <w:u w:val="none"/>
+        </w:rPr>
+      </w:pPr>
+      <w:r>
+        <w:rPr>
+          <w:rtl w:val="0"/>
+        </w:rPr>
+        <w:t xml:space="preserve">Magazynier kończy operację. </w:t>
+      </w:r>
+    </w:p>
+    <w:p>
+      <w:pPr>
+        <w:ind w:left="2880" w:firstLine="0"/>
+        <w:rPr/>
+      </w:pPr>
+      <w:r>
+        <w:rPr>
+          <w:rtl w:val="0"/>
+        </w:rPr>
+      </w:r>
+    </w:p>
+    <w:p>
+      <w:pPr>
+        <w:numPr>
+          <w:ilvl w:val="1"/>
+          <w:numId w:val="12"/>
+        </w:numPr>
+        <w:ind w:left="2160" w:hanging="360"/>
+      </w:pPr>
+      <w:r>
+        <w:rPr>
+          <w:rtl w:val="0"/>
+        </w:rPr>
+        <w:t xml:space="preserve">Alternatywny ciąg zdarzeń:</w:t>
+      </w:r>
+    </w:p>
+    <w:p>
+      <w:pPr>
+        <w:numPr>
+          <w:ilvl w:val="2"/>
+          <w:numId w:val="12"/>
+        </w:numPr>
+        <w:ind w:left="2880" w:hanging="360"/>
+      </w:pPr>
+      <w:r>
+        <w:rPr>
+          <w:rtl w:val="0"/>
+        </w:rPr>
+        <w:t xml:space="preserve">Błędne dane dostawy </w:t>
+      </w:r>
+    </w:p>
+    <w:p>
+      <w:pPr>
+        <w:numPr>
+          <w:ilvl w:val="3"/>
+          <w:numId w:val="12"/>
+        </w:numPr>
+        <w:ind w:left="3600" w:hanging="360"/>
+        <w:rPr>
+          <w:u w:val="none"/>
+        </w:rPr>
+      </w:pPr>
+      <w:r>
+        <w:rPr>
+          <w:rtl w:val="0"/>
+        </w:rPr>
+        <w:t xml:space="preserve">System wykrywa brakujące lub niepoprawne dane. </w:t>
+      </w:r>
+    </w:p>
+    <w:p>
+      <w:pPr>
+        <w:numPr>
+          <w:ilvl w:val="3"/>
+          <w:numId w:val="12"/>
+        </w:numPr>
+        <w:ind w:left="3600" w:hanging="360"/>
+        <w:rPr>
+          <w:u w:val="none"/>
+        </w:rPr>
+      </w:pPr>
+      <w:r>
+        <w:rPr>
+          <w:rtl w:val="0"/>
+        </w:rPr>
+        <w:t xml:space="preserve">System wyświetla komunikat o błędzie. </w:t>
+      </w:r>
+    </w:p>
+    <w:p>
+      <w:pPr>
+        <w:numPr>
+          <w:ilvl w:val="3"/>
+          <w:numId w:val="12"/>
+        </w:numPr>
+        <w:ind w:left="3600" w:hanging="360"/>
+        <w:rPr>
+          <w:u w:val="none"/>
+        </w:rPr>
+      </w:pPr>
+      <w:r>
+        <w:rPr>
+          <w:rtl w:val="0"/>
+        </w:rPr>
+        <w:t xml:space="preserve">Magazynier musi od nowa wprowadzić dane. </w:t>
+      </w:r>
+    </w:p>
+    <w:p>
+      <w:pPr>
+        <w:ind w:left="2880" w:firstLine="0"/>
+        <w:rPr/>
+      </w:pPr>
+      <w:r>
+        <w:rPr>
+          <w:rtl w:val="0"/>
+        </w:rPr>
+      </w:r>
+    </w:p>
+    <w:p>
+      <w:pPr>
+        <w:numPr>
+          <w:ilvl w:val="1"/>
+          <w:numId w:val="12"/>
+        </w:numPr>
+        <w:ind w:left="2160" w:hanging="360"/>
+      </w:pPr>
+      <w:r>
+        <w:rPr>
+          <w:rtl w:val="0"/>
+        </w:rPr>
+        <w:t xml:space="preserve">Zależności czasowe:</w:t>
+      </w:r>
+    </w:p>
+    <w:p>
+      <w:pPr>
+        <w:numPr>
+          <w:ilvl w:val="2"/>
+          <w:numId w:val="12"/>
+        </w:numPr>
+        <w:ind w:left="2880" w:hanging="360"/>
+      </w:pPr>
+      <w:r>
+        <w:rPr>
+          <w:rtl w:val="0"/>
+        </w:rPr>
+        <w:t xml:space="preserve">Częstotliwość wykonania: kilka do kilkunastu razy dziennie, zależna od liczby dostaw do hurtowni alkoholi. </w:t>
+      </w:r>
+    </w:p>
+    <w:p>
+      <w:pPr>
+        <w:numPr>
+          <w:ilvl w:val="2"/>
+          <w:numId w:val="12"/>
+        </w:numPr>
+        <w:ind w:left="2880" w:hanging="360"/>
+      </w:pPr>
+      <w:r>
+        <w:rPr>
+          <w:rtl w:val="0"/>
+        </w:rPr>
+        <w:t xml:space="preserve">Przewidywane spiętrzenia: rano podczas przyjmowania dostaw, przed weekendami i świętami, w okresach zwiększonej sprzedaży alkoholu. </w:t>
+      </w:r>
+    </w:p>
+    <w:p>
+      <w:pPr>
+        <w:numPr>
+          <w:ilvl w:val="2"/>
+          <w:numId w:val="12"/>
+        </w:numPr>
+        <w:ind w:left="2880" w:hanging="360"/>
+      </w:pPr>
+      <w:r>
+        <w:rPr>
+          <w:rtl w:val="0"/>
+        </w:rPr>
+        <w:t xml:space="preserve">Typowy czas realizacji: około 3-5 minut dla standardowej dostawy. </w:t>
+      </w:r>
+    </w:p>
+    <w:p>
+      <w:pPr>
+        <w:numPr>
+          <w:ilvl w:val="2"/>
+          <w:numId w:val="12"/>
+        </w:numPr>
+        <w:ind w:left="2880" w:hanging="360"/>
+      </w:pPr>
+      <w:r>
+        <w:rPr>
+          <w:rtl w:val="0"/>
+        </w:rPr>
+        <w:t xml:space="preserve">Maksymalny czas realizacji: nieokreślony. </w:t>
+      </w:r>
+    </w:p>
+    <w:p>
+      <w:pPr>
+        <w:ind w:left="2880" w:firstLine="0"/>
+        <w:rPr/>
+      </w:pPr>
+      <w:r>
+        <w:rPr>
+          <w:rtl w:val="0"/>
+        </w:rPr>
+      </w:r>
+    </w:p>
+    <w:p>
+      <w:pPr>
+        <w:numPr>
+          <w:ilvl w:val="1"/>
+          <w:numId w:val="12"/>
+        </w:numPr>
+        <w:ind w:left="2160" w:hanging="360"/>
+      </w:pPr>
+      <w:r>
+        <w:rPr>
+          <w:rtl w:val="0"/>
+        </w:rPr>
+        <w:t xml:space="preserve">Wartości uzyskiwane przez aktorów:</w:t>
+      </w:r>
+    </w:p>
+    <w:p>
+      <w:pPr>
+        <w:numPr>
+          <w:ilvl w:val="2"/>
+          <w:numId w:val="12"/>
+        </w:numPr>
+        <w:ind w:left="2880" w:hanging="360"/>
+      </w:pPr>
+      <w:r>
+        <w:rPr>
+          <w:rtl w:val="0"/>
+        </w:rPr>
+        <w:t xml:space="preserve">Możliwość szybkiego zarejestrowania dostawy </w:t>
+      </w:r>
+    </w:p>
+    <w:p>
+      <w:pPr>
+        <w:numPr>
+          <w:ilvl w:val="2"/>
+          <w:numId w:val="12"/>
+        </w:numPr>
+        <w:ind w:left="2880" w:hanging="360"/>
+      </w:pPr>
+      <w:r>
+        <w:rPr>
+          <w:rtl w:val="0"/>
+        </w:rPr>
+        <w:t xml:space="preserve">Łatwiejsza kontrola ilości przyjętego towaru </w:t>
+      </w:r>
+    </w:p>
+    <w:p>
+      <w:pPr>
+        <w:numPr>
+          <w:ilvl w:val="2"/>
+          <w:numId w:val="12"/>
+        </w:numPr>
+        <w:ind w:left="2880" w:hanging="360"/>
+      </w:pPr>
+      <w:r>
+        <w:rPr>
+          <w:rtl w:val="0"/>
+        </w:rPr>
+        <w:t xml:space="preserve">Zmniejszenie ryzyka pomyłki podczas przyjmowania alkoholu </w:t>
+      </w:r>
+    </w:p>
+    <w:p>
+      <w:pPr>
+        <w:ind w:left="0" w:firstLine="0"/>
+        <w:rPr/>
+      </w:pPr>
+      <w:r>
+        <w:rPr>
+          <w:rtl w:val="0"/>
+        </w:rPr>
+      </w:r>
+    </w:p>
+    <w:p>
+      <w:pPr>
+        <w:ind w:firstLine="720"/>
+        <w:rPr/>
+      </w:pPr>
+      <w:r>
+        <w:rPr>
+          <w:rtl w:val="0"/>
+        </w:rPr>
+        <w:t xml:space="preserve">Opis przypadku użycia “a”</w:t>
+      </w:r>
+    </w:p>
+    <w:p>
+      <w:pPr>
+        <w:ind w:firstLine="720"/>
+        <w:rPr>
+          <w:b w:val="1"/>
+          <w:bCs w:val="1"/>
+        </w:rPr>
+      </w:pPr>
+      <w:r>
+        <w:rPr>
+          <w:b w:val="1"/>
+          <w:bCs w:val="1"/>
+          <w:rtl w:val="0"/>
+        </w:rPr>
+        <w:t xml:space="preserve">Roman Saienko</w:t>
+      </w:r>
+    </w:p>
+    <w:p>
+      <w:pPr>
+        <w:rPr>
+          <w:b w:val="1"/>
+          <w:bCs w:val="1"/>
+        </w:rPr>
+      </w:pPr>
+      <w:r>
+        <w:rPr>
+          <w:rtl w:val="0"/>
+        </w:rPr>
+      </w:r>
+    </w:p>
+    <w:p>
+      <w:pPr>
+        <w:numPr>
+          <w:ilvl w:val="1"/>
+          <w:numId w:val="12"/>
+        </w:numPr>
+        <w:ind w:left="2160" w:hanging="360"/>
+      </w:pPr>
+      <w:r>
+        <w:rPr>
+          <w:rtl w:val="0"/>
+        </w:rPr>
+        <w:t xml:space="preserve">Aktorzy:</w:t>
+      </w:r>
+    </w:p>
+    <w:p>
+      <w:pPr>
+        <w:numPr>
+          <w:ilvl w:val="2"/>
+          <w:numId w:val="12"/>
+        </w:numPr>
+        <w:ind w:left="2880" w:hanging="360"/>
+      </w:pPr>
+      <w:r>
+        <w:rPr>
+          <w:rtl w:val="0"/>
+        </w:rPr>
+        <w:t xml:space="preserve">a</w:t>
+      </w:r>
+    </w:p>
+    <w:p>
+      <w:pPr>
+        <w:ind w:left="2880" w:firstLine="0"/>
+        <w:rPr/>
+      </w:pPr>
+      <w:r>
+        <w:rPr>
+          <w:rtl w:val="0"/>
+        </w:rPr>
+      </w:r>
+    </w:p>
+    <w:p>
+      <w:pPr>
+        <w:numPr>
+          <w:ilvl w:val="1"/>
+          <w:numId w:val="12"/>
+        </w:numPr>
+        <w:ind w:left="2160" w:hanging="360"/>
+      </w:pPr>
+      <w:r>
+        <w:rPr>
+          <w:rtl w:val="0"/>
+        </w:rPr>
+        <w:t xml:space="preserve">Podstawowy ciąg zdarzeń:</w:t>
+      </w:r>
+    </w:p>
+    <w:p>
+      <w:pPr>
+        <w:numPr>
+          <w:ilvl w:val="2"/>
+          <w:numId w:val="12"/>
+        </w:numPr>
+        <w:ind w:left="2880" w:hanging="360"/>
+      </w:pPr>
+      <w:r>
+        <w:rPr>
+          <w:rtl w:val="0"/>
+        </w:rPr>
+        <w:t xml:space="preserve">a</w:t>
+      </w:r>
+    </w:p>
+    <w:p>
+      <w:pPr>
+        <w:ind w:left="2880" w:firstLine="0"/>
+        <w:rPr/>
+      </w:pPr>
+      <w:r>
+        <w:rPr>
+          <w:rtl w:val="0"/>
+        </w:rPr>
+      </w:r>
+    </w:p>
+    <w:p>
+      <w:pPr>
+        <w:numPr>
+          <w:ilvl w:val="1"/>
+          <w:numId w:val="12"/>
+        </w:numPr>
+        <w:ind w:left="2160" w:hanging="360"/>
+      </w:pPr>
+      <w:r>
+        <w:rPr>
+          <w:rtl w:val="0"/>
+        </w:rPr>
+        <w:t xml:space="preserve">Alternatywny ciąg zdarzeń:</w:t>
+      </w:r>
+    </w:p>
+    <w:p>
+      <w:pPr>
+        <w:numPr>
+          <w:ilvl w:val="2"/>
+          <w:numId w:val="12"/>
+        </w:numPr>
+        <w:ind w:left="2880" w:hanging="360"/>
+      </w:pPr>
+      <w:r>
+        <w:rPr>
+          <w:rtl w:val="0"/>
+        </w:rPr>
+        <w:t xml:space="preserve">a</w:t>
+      </w:r>
+    </w:p>
+    <w:p>
+      <w:pPr>
+        <w:ind w:left="2880" w:firstLine="0"/>
+        <w:rPr/>
+      </w:pPr>
+      <w:r>
+        <w:rPr>
+          <w:rtl w:val="0"/>
+        </w:rPr>
+      </w:r>
+    </w:p>
+    <w:p>
+      <w:pPr>
+        <w:numPr>
+          <w:ilvl w:val="1"/>
+          <w:numId w:val="12"/>
+        </w:numPr>
+        <w:ind w:left="2160" w:hanging="360"/>
+      </w:pPr>
+      <w:r>
+        <w:rPr>
+          <w:rtl w:val="0"/>
+        </w:rPr>
+        <w:t xml:space="preserve">Zależności czasowe:</w:t>
+      </w:r>
+    </w:p>
+    <w:p>
+      <w:pPr>
+        <w:numPr>
+          <w:ilvl w:val="2"/>
+          <w:numId w:val="12"/>
+        </w:numPr>
+        <w:ind w:left="2880" w:hanging="360"/>
+      </w:pPr>
+      <w:r>
+        <w:rPr>
+          <w:rtl w:val="0"/>
+        </w:rPr>
+        <w:t xml:space="preserve">Częstotliwość wykonania: </w:t>
+      </w:r>
+    </w:p>
+    <w:p>
+      <w:pPr>
+        <w:numPr>
+          <w:ilvl w:val="2"/>
+          <w:numId w:val="12"/>
+        </w:numPr>
+        <w:ind w:left="2880" w:hanging="360"/>
+      </w:pPr>
+      <w:r>
+        <w:rPr>
+          <w:rtl w:val="0"/>
+        </w:rPr>
+        <w:t xml:space="preserve">Przewidywane spiętrzenia: </w:t>
+      </w:r>
+    </w:p>
+    <w:p>
+      <w:pPr>
+        <w:numPr>
+          <w:ilvl w:val="2"/>
+          <w:numId w:val="12"/>
+        </w:numPr>
+        <w:ind w:left="2880" w:hanging="360"/>
+      </w:pPr>
+      <w:r>
+        <w:rPr>
+          <w:rtl w:val="0"/>
+        </w:rPr>
+        <w:t xml:space="preserve">Typowy czas realizacji: </w:t>
+      </w:r>
+    </w:p>
+    <w:p>
+      <w:pPr>
+        <w:numPr>
+          <w:ilvl w:val="2"/>
+          <w:numId w:val="12"/>
+        </w:numPr>
+        <w:ind w:left="2880" w:hanging="360"/>
+      </w:pPr>
+      <w:r>
+        <w:rPr>
+          <w:rtl w:val="0"/>
+        </w:rPr>
+        <w:t xml:space="preserve">Maksymalny czas realizacji: </w:t>
+      </w:r>
+    </w:p>
+    <w:p>
+      <w:pPr>
+        <w:ind w:left="2880" w:firstLine="0"/>
+        <w:rPr/>
+      </w:pPr>
+      <w:r>
+        <w:rPr>
+          <w:rtl w:val="0"/>
+        </w:rPr>
+      </w:r>
+    </w:p>
+    <w:p>
+      <w:pPr>
+        <w:numPr>
+          <w:ilvl w:val="1"/>
+          <w:numId w:val="12"/>
+        </w:numPr>
+        <w:ind w:left="2160" w:hanging="360"/>
+      </w:pPr>
+      <w:r>
+        <w:rPr>
+          <w:rtl w:val="0"/>
+        </w:rPr>
+        <w:t xml:space="preserve">Wartości uzyskiwane przez aktorów:</w:t>
+      </w:r>
+    </w:p>
+    <w:p>
+      <w:pPr>
+        <w:numPr>
+          <w:ilvl w:val="2"/>
+          <w:numId w:val="12"/>
+        </w:numPr>
+        <w:ind w:left="2880" w:hanging="360"/>
+      </w:pPr>
+      <w:r>
+        <w:rPr>
+          <w:rtl w:val="0"/>
+        </w:rPr>
+        <w:t xml:space="preserve">a</w:t>
+      </w:r>
+    </w:p>
+    <w:p>
+      <w:pPr>
+        <w:ind w:left="0" w:firstLine="0"/>
+        <w:rPr/>
+      </w:pPr>
+      <w:r>
+        <w:rPr>
+          <w:rtl w:val="0"/>
+        </w:rPr>
+      </w:r>
+    </w:p>
+    <w:p>
+      <w:pPr>
+        <w:rPr/>
+      </w:pPr>
+      <w:r>
+        <w:rPr>
+          <w:rtl w:val="0"/>
+        </w:rPr>
+        <w:t xml:space="preserve">    </w:t>
+        <w:tab/>
+      </w:r>
+      <w:r>
+        <w:rPr>
+          <w:b w:val="1"/>
+          <w:bCs w:val="1"/>
+          <w:rtl w:val="0"/>
+        </w:rPr>
+        <w:t xml:space="preserve">4.2.</w:t>
+      </w:r>
+      <w:r>
+        <w:rPr>
+          <w:rtl w:val="0"/>
+        </w:rPr>
+        <w:t xml:space="preserve"> Diagramy czynności (3 przykładowe diagramy):</w:t>
+      </w:r>
+    </w:p>
+    <w:p>
+      <w:pPr>
+        <w:rPr/>
+      </w:pPr>
+      <w:r>
+        <w:rPr/>
+        <w:drawing>
+          <wp:inline distB="114300" distT="114300" distL="114300" distR="114300">
+            <wp:extent cx="4000500" cy="5619750"/>
+            <wp:effectExtent b="0" l="0" r="0" t="0"/>
+            <wp:docPr id="11" name="image6.png"/>
+            <a:graphic>
+              <a:graphicData uri="http://schemas.openxmlformats.org/drawingml/2006/picture">
+                <pic:pic>
+                  <pic:nvPicPr>
+                    <pic:cNvPr id="0" name="image6.png"/>
+                    <pic:cNvPicPr preferRelativeResize="0"/>
+                  </pic:nvPicPr>
+                  <pic:blipFill>
+                    <a:blip r:embed="rId7"/>
                     <a:srcRect b="0" l="0" r="0" t="0"/>
                     <a:stretch>
                       <a:fillRect/>
@@ -757,20 +3913,2213 @@
         <w:rPr>
           <w:rtl w:val="0"/>
         </w:rPr>
+      </w:r>
+    </w:p>
+    <w:p>
+      <w:pPr>
+        <w:rPr/>
+      </w:pPr>
+      <w:r>
+        <w:rPr/>
+        <w:drawing>
+          <wp:inline distB="114300" distT="114300" distL="114300" distR="114300">
+            <wp:extent cx="5731200" cy="6261100"/>
+            <wp:effectExtent b="0" l="0" r="0" t="0"/>
+            <wp:docPr id="1" name="image8.png"/>
+            <a:graphic>
+              <a:graphicData uri="http://schemas.openxmlformats.org/drawingml/2006/picture">
+                <pic:pic>
+                  <pic:nvPicPr>
+                    <pic:cNvPr id="0" name="image8.png"/>
+                    <pic:cNvPicPr preferRelativeResize="0"/>
+                  </pic:nvPicPr>
+                  <pic:blipFill>
+                    <a:blip r:embed="rId8"/>
+                    <a:srcRect b="0" l="0" r="0" t="0"/>
+                    <a:stretch>
+                      <a:fillRect/>
+                    </a:stretch>
+                  </pic:blipFill>
+                  <pic:spPr>
+                    <a:xfrm>
+                      <a:off x="0" y="0"/>
+                      <a:ext cx="5731200" cy="6261100"/>
+                    </a:xfrm>
+                    <a:prstGeom prst="rect"/>
+                    <a:ln/>
+                  </pic:spPr>
+                </pic:pic>
+              </a:graphicData>
+            </a:graphic>
+          </wp:inline>
+        </w:drawing>
+      </w:r>
+      <w:r>
+        <w:rPr>
+          <w:rtl w:val="0"/>
+        </w:rPr>
+      </w:r>
+    </w:p>
+    <w:p>
+      <w:pPr>
+        <w:rPr/>
+      </w:pPr>
+      <w:r>
+        <w:rPr>
+          <w:rtl w:val="0"/>
+        </w:rPr>
+      </w:r>
+    </w:p>
+    <w:p>
+      <w:pPr>
+        <w:rPr/>
+      </w:pPr>
+      <w:r>
+        <w:rPr/>
+        <w:drawing>
+          <wp:inline distB="114300" distT="114300" distL="114300" distR="114300">
+            <wp:extent cx="5731200" cy="6388100"/>
+            <wp:effectExtent b="0" l="0" r="0" t="0"/>
+            <wp:docPr id="3" name="image10.png"/>
+            <a:graphic>
+              <a:graphicData uri="http://schemas.openxmlformats.org/drawingml/2006/picture">
+                <pic:pic>
+                  <pic:nvPicPr>
+                    <pic:cNvPr id="0" name="image10.png"/>
+                    <pic:cNvPicPr preferRelativeResize="0"/>
+                  </pic:nvPicPr>
+                  <pic:blipFill>
+                    <a:blip r:embed="rId9"/>
+                    <a:srcRect b="0" l="0" r="0" t="0"/>
+                    <a:stretch>
+                      <a:fillRect/>
+                    </a:stretch>
+                  </pic:blipFill>
+                  <pic:spPr>
+                    <a:xfrm>
+                      <a:off x="0" y="0"/>
+                      <a:ext cx="5731200" cy="6388100"/>
+                    </a:xfrm>
+                    <a:prstGeom prst="rect"/>
+                    <a:ln/>
+                  </pic:spPr>
+                </pic:pic>
+              </a:graphicData>
+            </a:graphic>
+          </wp:inline>
+        </w:drawing>
+      </w:r>
+      <w:r>
+        <w:rPr>
+          <w:rtl w:val="0"/>
+        </w:rPr>
+      </w:r>
+    </w:p>
+    <w:p>
+      <w:pPr>
+        <w:rPr/>
+      </w:pPr>
+      <w:r>
+        <w:rPr>
+          <w:rtl w:val="0"/>
+        </w:rPr>
+      </w:r>
+    </w:p>
+    <w:p>
+      <w:pPr>
+        <w:ind w:firstLine="720"/>
+        <w:rPr/>
+      </w:pPr>
+      <w:r>
+        <w:rPr>
+          <w:b w:val="1"/>
+          <w:bCs w:val="1"/>
+          <w:rtl w:val="0"/>
+        </w:rPr>
+        <w:t xml:space="preserve">4.3.</w:t>
+      </w:r>
+      <w:r>
+        <w:rPr>
+          <w:rtl w:val="0"/>
+        </w:rPr>
+        <w:t xml:space="preserve"> Diagramy interakcji (przebiegu) z opisem tekstowym komunikatów (3 przykładowe diagramy)</w:t>
+      </w:r>
+    </w:p>
+    <w:p>
+      <w:pPr>
+        <w:rPr/>
+      </w:pPr>
+      <w:r>
+        <w:rPr>
+          <w:rtl w:val="0"/>
+        </w:rPr>
+        <w:tab/>
+      </w:r>
+      <w:r>
+        <w:rPr/>
+        <w:drawing>
+          <wp:inline distB="114300" distT="114300" distL="114300" distR="114300">
+            <wp:extent cx="5832934" cy="3991975"/>
+            <wp:effectExtent b="0" l="0" r="0" t="0"/>
+            <wp:docPr id="14" name="image4.png"/>
+            <a:graphic>
+              <a:graphicData uri="http://schemas.openxmlformats.org/drawingml/2006/picture">
+                <pic:pic>
+                  <pic:nvPicPr>
+                    <pic:cNvPr id="0" name="image4.png"/>
+                    <pic:cNvPicPr preferRelativeResize="0"/>
+                  </pic:nvPicPr>
+                  <pic:blipFill>
+                    <a:blip r:embed="rId10"/>
+                    <a:srcRect b="0" l="0" r="0" t="0"/>
+                    <a:stretch>
+                      <a:fillRect/>
+                    </a:stretch>
+                  </pic:blipFill>
+                  <pic:spPr>
+                    <a:xfrm>
+                      <a:off x="0" y="0"/>
+                      <a:ext cx="5832934" cy="3991975"/>
+                    </a:xfrm>
+                    <a:prstGeom prst="rect"/>
+                    <a:ln/>
+                  </pic:spPr>
+                </pic:pic>
+              </a:graphicData>
+            </a:graphic>
+          </wp:inline>
+        </w:drawing>
+      </w:r>
+      <w:r>
+        <w:rPr>
+          <w:rtl w:val="0"/>
+        </w:rPr>
+      </w:r>
+    </w:p>
+    <w:p>
+      <w:pPr>
+        <w:rPr/>
+      </w:pPr>
+      <w:r>
+        <w:rPr>
+          <w:rtl w:val="0"/>
+        </w:rPr>
+      </w:r>
+    </w:p>
+    <w:p>
+      <w:pPr>
+        <w:numPr>
+          <w:ilvl w:val="0"/>
+          <w:numId w:val="13"/>
+        </w:numPr>
+        <w:ind w:left="720" w:hanging="360"/>
+        <w:rPr>
+          <w:u w:val="none"/>
+        </w:rPr>
+      </w:pPr>
+      <w:r>
+        <w:rPr>
+          <w:rtl w:val="0"/>
+        </w:rPr>
+        <w:t xml:space="preserve">Opis komunikatów:</w:t>
+      </w:r>
+    </w:p>
+    <w:p>
+      <w:pPr>
+        <w:numPr>
+          <w:ilvl w:val="1"/>
+          <w:numId w:val="13"/>
+        </w:numPr>
+        <w:ind w:left="1440" w:hanging="360"/>
+        <w:rPr>
+          <w:u w:val="none"/>
+        </w:rPr>
+      </w:pPr>
+      <w:r>
+        <w:rPr>
+          <w:rtl w:val="0"/>
+        </w:rPr>
+        <w:t xml:space="preserve">wybierzOpcjeUtylizacja()</w:t>
+      </w:r>
+    </w:p>
+    <w:p>
+      <w:pPr>
+        <w:numPr>
+          <w:ilvl w:val="2"/>
+          <w:numId w:val="13"/>
+        </w:numPr>
+        <w:ind w:left="2160" w:hanging="360"/>
+        <w:rPr>
+          <w:u w:val="none"/>
+        </w:rPr>
+      </w:pPr>
+      <w:r>
+        <w:rPr>
+          <w:rtl w:val="0"/>
+        </w:rPr>
+        <w:t xml:space="preserve">Magazynier wybiera w systemie opcję zarejestrowania utylizacji butelek bezzwrotnych</w:t>
+      </w:r>
+    </w:p>
+    <w:p>
+      <w:pPr>
+        <w:numPr>
+          <w:ilvl w:val="1"/>
+          <w:numId w:val="13"/>
+        </w:numPr>
+        <w:ind w:left="1440" w:hanging="360"/>
+        <w:rPr>
+          <w:u w:val="none"/>
+        </w:rPr>
+      </w:pPr>
+      <w:r>
+        <w:rPr>
+          <w:rtl w:val="0"/>
+        </w:rPr>
+        <w:t xml:space="preserve">pobierzOpakowania()</w:t>
+      </w:r>
+    </w:p>
+    <w:p>
+      <w:pPr>
+        <w:numPr>
+          <w:ilvl w:val="2"/>
+          <w:numId w:val="13"/>
+        </w:numPr>
+        <w:ind w:left="2160" w:hanging="360"/>
+        <w:rPr>
+          <w:u w:val="none"/>
+        </w:rPr>
+      </w:pPr>
+      <w:r>
+        <w:rPr>
+          <w:rtl w:val="0"/>
+        </w:rPr>
+        <w:t xml:space="preserve">Formularz wysyła prośbę do kontrolera o pobranie dostępnych rodzajów opakowań</w:t>
+      </w:r>
+    </w:p>
+    <w:p>
+      <w:pPr>
+        <w:numPr>
+          <w:ilvl w:val="1"/>
+          <w:numId w:val="13"/>
+        </w:numPr>
+        <w:ind w:left="1440" w:hanging="360"/>
+        <w:rPr>
+          <w:u w:val="none"/>
+        </w:rPr>
+      </w:pPr>
+      <w:r>
+        <w:rPr>
+          <w:rtl w:val="0"/>
+        </w:rPr>
+        <w:t xml:space="preserve">listaOpakowan</w:t>
+      </w:r>
+    </w:p>
+    <w:p>
+      <w:pPr>
+        <w:numPr>
+          <w:ilvl w:val="2"/>
+          <w:numId w:val="13"/>
+        </w:numPr>
+        <w:ind w:left="2160" w:hanging="360"/>
+        <w:rPr>
+          <w:u w:val="none"/>
+        </w:rPr>
+      </w:pPr>
+      <w:r>
+        <w:rPr>
+          <w:rtl w:val="0"/>
+        </w:rPr>
+        <w:t xml:space="preserve">Kontroler przekazuje formularzowi listę opakowań do wyświetlenia użytkownikowi</w:t>
+      </w:r>
+    </w:p>
+    <w:p>
+      <w:pPr>
+        <w:numPr>
+          <w:ilvl w:val="1"/>
+          <w:numId w:val="13"/>
+        </w:numPr>
+        <w:ind w:left="1440" w:hanging="360"/>
+        <w:rPr>
+          <w:u w:val="none"/>
+        </w:rPr>
+      </w:pPr>
+      <w:r>
+        <w:rPr>
+          <w:rtl w:val="0"/>
+        </w:rPr>
+        <w:t xml:space="preserve">wprowadzDane(nazwa, ilosc)</w:t>
+      </w:r>
+    </w:p>
+    <w:p>
+      <w:pPr>
+        <w:numPr>
+          <w:ilvl w:val="2"/>
+          <w:numId w:val="13"/>
+        </w:numPr>
+        <w:ind w:left="2160" w:hanging="360"/>
+        <w:rPr>
+          <w:u w:val="none"/>
+        </w:rPr>
+      </w:pPr>
+      <w:r>
+        <w:rPr>
+          <w:rtl w:val="0"/>
+        </w:rPr>
+        <w:t xml:space="preserve">Magazynier wprowadza dane o opakowaniach oraz liczbę sztuk do utylizacji</w:t>
+      </w:r>
+    </w:p>
+    <w:p>
+      <w:pPr>
+        <w:numPr>
+          <w:ilvl w:val="1"/>
+          <w:numId w:val="13"/>
+        </w:numPr>
+        <w:ind w:left="1440" w:hanging="360"/>
+        <w:rPr>
+          <w:u w:val="none"/>
+        </w:rPr>
+      </w:pPr>
+      <w:r>
+        <w:rPr>
+          <w:rtl w:val="0"/>
+        </w:rPr>
+        <w:t xml:space="preserve">kliknijZatwierdzUtylizacje()</w:t>
+      </w:r>
+    </w:p>
+    <w:p>
+      <w:pPr>
+        <w:numPr>
+          <w:ilvl w:val="2"/>
+          <w:numId w:val="13"/>
+        </w:numPr>
+        <w:ind w:left="2160" w:hanging="360"/>
+        <w:rPr>
+          <w:u w:val="none"/>
+        </w:rPr>
+      </w:pPr>
+      <w:r>
+        <w:rPr>
+          <w:rtl w:val="0"/>
+        </w:rPr>
+        <w:t xml:space="preserve">Magazynier </w:t>
+      </w:r>
+      <w:r>
+        <w:rPr>
+          <w:rtl w:val="0"/>
+        </w:rPr>
+        <w:t xml:space="preserve">zatwierdza</w:t>
+      </w:r>
+      <w:r>
+        <w:rPr>
+          <w:rtl w:val="0"/>
+        </w:rPr>
+        <w:t xml:space="preserve"> zarejestrowanie utylizacji</w:t>
+      </w:r>
+    </w:p>
+    <w:p>
+      <w:pPr>
+        <w:numPr>
+          <w:ilvl w:val="1"/>
+          <w:numId w:val="13"/>
+        </w:numPr>
+        <w:ind w:left="1440" w:hanging="360"/>
+        <w:rPr>
+          <w:u w:val="none"/>
+        </w:rPr>
+      </w:pPr>
+      <w:r>
+        <w:rPr>
+          <w:rtl w:val="0"/>
+        </w:rPr>
+        <w:t xml:space="preserve">walidujDane(nazwa, ilosc)</w:t>
+      </w:r>
+    </w:p>
+    <w:p>
+      <w:pPr>
+        <w:numPr>
+          <w:ilvl w:val="2"/>
+          <w:numId w:val="13"/>
+        </w:numPr>
+        <w:ind w:left="2160" w:hanging="360"/>
+        <w:rPr>
+          <w:u w:val="none"/>
+        </w:rPr>
+      </w:pPr>
+      <w:r>
+        <w:rPr>
+          <w:rtl w:val="0"/>
+        </w:rPr>
+        <w:t xml:space="preserve">Kontroler sprawdza poprawność wprowadzonych danych</w:t>
+      </w:r>
+    </w:p>
+    <w:p>
+      <w:pPr>
+        <w:numPr>
+          <w:ilvl w:val="1"/>
+          <w:numId w:val="13"/>
+        </w:numPr>
+        <w:ind w:left="1440" w:hanging="360"/>
+        <w:rPr>
+          <w:u w:val="none"/>
+        </w:rPr>
+      </w:pPr>
+      <w:r>
+        <w:rPr>
+          <w:rtl w:val="0"/>
+        </w:rPr>
+        <w:t xml:space="preserve">wyswietlKomunikat(“Błąd: Wprowadzono niepoprawne dane”)</w:t>
+      </w:r>
+    </w:p>
+    <w:p>
+      <w:pPr>
+        <w:numPr>
+          <w:ilvl w:val="2"/>
+          <w:numId w:val="13"/>
+        </w:numPr>
+        <w:ind w:left="2160" w:hanging="360"/>
+        <w:rPr>
+          <w:u w:val="none"/>
+        </w:rPr>
+      </w:pPr>
+      <w:r>
+        <w:rPr>
+          <w:rtl w:val="0"/>
+        </w:rPr>
+        <w:t xml:space="preserve">System wyświetla komunikat o niepoprawnym zakończeniu operacji</w:t>
+      </w:r>
+    </w:p>
+    <w:p>
+      <w:pPr>
+        <w:numPr>
+          <w:ilvl w:val="1"/>
+          <w:numId w:val="13"/>
+        </w:numPr>
+        <w:ind w:left="1440" w:hanging="360"/>
+        <w:rPr>
+          <w:u w:val="none"/>
+        </w:rPr>
+      </w:pPr>
+      <w:r>
+        <w:rPr>
+          <w:rtl w:val="0"/>
+        </w:rPr>
+        <w:t xml:space="preserve">zatwierdzUtylizacje(nazwa, ilosc)</w:t>
+      </w:r>
+    </w:p>
+    <w:p>
+      <w:pPr>
+        <w:numPr>
+          <w:ilvl w:val="2"/>
+          <w:numId w:val="13"/>
+        </w:numPr>
+        <w:ind w:left="2160" w:hanging="360"/>
+        <w:rPr>
+          <w:u w:val="none"/>
+        </w:rPr>
+      </w:pPr>
+      <w:r>
+        <w:rPr>
+          <w:rtl w:val="0"/>
+        </w:rPr>
+        <w:t xml:space="preserve">Informacje o utylizacji zostają zapisane w systemie oraz aktualizowany jest stan magazynowy</w:t>
+      </w:r>
+    </w:p>
+    <w:p>
+      <w:pPr>
+        <w:numPr>
+          <w:ilvl w:val="1"/>
+          <w:numId w:val="13"/>
+        </w:numPr>
+        <w:ind w:left="1440" w:hanging="360"/>
+        <w:rPr>
+          <w:u w:val="none"/>
+        </w:rPr>
+      </w:pPr>
+      <w:r>
+        <w:rPr>
+          <w:rtl w:val="0"/>
+        </w:rPr>
+        <w:t xml:space="preserve">potwierdzenieZapisu</w:t>
+      </w:r>
+    </w:p>
+    <w:p>
+      <w:pPr>
+        <w:numPr>
+          <w:ilvl w:val="2"/>
+          <w:numId w:val="13"/>
+        </w:numPr>
+        <w:ind w:left="2160" w:hanging="360"/>
+        <w:rPr>
+          <w:u w:val="none"/>
+        </w:rPr>
+      </w:pPr>
+      <w:r>
+        <w:rPr>
+          <w:rtl w:val="0"/>
+        </w:rPr>
+        <w:t xml:space="preserve">System zwraca informacje o zapisaniu danych</w:t>
+      </w:r>
+    </w:p>
+    <w:p>
+      <w:pPr>
+        <w:numPr>
+          <w:ilvl w:val="1"/>
+          <w:numId w:val="13"/>
+        </w:numPr>
+        <w:ind w:left="1440" w:hanging="360"/>
+        <w:rPr>
+          <w:u w:val="none"/>
+        </w:rPr>
+      </w:pPr>
+      <w:r>
+        <w:rPr>
+          <w:rtl w:val="0"/>
+        </w:rPr>
+        <w:t xml:space="preserve">wyswietlKomunikat(“Sukces”)</w:t>
+      </w:r>
+    </w:p>
+    <w:p>
+      <w:pPr>
+        <w:numPr>
+          <w:ilvl w:val="2"/>
+          <w:numId w:val="13"/>
+        </w:numPr>
+        <w:ind w:left="2160" w:hanging="360"/>
+        <w:rPr>
+          <w:u w:val="none"/>
+        </w:rPr>
+      </w:pPr>
+      <w:r>
+        <w:rPr>
+          <w:rtl w:val="0"/>
+        </w:rPr>
+        <w:t xml:space="preserve">System wyświetla komunikat o poprawnym zakończeniu operacji</w:t>
+      </w:r>
+    </w:p>
+    <w:p>
+      <w:pPr>
+        <w:ind w:left="0" w:firstLine="0"/>
+        <w:rPr/>
+      </w:pPr>
+      <w:r>
+        <w:rPr>
+          <w:rtl w:val="0"/>
+        </w:rPr>
+      </w:r>
+    </w:p>
+    <w:p>
+      <w:pPr>
+        <w:ind w:left="0" w:firstLine="0"/>
+        <w:rPr/>
+      </w:pPr>
+      <w:r>
+        <w:rPr>
+          <w:rtl w:val="0"/>
+        </w:rPr>
+      </w:r>
+    </w:p>
+    <w:p>
+      <w:pPr>
+        <w:ind w:left="0" w:firstLine="0"/>
+        <w:rPr/>
+      </w:pPr>
+      <w:r>
+        <w:rPr>
+          <w:rtl w:val="0"/>
+        </w:rPr>
+      </w:r>
+    </w:p>
+    <w:p>
+      <w:pPr>
+        <w:ind w:left="0" w:firstLine="0"/>
+        <w:rPr/>
+      </w:pPr>
+      <w:r>
+        <w:rPr>
+          <w:rtl w:val="0"/>
+        </w:rPr>
+      </w:r>
+    </w:p>
+    <w:p>
+      <w:pPr>
+        <w:rPr/>
+      </w:pPr>
+      <w:r>
+        <w:rPr>
+          <w:b w:val="1"/>
+          <w:bCs w:val="1"/>
+          <w:rtl w:val="0"/>
+        </w:rPr>
+        <w:t xml:space="preserve">5. </w:t>
+      </w:r>
+      <w:r>
+        <w:rPr>
+          <w:rtl w:val="0"/>
+        </w:rPr>
+        <w:t xml:space="preserve">Perspektywa projektowa:</w:t>
+      </w:r>
+    </w:p>
+    <w:p>
+      <w:pPr>
+        <w:rPr/>
+      </w:pPr>
+      <w:r>
+        <w:rPr>
+          <w:rtl w:val="0"/>
+        </w:rPr>
+      </w:r>
+    </w:p>
+    <w:p>
+      <w:pPr>
+        <w:rPr/>
+      </w:pPr>
+      <w:r>
+        <w:rPr>
+          <w:rtl w:val="0"/>
+        </w:rPr>
+        <w:tab/>
+      </w:r>
+      <w:r>
+        <w:rPr>
+          <w:b w:val="1"/>
+          <w:bCs w:val="1"/>
+          <w:rtl w:val="0"/>
+        </w:rPr>
+        <w:t xml:space="preserve">5.0.</w:t>
+      </w:r>
+      <w:r>
+        <w:rPr>
+          <w:rtl w:val="0"/>
+        </w:rPr>
+        <w:t xml:space="preserve"> Proponowana architektura systemu wraz z opisem</w:t>
+      </w:r>
+    </w:p>
+    <w:p>
+      <w:pPr>
+        <w:rPr/>
+      </w:pPr>
+      <w:r>
+        <w:rPr>
+          <w:rtl w:val="0"/>
+        </w:rPr>
+      </w:r>
+    </w:p>
+    <w:p>
+      <w:pPr>
+        <w:ind w:firstLine="720"/>
+        <w:rPr/>
+      </w:pPr>
+      <w:r>
+        <w:rPr>
+          <w:b w:val="1"/>
+          <w:bCs w:val="1"/>
+          <w:rtl w:val="0"/>
+        </w:rPr>
+        <w:t xml:space="preserve">5.1. </w:t>
+      </w:r>
+      <w:r>
+        <w:rPr>
+          <w:rtl w:val="0"/>
+        </w:rPr>
+        <w:t xml:space="preserve">Diagram(-y) klas</w:t>
+      </w:r>
+    </w:p>
+    <w:p>
+      <w:pPr>
+        <w:rPr/>
+      </w:pPr>
+      <w:r>
+        <w:rPr/>
+        <w:drawing>
+          <wp:inline distB="114300" distT="114300" distL="114300" distR="114300">
+            <wp:extent cx="5957888" cy="6336320"/>
+            <wp:effectExtent b="0" l="0" r="0" t="0"/>
+            <wp:docPr id="6" name="image14.jpg"/>
+            <a:graphic>
+              <a:graphicData uri="http://schemas.openxmlformats.org/drawingml/2006/picture">
+                <pic:pic>
+                  <pic:nvPicPr>
+                    <pic:cNvPr id="0" name="image14.jpg"/>
+                    <pic:cNvPicPr preferRelativeResize="0"/>
+                  </pic:nvPicPr>
+                  <pic:blipFill>
+                    <a:blip r:embed="rId11"/>
+                    <a:srcRect b="0" l="0" r="0" t="0"/>
+                    <a:stretch>
+                      <a:fillRect/>
+                    </a:stretch>
+                  </pic:blipFill>
+                  <pic:spPr>
+                    <a:xfrm>
+                      <a:off x="0" y="0"/>
+                      <a:ext cx="5957888" cy="6336320"/>
+                    </a:xfrm>
+                    <a:prstGeom prst="rect"/>
+                    <a:ln/>
+                  </pic:spPr>
+                </pic:pic>
+              </a:graphicData>
+            </a:graphic>
+          </wp:inline>
+        </w:drawing>
+      </w:r>
+      <w:r>
+        <w:rPr>
+          <w:rtl w:val="0"/>
+        </w:rPr>
+      </w:r>
+    </w:p>
+    <w:p>
+      <w:pPr>
+        <w:rPr/>
+      </w:pPr>
+      <w:r>
+        <w:rPr>
+          <w:rtl w:val="0"/>
+        </w:rPr>
         <w:t xml:space="preserve">    </w:t>
         <w:tab/>
-        <w:t xml:space="preserve">4.3. Diagramy interakcji (przebiegu) z opisem tekstowym komunikatów (3 przykładowe diagramy)</w:t>
-      </w:r>
-    </w:p>
-    <w:p>
-      <w:pPr>
-        <w:rPr/>
-      </w:pPr>
-      <w:r>
-        <w:rPr>
-          <w:rtl w:val="0"/>
-        </w:rPr>
-        <w:t xml:space="preserve">5. Perspektywa projektowa:</w:t>
+      </w:r>
+    </w:p>
+    <w:p>
+      <w:pPr>
+        <w:ind w:firstLine="720"/>
+        <w:rPr/>
+      </w:pPr>
+      <w:r>
+        <w:rPr>
+          <w:b w:val="1"/>
+          <w:bCs w:val="1"/>
+          <w:rtl w:val="0"/>
+        </w:rPr>
+        <w:t xml:space="preserve">5.2.</w:t>
+      </w:r>
+      <w:r>
+        <w:rPr>
+          <w:rtl w:val="0"/>
+        </w:rPr>
+        <w:t xml:space="preserve"> Uporządkowany alfabetycznie wykaz wszystkich klas, zawierający:</w:t>
+      </w:r>
+    </w:p>
+    <w:p>
+      <w:pPr>
+        <w:ind w:firstLine="720"/>
+        <w:rPr/>
+      </w:pPr>
+      <w:r>
+        <w:rPr>
+          <w:rtl w:val="0"/>
+        </w:rPr>
+      </w:r>
+    </w:p>
+    <w:p>
+      <w:pPr>
+        <w:numPr>
+          <w:ilvl w:val="0"/>
+          <w:numId w:val="7"/>
+        </w:numPr>
+        <w:ind w:left="2160" w:hanging="360"/>
+      </w:pPr>
+      <w:r>
+        <w:rPr>
+          <w:rtl w:val="0"/>
+        </w:rPr>
+        <w:t xml:space="preserve">DokumentWZ</w:t>
+      </w:r>
+    </w:p>
+    <w:p>
+      <w:pPr>
+        <w:numPr>
+          <w:ilvl w:val="1"/>
+          <w:numId w:val="7"/>
+        </w:numPr>
+        <w:ind w:left="2880" w:hanging="360"/>
+      </w:pPr>
+      <w:r>
+        <w:rPr>
+          <w:rtl w:val="0"/>
+        </w:rPr>
+        <w:t xml:space="preserve">Dokument Wydania Zewnętrznego generowany dla magazynu i kierowcy na podstawie zamówienia.</w:t>
+      </w:r>
+    </w:p>
+    <w:p>
+      <w:pPr>
+        <w:numPr>
+          <w:ilvl w:val="2"/>
+          <w:numId w:val="7"/>
+        </w:numPr>
+        <w:ind w:left="3600" w:hanging="360"/>
+      </w:pPr>
+      <w:r>
+        <w:rPr>
+          <w:rtl w:val="0"/>
+        </w:rPr>
+        <w:t xml:space="preserve">idWZ : int – identyfikator dokumentu WZ.</w:t>
+      </w:r>
+    </w:p>
+    <w:p>
+      <w:pPr>
+        <w:numPr>
+          <w:ilvl w:val="2"/>
+          <w:numId w:val="7"/>
+        </w:numPr>
+        <w:ind w:left="3600" w:hanging="360"/>
+      </w:pPr>
+      <w:r>
+        <w:rPr>
+          <w:rtl w:val="0"/>
+        </w:rPr>
+        <w:t xml:space="preserve">numerDokumentu : string – unikalny numer dokumentu.</w:t>
+      </w:r>
+    </w:p>
+    <w:p>
+      <w:pPr>
+        <w:numPr>
+          <w:ilvl w:val="2"/>
+          <w:numId w:val="7"/>
+        </w:numPr>
+        <w:ind w:left="3600" w:hanging="360"/>
+      </w:pPr>
+      <w:r>
+        <w:rPr>
+          <w:rtl w:val="0"/>
+        </w:rPr>
+        <w:t xml:space="preserve">dataWystawienia : date – data utworzenia dokumentu w systemie.</w:t>
+      </w:r>
+    </w:p>
+    <w:p>
+      <w:pPr>
+        <w:numPr>
+          <w:ilvl w:val="2"/>
+          <w:numId w:val="7"/>
+        </w:numPr>
+        <w:ind w:left="3600" w:hanging="360"/>
+      </w:pPr>
+      <w:r>
+        <w:rPr>
+          <w:rtl w:val="0"/>
+        </w:rPr>
+        <w:t xml:space="preserve">drukuj() – generuje podgląd dokumentu do wydruku.</w:t>
+      </w:r>
+    </w:p>
+    <w:p>
+      <w:pPr>
+        <w:ind w:left="3600" w:firstLine="0"/>
+        <w:rPr/>
+      </w:pPr>
+      <w:r>
+        <w:rPr>
+          <w:rtl w:val="0"/>
+        </w:rPr>
+      </w:r>
+    </w:p>
+    <w:p>
+      <w:pPr>
+        <w:numPr>
+          <w:ilvl w:val="0"/>
+          <w:numId w:val="7"/>
+        </w:numPr>
+        <w:ind w:left="2160" w:hanging="360"/>
+      </w:pPr>
+      <w:r>
+        <w:rPr>
+          <w:rtl w:val="0"/>
+        </w:rPr>
+        <w:t xml:space="preserve">Dostawa</w:t>
+      </w:r>
+    </w:p>
+    <w:p>
+      <w:pPr>
+        <w:numPr>
+          <w:ilvl w:val="1"/>
+          <w:numId w:val="7"/>
+        </w:numPr>
+        <w:ind w:left="2880" w:hanging="360"/>
+      </w:pPr>
+      <w:r>
+        <w:rPr>
+          <w:rtl w:val="0"/>
+        </w:rPr>
+        <w:t xml:space="preserve">Rejestr planowanych dostaw towarów (np. od producentów) do hurtowni.</w:t>
+      </w:r>
+    </w:p>
+    <w:p>
+      <w:pPr>
+        <w:numPr>
+          <w:ilvl w:val="2"/>
+          <w:numId w:val="7"/>
+        </w:numPr>
+        <w:ind w:left="3600" w:hanging="360"/>
+      </w:pPr>
+      <w:r>
+        <w:rPr>
+          <w:rtl w:val="0"/>
+        </w:rPr>
+        <w:t xml:space="preserve">idDostawy : int – numer dostawy.</w:t>
+      </w:r>
+    </w:p>
+    <w:p>
+      <w:pPr>
+        <w:numPr>
+          <w:ilvl w:val="2"/>
+          <w:numId w:val="7"/>
+        </w:numPr>
+        <w:ind w:left="3600" w:hanging="360"/>
+      </w:pPr>
+      <w:r>
+        <w:rPr>
+          <w:rtl w:val="0"/>
+        </w:rPr>
+        <w:t xml:space="preserve">dataPlanowana : date – planowany dzień przyjęcia towaru</w:t>
+      </w:r>
+    </w:p>
+    <w:p>
+      <w:pPr>
+        <w:numPr>
+          <w:ilvl w:val="2"/>
+          <w:numId w:val="7"/>
+        </w:numPr>
+        <w:ind w:left="3600" w:hanging="360"/>
+      </w:pPr>
+      <w:r>
+        <w:rPr>
+          <w:rtl w:val="0"/>
+        </w:rPr>
+        <w:t xml:space="preserve">statusRozladunku : string – bieżący stan operacji (np. „W trakcie”, „Zakończono”).</w:t>
+      </w:r>
+    </w:p>
+    <w:p>
+      <w:pPr>
+        <w:ind w:left="3600" w:firstLine="0"/>
+        <w:rPr/>
+      </w:pPr>
+      <w:r>
+        <w:rPr>
+          <w:rtl w:val="0"/>
+        </w:rPr>
+      </w:r>
+    </w:p>
+    <w:p>
+      <w:pPr>
+        <w:numPr>
+          <w:ilvl w:val="0"/>
+          <w:numId w:val="7"/>
+        </w:numPr>
+        <w:ind w:left="2160" w:hanging="360"/>
+      </w:pPr>
+      <w:r>
+        <w:rPr>
+          <w:rtl w:val="0"/>
+        </w:rPr>
+        <w:t xml:space="preserve">Kierowca</w:t>
+      </w:r>
+    </w:p>
+    <w:p>
+      <w:pPr>
+        <w:numPr>
+          <w:ilvl w:val="1"/>
+          <w:numId w:val="7"/>
+        </w:numPr>
+        <w:ind w:left="2880" w:hanging="360"/>
+      </w:pPr>
+      <w:r>
+        <w:rPr>
+          <w:rtl w:val="0"/>
+        </w:rPr>
+        <w:t xml:space="preserve">Klasa reprezentująca kierowcę realizującego dostawy do klientów (dziedziczy po Uzytkownik).</w:t>
+      </w:r>
+    </w:p>
+    <w:p>
+      <w:pPr>
+        <w:numPr>
+          <w:ilvl w:val="2"/>
+          <w:numId w:val="7"/>
+        </w:numPr>
+        <w:ind w:left="3600" w:hanging="360"/>
+      </w:pPr>
+      <w:r>
+        <w:rPr>
+          <w:rtl w:val="0"/>
+        </w:rPr>
+        <w:t xml:space="preserve">potwierdzZaladunekPojazdu() – odnotowuje w systemie zakończenie ładowania towaru na auto.</w:t>
+      </w:r>
+    </w:p>
+    <w:p>
+      <w:pPr>
+        <w:numPr>
+          <w:ilvl w:val="2"/>
+          <w:numId w:val="7"/>
+        </w:numPr>
+        <w:ind w:left="3600" w:hanging="360"/>
+      </w:pPr>
+      <w:r>
+        <w:rPr>
+          <w:rtl w:val="0"/>
+        </w:rPr>
+        <w:t xml:space="preserve">potwierdzDostawe() – rejestruje elektroniczne potwierdzenie odbioru towaru przez sklep.</w:t>
+      </w:r>
+    </w:p>
+    <w:p>
+      <w:pPr>
+        <w:numPr>
+          <w:ilvl w:val="2"/>
+          <w:numId w:val="7"/>
+        </w:numPr>
+        <w:ind w:left="3600" w:hanging="360"/>
+      </w:pPr>
+      <w:r>
+        <w:rPr>
+          <w:rtl w:val="0"/>
+        </w:rPr>
+        <w:t xml:space="preserve">potwierdzOdbiorPustychButelek() – wprowadza liczbę odebranych od klienta opakowań zwrotnych.</w:t>
+      </w:r>
+    </w:p>
+    <w:p>
+      <w:pPr>
+        <w:ind w:left="3600" w:firstLine="0"/>
+        <w:rPr/>
+      </w:pPr>
+      <w:r>
+        <w:rPr>
+          <w:rtl w:val="0"/>
+        </w:rPr>
+      </w:r>
+    </w:p>
+    <w:p>
+      <w:pPr>
+        <w:numPr>
+          <w:ilvl w:val="0"/>
+          <w:numId w:val="7"/>
+        </w:numPr>
+        <w:ind w:left="2160" w:hanging="360"/>
+      </w:pPr>
+      <w:r>
+        <w:rPr>
+          <w:rtl w:val="0"/>
+        </w:rPr>
+        <w:t xml:space="preserve">Kierownik</w:t>
+      </w:r>
+    </w:p>
+    <w:p>
+      <w:pPr>
+        <w:numPr>
+          <w:ilvl w:val="1"/>
+          <w:numId w:val="7"/>
+        </w:numPr>
+        <w:ind w:left="2880" w:hanging="360"/>
+      </w:pPr>
+      <w:r>
+        <w:rPr>
+          <w:rtl w:val="0"/>
+        </w:rPr>
+        <w:t xml:space="preserve">Klasa reprezentująca administratora systemu z pełnymi uprawnieniami (dziedziczy po Uzytkownik).</w:t>
+      </w:r>
+    </w:p>
+    <w:p>
+      <w:pPr>
+        <w:numPr>
+          <w:ilvl w:val="2"/>
+          <w:numId w:val="7"/>
+        </w:numPr>
+        <w:ind w:left="3600" w:hanging="360"/>
+      </w:pPr>
+      <w:r>
+        <w:rPr>
+          <w:rtl w:val="0"/>
+        </w:rPr>
+        <w:t xml:space="preserve">przegladajStatystykiDostaw() – uruchamia przeglądanie statystyk.</w:t>
+      </w:r>
+    </w:p>
+    <w:p>
+      <w:pPr>
+        <w:numPr>
+          <w:ilvl w:val="2"/>
+          <w:numId w:val="7"/>
+        </w:numPr>
+        <w:ind w:left="3600" w:hanging="360"/>
+      </w:pPr>
+      <w:r>
+        <w:rPr>
+          <w:rtl w:val="0"/>
+        </w:rPr>
+        <w:t xml:space="preserve">zarzadzajUzytkownikamiSystemu() – pozwala na dodawanie, edycję i usuwanie kont pracowników.</w:t>
+      </w:r>
+    </w:p>
+    <w:p>
+      <w:pPr>
+        <w:numPr>
+          <w:ilvl w:val="2"/>
+          <w:numId w:val="7"/>
+        </w:numPr>
+        <w:ind w:left="3600" w:hanging="360"/>
+      </w:pPr>
+      <w:r>
+        <w:rPr>
+          <w:rtl w:val="0"/>
+        </w:rPr>
+        <w:t xml:space="preserve">wygenerujRaportDzienny() – tworzy raport z operacji dokonanych danego dnia.</w:t>
+      </w:r>
+    </w:p>
+    <w:p>
+      <w:pPr>
+        <w:ind w:left="3600" w:firstLine="0"/>
+        <w:rPr/>
+      </w:pPr>
+      <w:r>
+        <w:rPr>
+          <w:rtl w:val="0"/>
+        </w:rPr>
+      </w:r>
+    </w:p>
+    <w:p>
+      <w:pPr>
+        <w:numPr>
+          <w:ilvl w:val="0"/>
+          <w:numId w:val="7"/>
+        </w:numPr>
+        <w:ind w:left="2160" w:hanging="360"/>
+      </w:pPr>
+      <w:r>
+        <w:rPr>
+          <w:rtl w:val="0"/>
+        </w:rPr>
+        <w:t xml:space="preserve">Magazynier</w:t>
+      </w:r>
+    </w:p>
+    <w:p>
+      <w:pPr>
+        <w:numPr>
+          <w:ilvl w:val="1"/>
+          <w:numId w:val="7"/>
+        </w:numPr>
+        <w:ind w:left="2880" w:hanging="360"/>
+      </w:pPr>
+      <w:r>
+        <w:rPr>
+          <w:rtl w:val="0"/>
+        </w:rPr>
+        <w:t xml:space="preserve">Klasa odpowiadająca za operacje i czynności wykonywane na terenie magazynu (dziedziczy po Uzytkownik).</w:t>
+      </w:r>
+    </w:p>
+    <w:p>
+      <w:pPr>
+        <w:numPr>
+          <w:ilvl w:val="2"/>
+          <w:numId w:val="7"/>
+        </w:numPr>
+        <w:ind w:left="3600" w:hanging="360"/>
+      </w:pPr>
+      <w:r>
+        <w:rPr>
+          <w:rtl w:val="0"/>
+        </w:rPr>
+        <w:t xml:space="preserve">wyswietlListeZamowien() – pobiera z bazy spis zleceń oczekujących na przygotowanie.</w:t>
+      </w:r>
+    </w:p>
+    <w:p>
+      <w:pPr>
+        <w:numPr>
+          <w:ilvl w:val="2"/>
+          <w:numId w:val="7"/>
+        </w:numPr>
+        <w:ind w:left="3600" w:hanging="360"/>
+      </w:pPr>
+      <w:r>
+        <w:rPr>
+          <w:rtl w:val="0"/>
+        </w:rPr>
+        <w:t xml:space="preserve">potwierdzSkompletowanieZamowienia() – </w:t>
+      </w:r>
+      <w:r>
+        <w:rPr>
+          <w:rtl w:val="0"/>
+        </w:rPr>
+        <w:t xml:space="preserve">zatwierdza</w:t>
+      </w:r>
+      <w:r>
+        <w:rPr>
+          <w:rtl w:val="0"/>
+        </w:rPr>
+        <w:t xml:space="preserve"> poprawne zebranie produktów na paletę.</w:t>
+      </w:r>
+    </w:p>
+    <w:p>
+      <w:pPr>
+        <w:numPr>
+          <w:ilvl w:val="2"/>
+          <w:numId w:val="7"/>
+        </w:numPr>
+        <w:ind w:left="3600" w:hanging="360"/>
+      </w:pPr>
+      <w:r>
+        <w:rPr>
+          <w:rtl w:val="0"/>
+        </w:rPr>
+        <w:t xml:space="preserve">zlosBrakTowaru() – zgłasza do biura brak produktu w magazynie.</w:t>
+      </w:r>
+    </w:p>
+    <w:p>
+      <w:pPr>
+        <w:numPr>
+          <w:ilvl w:val="2"/>
+          <w:numId w:val="7"/>
+        </w:numPr>
+        <w:ind w:left="3600" w:hanging="360"/>
+      </w:pPr>
+      <w:r>
+        <w:rPr>
+          <w:rtl w:val="0"/>
+        </w:rPr>
+        <w:t xml:space="preserve">zarejestrujPrzyjecieTowaru() – wprowadza na stan nową dostawę od producenta.</w:t>
+      </w:r>
+    </w:p>
+    <w:p>
+      <w:pPr>
+        <w:numPr>
+          <w:ilvl w:val="2"/>
+          <w:numId w:val="7"/>
+        </w:numPr>
+        <w:ind w:left="3600" w:hanging="360"/>
+      </w:pPr>
+      <w:r>
+        <w:rPr>
+          <w:rtl w:val="0"/>
+        </w:rPr>
+        <w:t xml:space="preserve">zaktualizujStanMagazynowy() – umożliwia ręczną korektę liczby sztuk produktów.</w:t>
+      </w:r>
+    </w:p>
+    <w:p>
+      <w:pPr>
+        <w:numPr>
+          <w:ilvl w:val="2"/>
+          <w:numId w:val="7"/>
+        </w:numPr>
+        <w:ind w:left="3600" w:hanging="360"/>
+      </w:pPr>
+      <w:r>
+        <w:rPr>
+          <w:rtl w:val="0"/>
+        </w:rPr>
+        <w:t xml:space="preserve">zarejestrujZwrotPustychButelek() – wprowadza do bazy opakowania oddane przez kierowcę po trasie.</w:t>
+      </w:r>
+    </w:p>
+    <w:p>
+      <w:pPr>
+        <w:numPr>
+          <w:ilvl w:val="2"/>
+          <w:numId w:val="7"/>
+        </w:numPr>
+        <w:ind w:left="3600" w:hanging="360"/>
+      </w:pPr>
+      <w:r>
+        <w:rPr>
+          <w:rtl w:val="0"/>
+        </w:rPr>
+        <w:t xml:space="preserve">zarejestrujPosortowanieButelek() – zatwierdza posortowanie butelek.</w:t>
+      </w:r>
+    </w:p>
+    <w:p>
+      <w:pPr>
+        <w:numPr>
+          <w:ilvl w:val="2"/>
+          <w:numId w:val="7"/>
+        </w:numPr>
+        <w:ind w:left="3600" w:hanging="360"/>
+      </w:pPr>
+      <w:r>
+        <w:rPr>
+          <w:rtl w:val="0"/>
+        </w:rPr>
+        <w:t xml:space="preserve">zarejestrujUtulizacjeButelek() – odnotowuje zniszczenie butelek bezzwrotnych/uszkodzonych.</w:t>
+      </w:r>
+    </w:p>
+    <w:p>
+      <w:pPr>
+        <w:numPr>
+          <w:ilvl w:val="2"/>
+          <w:numId w:val="7"/>
+        </w:numPr>
+        <w:ind w:left="3600" w:hanging="360"/>
+      </w:pPr>
+      <w:r>
+        <w:rPr>
+          <w:rtl w:val="0"/>
+        </w:rPr>
+        <w:t xml:space="preserve">oznaczZamowienieJakoGotowe() – zmienia status zlecenia na gotowe do załadunku.</w:t>
+      </w:r>
+    </w:p>
+    <w:p>
+      <w:pPr>
+        <w:ind w:left="3600" w:firstLine="0"/>
+        <w:rPr/>
+      </w:pPr>
+      <w:r>
+        <w:rPr>
+          <w:rtl w:val="0"/>
+        </w:rPr>
+      </w:r>
+    </w:p>
+    <w:p>
+      <w:pPr>
+        <w:numPr>
+          <w:ilvl w:val="0"/>
+          <w:numId w:val="7"/>
+        </w:numPr>
+        <w:ind w:left="2160" w:hanging="360"/>
+      </w:pPr>
+      <w:r>
+        <w:rPr>
+          <w:rtl w:val="0"/>
+        </w:rPr>
+        <w:t xml:space="preserve">Opakowanie</w:t>
+      </w:r>
+    </w:p>
+    <w:p>
+      <w:pPr>
+        <w:numPr>
+          <w:ilvl w:val="1"/>
+          <w:numId w:val="7"/>
+        </w:numPr>
+        <w:ind w:left="2880" w:hanging="360"/>
+      </w:pPr>
+      <w:r>
+        <w:rPr>
+          <w:rtl w:val="0"/>
+        </w:rPr>
+        <w:t xml:space="preserve">Typy opakowań w hurtowni</w:t>
+      </w:r>
+    </w:p>
+    <w:p>
+      <w:pPr>
+        <w:numPr>
+          <w:ilvl w:val="2"/>
+          <w:numId w:val="7"/>
+        </w:numPr>
+        <w:ind w:left="3600" w:hanging="360"/>
+      </w:pPr>
+      <w:r>
+        <w:rPr>
+          <w:rtl w:val="0"/>
+        </w:rPr>
+        <w:t xml:space="preserve">id -  id opakowania</w:t>
+      </w:r>
+    </w:p>
+    <w:p>
+      <w:pPr>
+        <w:numPr>
+          <w:ilvl w:val="2"/>
+          <w:numId w:val="7"/>
+        </w:numPr>
+        <w:ind w:left="3600" w:hanging="360"/>
+      </w:pPr>
+      <w:r>
+        <w:rPr>
+          <w:rtl w:val="0"/>
+        </w:rPr>
+        <w:t xml:space="preserve">nazwa - np. “Butelka Lech 0.5L”</w:t>
+      </w:r>
+    </w:p>
+    <w:p>
+      <w:pPr>
+        <w:numPr>
+          <w:ilvl w:val="2"/>
+          <w:numId w:val="7"/>
+        </w:numPr>
+        <w:ind w:left="3600" w:hanging="360"/>
+      </w:pPr>
+      <w:r>
+        <w:rPr>
+          <w:rtl w:val="0"/>
+        </w:rPr>
+        <w:t xml:space="preserve">czy_zwrotne - czy opakowanie podlega kaucji</w:t>
+      </w:r>
+    </w:p>
+    <w:p>
+      <w:pPr>
+        <w:numPr>
+          <w:ilvl w:val="2"/>
+          <w:numId w:val="7"/>
+        </w:numPr>
+        <w:ind w:left="3600" w:hanging="360"/>
+      </w:pPr>
+      <w:r>
+        <w:rPr>
+          <w:rtl w:val="0"/>
+        </w:rPr>
+        <w:t xml:space="preserve">wartosc_kaucji - 0 dla bezzwrotnych</w:t>
+      </w:r>
+    </w:p>
+    <w:p>
+      <w:pPr>
+        <w:ind w:left="3600" w:firstLine="0"/>
+        <w:rPr/>
+      </w:pPr>
+      <w:r>
+        <w:rPr>
+          <w:rtl w:val="0"/>
+        </w:rPr>
+      </w:r>
+    </w:p>
+    <w:p>
+      <w:pPr>
+        <w:numPr>
+          <w:ilvl w:val="0"/>
+          <w:numId w:val="7"/>
+        </w:numPr>
+        <w:ind w:left="2160" w:hanging="360"/>
+      </w:pPr>
+      <w:r>
+        <w:rPr>
+          <w:rtl w:val="0"/>
+        </w:rPr>
+        <w:t xml:space="preserve">PozycjaUtylizacji</w:t>
+      </w:r>
+    </w:p>
+    <w:p>
+      <w:pPr>
+        <w:numPr>
+          <w:ilvl w:val="1"/>
+          <w:numId w:val="7"/>
+        </w:numPr>
+        <w:ind w:left="2880" w:hanging="360"/>
+      </w:pPr>
+      <w:r>
+        <w:rPr>
+          <w:rtl w:val="0"/>
+        </w:rPr>
+        <w:t xml:space="preserve">Typ i liczba wyrzucanych opakowań</w:t>
+      </w:r>
+    </w:p>
+    <w:p>
+      <w:pPr>
+        <w:numPr>
+          <w:ilvl w:val="2"/>
+          <w:numId w:val="7"/>
+        </w:numPr>
+        <w:ind w:left="3600" w:hanging="360"/>
+      </w:pPr>
+      <w:r>
+        <w:rPr>
+          <w:rtl w:val="0"/>
+        </w:rPr>
+        <w:t xml:space="preserve">ilosc_utylizowana - liczby wyrzuconych opakowań</w:t>
+      </w:r>
+    </w:p>
+    <w:p>
+      <w:pPr>
+        <w:ind w:left="3600" w:firstLine="0"/>
+        <w:rPr/>
+      </w:pPr>
+      <w:r>
+        <w:rPr>
+          <w:rtl w:val="0"/>
+        </w:rPr>
+      </w:r>
+    </w:p>
+    <w:p>
+      <w:pPr>
+        <w:numPr>
+          <w:ilvl w:val="0"/>
+          <w:numId w:val="7"/>
+        </w:numPr>
+        <w:ind w:left="2160" w:hanging="360"/>
+      </w:pPr>
+      <w:r>
+        <w:rPr>
+          <w:rtl w:val="0"/>
+        </w:rPr>
+        <w:t xml:space="preserve">PozycjaZamowienia</w:t>
+      </w:r>
+    </w:p>
+    <w:p>
+      <w:pPr>
+        <w:numPr>
+          <w:ilvl w:val="1"/>
+          <w:numId w:val="7"/>
+        </w:numPr>
+        <w:ind w:left="2880" w:hanging="360"/>
+      </w:pPr>
+      <w:r>
+        <w:rPr>
+          <w:rtl w:val="0"/>
+        </w:rPr>
+        <w:t xml:space="preserve">Linia składowa zamówienia łącząca konkretny produkt z zapotrzebowaniem klienta.</w:t>
+      </w:r>
+    </w:p>
+    <w:p>
+      <w:pPr>
+        <w:numPr>
+          <w:ilvl w:val="2"/>
+          <w:numId w:val="7"/>
+        </w:numPr>
+        <w:ind w:left="3600" w:hanging="360"/>
+      </w:pPr>
+      <w:r>
+        <w:rPr>
+          <w:rtl w:val="0"/>
+        </w:rPr>
+        <w:t xml:space="preserve">iloscSztuk : int – zamówiona liczba sztuk danego towaru.</w:t>
+      </w:r>
+    </w:p>
+    <w:p>
+      <w:pPr>
+        <w:numPr>
+          <w:ilvl w:val="2"/>
+          <w:numId w:val="7"/>
+        </w:numPr>
+        <w:ind w:left="3600" w:hanging="360"/>
+      </w:pPr>
+      <w:r>
+        <w:rPr>
+          <w:rtl w:val="0"/>
+        </w:rPr>
+        <w:t xml:space="preserve">cenaSprzedazy : double – cena produktu w momencie zapisu zamówienia.</w:t>
+      </w:r>
+    </w:p>
+    <w:p>
+      <w:pPr>
+        <w:ind w:left="3600" w:firstLine="0"/>
+        <w:rPr/>
+      </w:pPr>
+      <w:r>
+        <w:rPr>
+          <w:rtl w:val="0"/>
+        </w:rPr>
+      </w:r>
+    </w:p>
+    <w:p>
+      <w:pPr>
+        <w:numPr>
+          <w:ilvl w:val="0"/>
+          <w:numId w:val="7"/>
+        </w:numPr>
+        <w:ind w:left="2160" w:hanging="360"/>
+      </w:pPr>
+      <w:r>
+        <w:rPr>
+          <w:rtl w:val="0"/>
+        </w:rPr>
+        <w:t xml:space="preserve">PracownikBiura</w:t>
+      </w:r>
+    </w:p>
+    <w:p>
+      <w:pPr>
+        <w:numPr>
+          <w:ilvl w:val="1"/>
+          <w:numId w:val="7"/>
+        </w:numPr>
+        <w:ind w:left="2880" w:hanging="360"/>
+      </w:pPr>
+      <w:r>
+        <w:rPr>
+          <w:rtl w:val="0"/>
+        </w:rPr>
+        <w:t xml:space="preserve">Klasa reprezentująca pracownika odpowiedzialnego za dokumentację i kontakt z klientem (dziedziczy po Uzytkownik).</w:t>
+      </w:r>
+    </w:p>
+    <w:p>
+      <w:pPr>
+        <w:numPr>
+          <w:ilvl w:val="2"/>
+          <w:numId w:val="7"/>
+        </w:numPr>
+        <w:ind w:left="3600" w:hanging="360"/>
+      </w:pPr>
+      <w:r>
+        <w:rPr>
+          <w:rtl w:val="0"/>
+        </w:rPr>
+        <w:t xml:space="preserve">przyjmijZamowienie() – wprowadza nowe zamówienie klienta do systemu.</w:t>
+      </w:r>
+    </w:p>
+    <w:p>
+      <w:pPr>
+        <w:numPr>
+          <w:ilvl w:val="2"/>
+          <w:numId w:val="7"/>
+        </w:numPr>
+        <w:ind w:left="3600" w:hanging="360"/>
+      </w:pPr>
+      <w:r>
+        <w:rPr>
+          <w:rtl w:val="0"/>
+        </w:rPr>
+        <w:t xml:space="preserve">wygenerujDokumentWZ() – utworzenie dokumentu Wydania Zewnętrznego.</w:t>
+      </w:r>
+    </w:p>
+    <w:p>
+      <w:pPr>
+        <w:numPr>
+          <w:ilvl w:val="2"/>
+          <w:numId w:val="7"/>
+        </w:numPr>
+        <w:ind w:left="3600" w:hanging="360"/>
+      </w:pPr>
+      <w:r>
+        <w:rPr>
+          <w:rtl w:val="0"/>
+        </w:rPr>
+        <w:t xml:space="preserve">edytujZamowienie() – pozwala na modyfikację pozycji lub danych w zamówieniu.</w:t>
+      </w:r>
+    </w:p>
+    <w:p>
+      <w:pPr>
+        <w:numPr>
+          <w:ilvl w:val="2"/>
+          <w:numId w:val="7"/>
+        </w:numPr>
+        <w:ind w:left="3600" w:hanging="360"/>
+      </w:pPr>
+      <w:r>
+        <w:rPr>
+          <w:rtl w:val="0"/>
+        </w:rPr>
+        <w:t xml:space="preserve">anulujZamowienie() – wycofuje zamówienie z realizacji.</w:t>
+      </w:r>
+    </w:p>
+    <w:p>
+      <w:pPr>
+        <w:numPr>
+          <w:ilvl w:val="2"/>
+          <w:numId w:val="7"/>
+        </w:numPr>
+        <w:ind w:left="3600" w:hanging="360"/>
+      </w:pPr>
+      <w:r>
+        <w:rPr>
+          <w:rtl w:val="0"/>
+        </w:rPr>
+        <w:t xml:space="preserve">sprawdzStatusRealizacji() – pozwala podejrzeć, na jakim etapie logistycznym jest zamówienie.</w:t>
+      </w:r>
+    </w:p>
+    <w:p>
+      <w:pPr>
+        <w:ind w:left="3600" w:firstLine="0"/>
+        <w:rPr/>
+      </w:pPr>
+      <w:r>
+        <w:rPr>
+          <w:rtl w:val="0"/>
+        </w:rPr>
+      </w:r>
+    </w:p>
+    <w:p>
+      <w:pPr>
+        <w:numPr>
+          <w:ilvl w:val="0"/>
+          <w:numId w:val="7"/>
+        </w:numPr>
+        <w:ind w:left="2160" w:hanging="360"/>
+      </w:pPr>
+      <w:r>
+        <w:rPr>
+          <w:rtl w:val="0"/>
+        </w:rPr>
+        <w:t xml:space="preserve">StatusZamowienia</w:t>
+      </w:r>
+    </w:p>
+    <w:p>
+      <w:pPr>
+        <w:numPr>
+          <w:ilvl w:val="1"/>
+          <w:numId w:val="7"/>
+        </w:numPr>
+        <w:ind w:left="2880" w:hanging="360"/>
+      </w:pPr>
+      <w:r>
+        <w:rPr>
+          <w:rtl w:val="0"/>
+        </w:rPr>
+        <w:t xml:space="preserve">Klasa typu wyliczeniowego (Enumeration) definiująca dopuszczalne stany realizacji zamówień.</w:t>
+      </w:r>
+    </w:p>
+    <w:p>
+      <w:pPr>
+        <w:numPr>
+          <w:ilvl w:val="2"/>
+          <w:numId w:val="7"/>
+        </w:numPr>
+        <w:ind w:left="3600" w:hanging="360"/>
+      </w:pPr>
+      <w:r>
+        <w:rPr>
+          <w:rtl w:val="0"/>
+        </w:rPr>
+        <w:t xml:space="preserve">Dostępne wartości: PRZYJETE, W_TRAKCIE_KOMPLETACJI, GOTOWE_DO_WYSYLKI, WYSLANE, DOSTARCZONE, ANULOWANE.</w:t>
+      </w:r>
+    </w:p>
+    <w:p>
+      <w:pPr>
+        <w:ind w:left="3600" w:firstLine="0"/>
+        <w:rPr/>
+      </w:pPr>
+      <w:r>
+        <w:rPr>
+          <w:rtl w:val="0"/>
+        </w:rPr>
+      </w:r>
+    </w:p>
+    <w:p>
+      <w:pPr>
+        <w:numPr>
+          <w:ilvl w:val="0"/>
+          <w:numId w:val="7"/>
+        </w:numPr>
+        <w:ind w:left="2160" w:hanging="360"/>
+      </w:pPr>
+      <w:r>
+        <w:rPr>
+          <w:rtl w:val="0"/>
+        </w:rPr>
+        <w:t xml:space="preserve">Towar</w:t>
+      </w:r>
+    </w:p>
+    <w:p>
+      <w:pPr>
+        <w:numPr>
+          <w:ilvl w:val="1"/>
+          <w:numId w:val="7"/>
+        </w:numPr>
+        <w:ind w:left="2880" w:hanging="360"/>
+      </w:pPr>
+      <w:r>
+        <w:rPr>
+          <w:rtl w:val="0"/>
+        </w:rPr>
+        <w:t xml:space="preserve">Centralny rejestr produktów znajdujących się w asortymencie hurtowni.</w:t>
+      </w:r>
+    </w:p>
+    <w:p>
+      <w:pPr>
+        <w:numPr>
+          <w:ilvl w:val="2"/>
+          <w:numId w:val="7"/>
+        </w:numPr>
+        <w:ind w:left="3600" w:hanging="360"/>
+      </w:pPr>
+      <w:r>
+        <w:rPr>
+          <w:rtl w:val="0"/>
+        </w:rPr>
+        <w:t xml:space="preserve">idTowaru : int – unikalny kod identyfikacyjny/kreskowy produktu.</w:t>
+      </w:r>
+    </w:p>
+    <w:p>
+      <w:pPr>
+        <w:numPr>
+          <w:ilvl w:val="2"/>
+          <w:numId w:val="7"/>
+        </w:numPr>
+        <w:ind w:left="3600" w:hanging="360"/>
+      </w:pPr>
+      <w:r>
+        <w:rPr>
+          <w:rtl w:val="0"/>
+        </w:rPr>
+        <w:t xml:space="preserve">nazwa : string – nazwa handlowa towaru.</w:t>
+      </w:r>
+    </w:p>
+    <w:p>
+      <w:pPr>
+        <w:numPr>
+          <w:ilvl w:val="2"/>
+          <w:numId w:val="7"/>
+        </w:numPr>
+        <w:ind w:left="3600" w:hanging="360"/>
+      </w:pPr>
+      <w:r>
+        <w:rPr>
+          <w:rtl w:val="0"/>
+        </w:rPr>
+        <w:t xml:space="preserve">zawartoscAlkoholu : double – procentowa zawartość czystego alkoholu (0 dla napojów bezalkoholowych i przekąsek).</w:t>
+      </w:r>
+    </w:p>
+    <w:p>
+      <w:pPr>
+        <w:numPr>
+          <w:ilvl w:val="2"/>
+          <w:numId w:val="7"/>
+        </w:numPr>
+        <w:ind w:left="3600" w:hanging="360"/>
+      </w:pPr>
+      <w:r>
+        <w:rPr>
+          <w:rtl w:val="0"/>
+        </w:rPr>
+        <w:t xml:space="preserve">pojemnoscMl : int – pojemność jednostkowa płynu wyrażona w mililitrach.</w:t>
+      </w:r>
+    </w:p>
+    <w:p>
+      <w:pPr>
+        <w:numPr>
+          <w:ilvl w:val="2"/>
+          <w:numId w:val="7"/>
+        </w:numPr>
+        <w:ind w:left="3600" w:hanging="360"/>
+      </w:pPr>
+      <w:r>
+        <w:rPr>
+          <w:rtl w:val="0"/>
+        </w:rPr>
+        <w:t xml:space="preserve">stanMagazynowy : int – aktualna liczba sztuk produktu.</w:t>
+      </w:r>
+    </w:p>
+    <w:p>
+      <w:pPr>
+        <w:numPr>
+          <w:ilvl w:val="2"/>
+          <w:numId w:val="7"/>
+        </w:numPr>
+        <w:ind w:left="3600" w:hanging="360"/>
+      </w:pPr>
+      <w:r>
+        <w:rPr>
+          <w:rtl w:val="0"/>
+        </w:rPr>
+        <w:t xml:space="preserve">cenaJednostkowa : double – cena netto za sztukę towaru.</w:t>
+      </w:r>
+    </w:p>
+    <w:p>
+      <w:pPr>
+        <w:numPr>
+          <w:ilvl w:val="2"/>
+          <w:numId w:val="7"/>
+        </w:numPr>
+        <w:ind w:left="3600" w:hanging="360"/>
+      </w:pPr>
+      <w:r>
+        <w:rPr>
+          <w:rtl w:val="0"/>
+        </w:rPr>
+        <w:t xml:space="preserve">modyfikujStan() – zwiększa lub zmniejsza liczbę sztuk na magazynie.</w:t>
+      </w:r>
+    </w:p>
+    <w:p>
+      <w:pPr>
+        <w:ind w:left="3600" w:firstLine="0"/>
+        <w:rPr/>
+      </w:pPr>
+      <w:r>
+        <w:rPr>
+          <w:rtl w:val="0"/>
+        </w:rPr>
+      </w:r>
+    </w:p>
+    <w:p>
+      <w:pPr>
+        <w:numPr>
+          <w:ilvl w:val="0"/>
+          <w:numId w:val="7"/>
+        </w:numPr>
+        <w:ind w:left="2160" w:hanging="360"/>
+      </w:pPr>
+      <w:r>
+        <w:rPr>
+          <w:rtl w:val="0"/>
+        </w:rPr>
+        <w:t xml:space="preserve">Utylizacja</w:t>
+      </w:r>
+    </w:p>
+    <w:p>
+      <w:pPr>
+        <w:numPr>
+          <w:ilvl w:val="1"/>
+          <w:numId w:val="7"/>
+        </w:numPr>
+        <w:ind w:left="2880" w:hanging="360"/>
+      </w:pPr>
+      <w:r>
+        <w:rPr>
+          <w:rtl w:val="0"/>
+        </w:rPr>
+        <w:t xml:space="preserve">Rejestruje wyrzucone opakowania</w:t>
+      </w:r>
+    </w:p>
+    <w:p>
+      <w:pPr>
+        <w:numPr>
+          <w:ilvl w:val="2"/>
+          <w:numId w:val="7"/>
+        </w:numPr>
+        <w:ind w:left="3600" w:hanging="360"/>
+      </w:pPr>
+      <w:r>
+        <w:rPr>
+          <w:rtl w:val="0"/>
+        </w:rPr>
+        <w:t xml:space="preserve">id - id utylizacji</w:t>
+      </w:r>
+    </w:p>
+    <w:p>
+      <w:pPr>
+        <w:numPr>
+          <w:ilvl w:val="2"/>
+          <w:numId w:val="7"/>
+        </w:numPr>
+        <w:ind w:left="3600" w:hanging="360"/>
+      </w:pPr>
+      <w:r>
+        <w:rPr>
+          <w:rtl w:val="0"/>
+        </w:rPr>
+        <w:t xml:space="preserve">data_zgloszenia - czas utylizacji</w:t>
+      </w:r>
+    </w:p>
+    <w:p>
+      <w:pPr>
+        <w:numPr>
+          <w:ilvl w:val="2"/>
+          <w:numId w:val="7"/>
+        </w:numPr>
+        <w:ind w:left="3600" w:hanging="360"/>
+      </w:pPr>
+      <w:r>
+        <w:rPr>
+          <w:rtl w:val="0"/>
+        </w:rPr>
+        <w:t xml:space="preserve">zatwierdzUtylizacje() - usuwa pozycje ze stanu magazynowego i zapisuje do rejestru utylizacji</w:t>
+      </w:r>
+    </w:p>
+    <w:p>
+      <w:pPr>
+        <w:ind w:left="2160" w:firstLine="0"/>
+        <w:rPr/>
+      </w:pPr>
+      <w:r>
+        <w:rPr>
+          <w:rtl w:val="0"/>
+        </w:rPr>
+      </w:r>
+    </w:p>
+    <w:p>
+      <w:pPr>
+        <w:numPr>
+          <w:ilvl w:val="0"/>
+          <w:numId w:val="7"/>
+        </w:numPr>
+        <w:ind w:left="2160" w:hanging="360"/>
+      </w:pPr>
+      <w:r>
+        <w:rPr>
+          <w:rtl w:val="0"/>
+        </w:rPr>
+        <w:t xml:space="preserve">Uzytkownik</w:t>
+      </w:r>
+    </w:p>
+    <w:p>
+      <w:pPr>
+        <w:numPr>
+          <w:ilvl w:val="1"/>
+          <w:numId w:val="7"/>
+        </w:numPr>
+        <w:ind w:left="2880" w:hanging="360"/>
+      </w:pPr>
+      <w:r>
+        <w:rPr>
+          <w:rtl w:val="0"/>
+        </w:rPr>
+        <w:t xml:space="preserve">Klasa bazowa zawierająca dane wspólne dla wszystkich zalogowanych osób w systemie.</w:t>
+      </w:r>
+    </w:p>
+    <w:p>
+      <w:pPr>
+        <w:numPr>
+          <w:ilvl w:val="2"/>
+          <w:numId w:val="7"/>
+        </w:numPr>
+        <w:ind w:left="3600" w:hanging="360"/>
+      </w:pPr>
+      <w:r>
+        <w:rPr>
+          <w:rtl w:val="0"/>
+        </w:rPr>
+        <w:t xml:space="preserve">id : int – numer identyfikacyjny pracownika.</w:t>
+      </w:r>
+    </w:p>
+    <w:p>
+      <w:pPr>
+        <w:numPr>
+          <w:ilvl w:val="2"/>
+          <w:numId w:val="7"/>
+        </w:numPr>
+        <w:ind w:left="3600" w:hanging="360"/>
+      </w:pPr>
+      <w:r>
+        <w:rPr>
+          <w:rtl w:val="0"/>
+        </w:rPr>
+        <w:t xml:space="preserve">imie : string – imię użytkownika.</w:t>
+      </w:r>
+    </w:p>
+    <w:p>
+      <w:pPr>
+        <w:numPr>
+          <w:ilvl w:val="2"/>
+          <w:numId w:val="7"/>
+        </w:numPr>
+        <w:ind w:left="3600" w:hanging="360"/>
+      </w:pPr>
+      <w:r>
+        <w:rPr>
+          <w:rtl w:val="0"/>
+        </w:rPr>
+        <w:t xml:space="preserve">nazwisko : string – nazwisko użytkownika.</w:t>
+      </w:r>
+    </w:p>
+    <w:p>
+      <w:pPr>
+        <w:numPr>
+          <w:ilvl w:val="2"/>
+          <w:numId w:val="7"/>
+        </w:numPr>
+        <w:ind w:left="3600" w:hanging="360"/>
+      </w:pPr>
+      <w:r>
+        <w:rPr>
+          <w:rtl w:val="0"/>
+        </w:rPr>
+        <w:t xml:space="preserve">login : string – unikalny identyfikator do autoryzacji w systemie.</w:t>
+      </w:r>
+    </w:p>
+    <w:p>
+      <w:pPr>
+        <w:numPr>
+          <w:ilvl w:val="2"/>
+          <w:numId w:val="7"/>
+        </w:numPr>
+        <w:ind w:left="3600" w:hanging="360"/>
+      </w:pPr>
+      <w:r>
+        <w:rPr>
+          <w:rtl w:val="0"/>
+        </w:rPr>
+        <w:t xml:space="preserve">haslo : string – zabezpieczone hasło do konta.</w:t>
+      </w:r>
+    </w:p>
+    <w:p>
+      <w:pPr>
+        <w:ind w:left="3600" w:firstLine="0"/>
+        <w:rPr/>
+      </w:pPr>
+      <w:r>
+        <w:rPr>
+          <w:rtl w:val="0"/>
+        </w:rPr>
+      </w:r>
+    </w:p>
+    <w:p>
+      <w:pPr>
+        <w:numPr>
+          <w:ilvl w:val="0"/>
+          <w:numId w:val="7"/>
+        </w:numPr>
+        <w:ind w:left="2160" w:hanging="360"/>
+      </w:pPr>
+      <w:r>
+        <w:rPr>
+          <w:rtl w:val="0"/>
+        </w:rPr>
+        <w:t xml:space="preserve">Zamowienie</w:t>
+      </w:r>
+    </w:p>
+    <w:p>
+      <w:pPr>
+        <w:numPr>
+          <w:ilvl w:val="1"/>
+          <w:numId w:val="7"/>
+        </w:numPr>
+        <w:ind w:left="2880" w:hanging="360"/>
+      </w:pPr>
+      <w:r>
+        <w:rPr>
+          <w:rtl w:val="0"/>
+        </w:rPr>
+        <w:t xml:space="preserve">Dokument główny odzwierciedlający zapotrzebowanie kontrahenta na wybrane towary.</w:t>
+      </w:r>
+    </w:p>
+    <w:p>
+      <w:pPr>
+        <w:numPr>
+          <w:ilvl w:val="2"/>
+          <w:numId w:val="7"/>
+        </w:numPr>
+        <w:ind w:left="3600" w:hanging="360"/>
+      </w:pPr>
+      <w:r>
+        <w:rPr>
+          <w:rtl w:val="0"/>
+        </w:rPr>
+        <w:t xml:space="preserve">idZamowienia : int – unikalny numer zamówienia w systemie.</w:t>
+      </w:r>
+    </w:p>
+    <w:p>
+      <w:pPr>
+        <w:numPr>
+          <w:ilvl w:val="2"/>
+          <w:numId w:val="7"/>
+        </w:numPr>
+        <w:ind w:left="3600" w:hanging="360"/>
+      </w:pPr>
+      <w:r>
+        <w:rPr>
+          <w:rtl w:val="0"/>
+        </w:rPr>
+        <w:t xml:space="preserve">dataZlozenia : date – data rejestracji zgłoszenia w bazie danych.</w:t>
+      </w:r>
+    </w:p>
+    <w:p>
+      <w:pPr>
+        <w:numPr>
+          <w:ilvl w:val="2"/>
+          <w:numId w:val="7"/>
+        </w:numPr>
+        <w:ind w:left="3600" w:hanging="360"/>
+      </w:pPr>
+      <w:r>
+        <w:rPr>
+          <w:rtl w:val="0"/>
+        </w:rPr>
+        <w:t xml:space="preserve">status : StatusZamowienia – bieżący stan powiązany z klasą wyliczeniową.</w:t>
+      </w:r>
+    </w:p>
+    <w:p>
+      <w:pPr>
+        <w:numPr>
+          <w:ilvl w:val="2"/>
+          <w:numId w:val="7"/>
+        </w:numPr>
+        <w:ind w:left="3600" w:hanging="360"/>
+      </w:pPr>
+      <w:r>
+        <w:rPr>
+          <w:rtl w:val="0"/>
+        </w:rPr>
+        <w:t xml:space="preserve">wartscBrutto : double – łączna kwota zamówienia po doliczeniu podatków.</w:t>
+      </w:r>
+    </w:p>
+    <w:p>
+      <w:pPr>
+        <w:numPr>
+          <w:ilvl w:val="2"/>
+          <w:numId w:val="7"/>
+        </w:numPr>
+        <w:ind w:left="3600" w:hanging="360"/>
+      </w:pPr>
+      <w:r>
+        <w:rPr>
+          <w:rtl w:val="0"/>
+        </w:rPr>
+        <w:t xml:space="preserve">zmienStatus(nowy status : StatusZamowienia) – aktualizuje etap zamówienia w bazie danych.</w:t>
+      </w:r>
+    </w:p>
+    <w:p>
+      <w:pPr>
+        <w:rPr/>
+      </w:pPr>
+      <w:r>
+        <w:rPr>
+          <w:rtl w:val="0"/>
+        </w:rPr>
       </w:r>
     </w:p>
     <w:p>
@@ -783,7 +6132,310 @@
         </w:rPr>
         <w:t xml:space="preserve">    </w:t>
         <w:tab/>
-        <w:t xml:space="preserve">5.0. Proponowana architektura systemu (np. w postaci diagramu pakietów/komponentów) wraz z opisem</w:t>
+      </w:r>
+      <w:r>
+        <w:rPr>
+          <w:b w:val="1"/>
+          <w:bCs w:val="1"/>
+          <w:rtl w:val="0"/>
+        </w:rPr>
+        <w:t xml:space="preserve">5.3. </w:t>
+      </w:r>
+      <w:r>
+        <w:rPr>
+          <w:rtl w:val="0"/>
+        </w:rPr>
+        <w:t xml:space="preserve">Diagramy stanów (3 diagramy dla wybranych klas) wraz z opisem tekstowym występującym na nich elementów</w:t>
+      </w:r>
+    </w:p>
+    <w:p>
+      <w:pPr>
+        <w:ind w:left="0" w:firstLine="0"/>
+        <w:rPr/>
+      </w:pPr>
+      <w:r>
+        <w:rPr/>
+        <w:drawing>
+          <wp:inline distB="114300" distT="114300" distL="114300" distR="114300">
+            <wp:extent cx="5731200" cy="2781300"/>
+            <wp:effectExtent b="0" l="0" r="0" t="0"/>
+            <wp:docPr id="2" name="image5.png"/>
+            <a:graphic>
+              <a:graphicData uri="http://schemas.openxmlformats.org/drawingml/2006/picture">
+                <pic:pic>
+                  <pic:nvPicPr>
+                    <pic:cNvPr id="0" name="image5.png"/>
+                    <pic:cNvPicPr preferRelativeResize="0"/>
+                  </pic:nvPicPr>
+                  <pic:blipFill>
+                    <a:blip r:embed="rId12"/>
+                    <a:srcRect b="0" l="0" r="0" t="0"/>
+                    <a:stretch>
+                      <a:fillRect/>
+                    </a:stretch>
+                  </pic:blipFill>
+                  <pic:spPr>
+                    <a:xfrm>
+                      <a:off x="0" y="0"/>
+                      <a:ext cx="5731200" cy="2781300"/>
+                    </a:xfrm>
+                    <a:prstGeom prst="rect"/>
+                    <a:ln/>
+                  </pic:spPr>
+                </pic:pic>
+              </a:graphicData>
+            </a:graphic>
+          </wp:inline>
+        </w:drawing>
+      </w:r>
+      <w:r>
+        <w:rPr>
+          <w:rtl w:val="0"/>
+        </w:rPr>
+      </w:r>
+    </w:p>
+    <w:p>
+      <w:pPr>
+        <w:numPr>
+          <w:ilvl w:val="0"/>
+          <w:numId w:val="6"/>
+        </w:numPr>
+        <w:ind w:left="1440" w:hanging="360"/>
+        <w:rPr>
+          <w:u w:val="none"/>
+        </w:rPr>
+      </w:pPr>
+      <w:r>
+        <w:rPr>
+          <w:rtl w:val="0"/>
+        </w:rPr>
+        <w:t xml:space="preserve">Opis tekstowy elementów:</w:t>
+      </w:r>
+    </w:p>
+    <w:p>
+      <w:pPr>
+        <w:numPr>
+          <w:ilvl w:val="1"/>
+          <w:numId w:val="6"/>
+        </w:numPr>
+        <w:ind w:left="2160" w:hanging="360"/>
+        <w:rPr>
+          <w:u w:val="none"/>
+        </w:rPr>
+      </w:pPr>
+      <w:r>
+        <w:rPr>
+          <w:rtl w:val="0"/>
+        </w:rPr>
+        <w:t xml:space="preserve">Początek - utworzenie formularza utylizacji</w:t>
+      </w:r>
+    </w:p>
+    <w:p>
+      <w:pPr>
+        <w:numPr>
+          <w:ilvl w:val="1"/>
+          <w:numId w:val="6"/>
+        </w:numPr>
+        <w:ind w:left="2160" w:hanging="360"/>
+        <w:rPr>
+          <w:u w:val="none"/>
+        </w:rPr>
+      </w:pPr>
+      <w:r>
+        <w:rPr>
+          <w:rtl w:val="0"/>
+        </w:rPr>
+        <w:t xml:space="preserve">W przygotowaniu - zostaje otwarty pusty formularz, system czeka na wprowadzenie danych</w:t>
+      </w:r>
+    </w:p>
+    <w:p>
+      <w:pPr>
+        <w:numPr>
+          <w:ilvl w:val="1"/>
+          <w:numId w:val="6"/>
+        </w:numPr>
+        <w:ind w:left="2160" w:hanging="360"/>
+        <w:rPr>
+          <w:u w:val="none"/>
+        </w:rPr>
+      </w:pPr>
+      <w:r>
+        <w:rPr>
+          <w:rtl w:val="0"/>
+        </w:rPr>
+        <w:t xml:space="preserve">Wprowadzona - dane zostały uzupełnione, system musi je zweryfikować zanim zostaną przesłane dalej</w:t>
+      </w:r>
+    </w:p>
+    <w:p>
+      <w:pPr>
+        <w:numPr>
+          <w:ilvl w:val="1"/>
+          <w:numId w:val="6"/>
+        </w:numPr>
+        <w:ind w:left="2160" w:hanging="360"/>
+        <w:rPr>
+          <w:u w:val="none"/>
+        </w:rPr>
+      </w:pPr>
+      <w:r>
+        <w:rPr>
+          <w:rtl w:val="0"/>
+        </w:rPr>
+        <w:t xml:space="preserve">W trakcie walidacji - dane są weryfikowane pod kątem poprawności</w:t>
+      </w:r>
+    </w:p>
+    <w:p>
+      <w:pPr>
+        <w:numPr>
+          <w:ilvl w:val="1"/>
+          <w:numId w:val="6"/>
+        </w:numPr>
+        <w:ind w:left="2160" w:hanging="360"/>
+        <w:rPr>
+          <w:u w:val="none"/>
+        </w:rPr>
+      </w:pPr>
+      <w:r>
+        <w:rPr>
+          <w:rtl w:val="0"/>
+        </w:rPr>
+        <w:t xml:space="preserve">Odrzucona - zostały wykryte błędy i system wraca do formularza</w:t>
+      </w:r>
+    </w:p>
+    <w:p>
+      <w:pPr>
+        <w:numPr>
+          <w:ilvl w:val="1"/>
+          <w:numId w:val="6"/>
+        </w:numPr>
+        <w:ind w:left="2160" w:hanging="360"/>
+        <w:rPr>
+          <w:u w:val="none"/>
+        </w:rPr>
+      </w:pPr>
+      <w:r>
+        <w:rPr>
+          <w:rtl w:val="0"/>
+        </w:rPr>
+        <w:t xml:space="preserve">Zatwierdzona - utylizacja została zatwierdzona, dane zostały zapisane w bazie danych i stany magazynowe zostały zaktualizowane</w:t>
+      </w:r>
+    </w:p>
+    <w:p>
+      <w:pPr>
+        <w:numPr>
+          <w:ilvl w:val="1"/>
+          <w:numId w:val="6"/>
+        </w:numPr>
+        <w:ind w:left="2160" w:hanging="360"/>
+        <w:rPr>
+          <w:u w:val="none"/>
+        </w:rPr>
+      </w:pPr>
+      <w:r>
+        <w:rPr>
+          <w:rtl w:val="0"/>
+        </w:rPr>
+        <w:t xml:space="preserve">Koniec - usunięcie formularza z pamięci</w:t>
+      </w:r>
+    </w:p>
+    <w:p>
+      <w:pPr>
+        <w:numPr>
+          <w:ilvl w:val="1"/>
+          <w:numId w:val="6"/>
+        </w:numPr>
+        <w:ind w:left="2160" w:hanging="360"/>
+        <w:rPr>
+          <w:u w:val="none"/>
+        </w:rPr>
+      </w:pPr>
+      <w:r>
+        <w:rPr>
+          <w:rtl w:val="0"/>
+        </w:rPr>
+        <w:t xml:space="preserve">wybierzOpcjeUtylizacja() - otwiera formularz</w:t>
+      </w:r>
+    </w:p>
+    <w:p>
+      <w:pPr>
+        <w:numPr>
+          <w:ilvl w:val="1"/>
+          <w:numId w:val="6"/>
+        </w:numPr>
+        <w:ind w:left="2160" w:hanging="360"/>
+        <w:rPr>
+          <w:u w:val="none"/>
+        </w:rPr>
+      </w:pPr>
+      <w:r>
+        <w:rPr>
+          <w:rtl w:val="0"/>
+        </w:rPr>
+        <w:t xml:space="preserve">wprowadzDane() - uzupełnia dane w formularzu</w:t>
+      </w:r>
+    </w:p>
+    <w:p>
+      <w:pPr>
+        <w:numPr>
+          <w:ilvl w:val="1"/>
+          <w:numId w:val="6"/>
+        </w:numPr>
+        <w:ind w:left="2160" w:hanging="360"/>
+        <w:rPr>
+          <w:u w:val="none"/>
+        </w:rPr>
+      </w:pPr>
+      <w:r>
+        <w:rPr>
+          <w:rtl w:val="0"/>
+        </w:rPr>
+        <w:t xml:space="preserve">kliknijZatwierdzUtylizacje() - przekazuje formularz do walidacji</w:t>
+      </w:r>
+    </w:p>
+    <w:p>
+      <w:pPr>
+        <w:numPr>
+          <w:ilvl w:val="1"/>
+          <w:numId w:val="6"/>
+        </w:numPr>
+        <w:ind w:left="2160" w:hanging="360"/>
+        <w:rPr>
+          <w:u w:val="none"/>
+        </w:rPr>
+      </w:pPr>
+      <w:r>
+        <w:rPr>
+          <w:rtl w:val="0"/>
+        </w:rPr>
+        <w:t xml:space="preserve">[błędne dane] - warunek przejścia do stanu “Odrzucona”, gdy dane w formularzu są błędne</w:t>
+      </w:r>
+    </w:p>
+    <w:p>
+      <w:pPr>
+        <w:numPr>
+          <w:ilvl w:val="1"/>
+          <w:numId w:val="6"/>
+        </w:numPr>
+        <w:ind w:left="2160" w:hanging="360"/>
+        <w:rPr>
+          <w:u w:val="none"/>
+        </w:rPr>
+      </w:pPr>
+      <w:r>
+        <w:rPr>
+          <w:rtl w:val="0"/>
+        </w:rPr>
+        <w:t xml:space="preserve">[poprawne dane] / zatwierdzUtylizacje() - zatwierdza formularz, jeśli dane są poprawne</w:t>
+      </w:r>
+    </w:p>
+    <w:p>
+      <w:pPr>
+        <w:rPr/>
+      </w:pPr>
+      <w:r>
+        <w:rPr>
+          <w:rtl w:val="0"/>
+        </w:rPr>
       </w:r>
     </w:p>
     <w:p>
@@ -796,7 +6448,491 @@
         </w:rPr>
         <w:t xml:space="preserve">    </w:t>
         <w:tab/>
-        <w:t xml:space="preserve">5.1. Diagram(-y) klas</w:t>
+      </w:r>
+      <w:r>
+        <w:rPr>
+          <w:b w:val="1"/>
+          <w:bCs w:val="1"/>
+          <w:rtl w:val="0"/>
+        </w:rPr>
+        <w:t xml:space="preserve">5.4. </w:t>
+      </w:r>
+      <w:r>
+        <w:rPr>
+          <w:rtl w:val="0"/>
+        </w:rPr>
+        <w:t xml:space="preserve">Propozycje interfejsu użytkownika (okno główne, menu główne i podręczne, kluczowe formatki dialogowe, itp...)</w:t>
+      </w:r>
+    </w:p>
+    <w:p>
+      <w:pPr>
+        <w:rPr/>
+      </w:pPr>
+      <w:r>
+        <w:rPr>
+          <w:rtl w:val="0"/>
+        </w:rPr>
+      </w:r>
+    </w:p>
+    <w:p>
+      <w:pPr>
+        <w:rPr/>
+      </w:pPr>
+      <w:r>
+        <w:rPr>
+          <w:rtl w:val="0"/>
+        </w:rPr>
+        <w:t xml:space="preserve">Interfejs logowania: </w:t>
+      </w:r>
+    </w:p>
+    <w:p>
+      <w:pPr>
+        <w:rPr/>
+      </w:pPr>
+      <w:r>
+        <w:rPr/>
+        <w:drawing>
+          <wp:inline distB="114300" distT="114300" distL="114300" distR="114300">
+            <wp:extent cx="5731200" cy="3429000"/>
+            <wp:effectExtent b="0" l="0" r="0" t="0"/>
+            <wp:docPr id="9" name="image2.png"/>
+            <a:graphic>
+              <a:graphicData uri="http://schemas.openxmlformats.org/drawingml/2006/picture">
+                <pic:pic>
+                  <pic:nvPicPr>
+                    <pic:cNvPr id="0" name="image2.png"/>
+                    <pic:cNvPicPr preferRelativeResize="0"/>
+                  </pic:nvPicPr>
+                  <pic:blipFill>
+                    <a:blip r:embed="rId13"/>
+                    <a:srcRect b="0" l="0" r="0" t="0"/>
+                    <a:stretch>
+                      <a:fillRect/>
+                    </a:stretch>
+                  </pic:blipFill>
+                  <pic:spPr>
+                    <a:xfrm>
+                      <a:off x="0" y="0"/>
+                      <a:ext cx="5731200" cy="3429000"/>
+                    </a:xfrm>
+                    <a:prstGeom prst="rect"/>
+                    <a:ln/>
+                  </pic:spPr>
+                </pic:pic>
+              </a:graphicData>
+            </a:graphic>
+          </wp:inline>
+        </w:drawing>
+      </w:r>
+      <w:r>
+        <w:rPr>
+          <w:rtl w:val="0"/>
+        </w:rPr>
+      </w:r>
+    </w:p>
+    <w:p>
+      <w:pPr>
+        <w:rPr/>
+      </w:pPr>
+      <w:r>
+        <w:rPr>
+          <w:rtl w:val="0"/>
+        </w:rPr>
+      </w:r>
+    </w:p>
+    <w:p>
+      <w:pPr>
+        <w:rPr/>
+      </w:pPr>
+      <w:r>
+        <w:rPr>
+          <w:rtl w:val="0"/>
+        </w:rPr>
+        <w:t xml:space="preserve">Interfejs Pracownika biura:</w:t>
+      </w:r>
+    </w:p>
+    <w:p>
+      <w:pPr>
+        <w:rPr/>
+      </w:pPr>
+      <w:r>
+        <w:rPr/>
+        <w:drawing>
+          <wp:inline distB="114300" distT="114300" distL="114300" distR="114300">
+            <wp:extent cx="5731200" cy="3429000"/>
+            <wp:effectExtent b="0" l="0" r="0" t="0"/>
+            <wp:docPr id="4" name="image9.png"/>
+            <a:graphic>
+              <a:graphicData uri="http://schemas.openxmlformats.org/drawingml/2006/picture">
+                <pic:pic>
+                  <pic:nvPicPr>
+                    <pic:cNvPr id="0" name="image9.png"/>
+                    <pic:cNvPicPr preferRelativeResize="0"/>
+                  </pic:nvPicPr>
+                  <pic:blipFill>
+                    <a:blip r:embed="rId14"/>
+                    <a:srcRect b="0" l="0" r="0" t="0"/>
+                    <a:stretch>
+                      <a:fillRect/>
+                    </a:stretch>
+                  </pic:blipFill>
+                  <pic:spPr>
+                    <a:xfrm>
+                      <a:off x="0" y="0"/>
+                      <a:ext cx="5731200" cy="3429000"/>
+                    </a:xfrm>
+                    <a:prstGeom prst="rect"/>
+                    <a:ln/>
+                  </pic:spPr>
+                </pic:pic>
+              </a:graphicData>
+            </a:graphic>
+          </wp:inline>
+        </w:drawing>
+      </w:r>
+      <w:r>
+        <w:rPr>
+          <w:rtl w:val="0"/>
+        </w:rPr>
+      </w:r>
+    </w:p>
+    <w:p>
+      <w:pPr>
+        <w:rPr/>
+      </w:pPr>
+      <w:r>
+        <w:rPr>
+          <w:rtl w:val="0"/>
+        </w:rPr>
+      </w:r>
+    </w:p>
+    <w:p>
+      <w:pPr>
+        <w:rPr/>
+      </w:pPr>
+      <w:r>
+        <w:rPr>
+          <w:rtl w:val="0"/>
+        </w:rPr>
+        <w:t xml:space="preserve">Interfejs Kierownika:</w:t>
+      </w:r>
+    </w:p>
+    <w:p>
+      <w:pPr>
+        <w:rPr/>
+      </w:pPr>
+      <w:r>
+        <w:rPr/>
+        <w:drawing>
+          <wp:inline distB="114300" distT="114300" distL="114300" distR="114300">
+            <wp:extent cx="5734050" cy="3000688"/>
+            <wp:effectExtent b="0" l="0" r="0" t="0"/>
+            <wp:docPr id="10" name="image13.png"/>
+            <a:graphic>
+              <a:graphicData uri="http://schemas.openxmlformats.org/drawingml/2006/picture">
+                <pic:pic>
+                  <pic:nvPicPr>
+                    <pic:cNvPr id="0" name="image13.png"/>
+                    <pic:cNvPicPr preferRelativeResize="0"/>
+                  </pic:nvPicPr>
+                  <pic:blipFill>
+                    <a:blip r:embed="rId15"/>
+                    <a:srcRect b="0" l="0" r="0" t="12733"/>
+                    <a:stretch>
+                      <a:fillRect/>
+                    </a:stretch>
+                  </pic:blipFill>
+                  <pic:spPr>
+                    <a:xfrm>
+                      <a:off x="0" y="0"/>
+                      <a:ext cx="5734050" cy="3000688"/>
+                    </a:xfrm>
+                    <a:prstGeom prst="rect"/>
+                    <a:ln/>
+                  </pic:spPr>
+                </pic:pic>
+              </a:graphicData>
+            </a:graphic>
+          </wp:inline>
+        </w:drawing>
+      </w:r>
+      <w:r>
+        <w:rPr>
+          <w:rtl w:val="0"/>
+        </w:rPr>
+      </w:r>
+    </w:p>
+    <w:p>
+      <w:pPr>
+        <w:rPr/>
+      </w:pPr>
+      <w:r>
+        <w:rPr/>
+        <w:drawing>
+          <wp:inline distB="114300" distT="114300" distL="114300" distR="114300">
+            <wp:extent cx="5731200" cy="3441700"/>
+            <wp:effectExtent b="0" l="0" r="0" t="0"/>
+            <wp:docPr id="13" name="image3.png"/>
+            <a:graphic>
+              <a:graphicData uri="http://schemas.openxmlformats.org/drawingml/2006/picture">
+                <pic:pic>
+                  <pic:nvPicPr>
+                    <pic:cNvPr id="0" name="image3.png"/>
+                    <pic:cNvPicPr preferRelativeResize="0"/>
+                  </pic:nvPicPr>
+                  <pic:blipFill>
+                    <a:blip r:embed="rId16"/>
+                    <a:srcRect b="0" l="0" r="0" t="0"/>
+                    <a:stretch>
+                      <a:fillRect/>
+                    </a:stretch>
+                  </pic:blipFill>
+                  <pic:spPr>
+                    <a:xfrm>
+                      <a:off x="0" y="0"/>
+                      <a:ext cx="5731200" cy="3441700"/>
+                    </a:xfrm>
+                    <a:prstGeom prst="rect"/>
+                    <a:ln/>
+                  </pic:spPr>
+                </pic:pic>
+              </a:graphicData>
+            </a:graphic>
+          </wp:inline>
+        </w:drawing>
+      </w:r>
+      <w:r>
+        <w:rPr>
+          <w:rtl w:val="0"/>
+        </w:rPr>
+      </w:r>
+    </w:p>
+    <w:p>
+      <w:pPr>
+        <w:rPr/>
+      </w:pPr>
+      <w:r>
+        <w:rPr>
+          <w:rtl w:val="0"/>
+        </w:rPr>
+      </w:r>
+    </w:p>
+    <w:p>
+      <w:pPr>
+        <w:rPr/>
+      </w:pPr>
+      <w:r>
+        <w:rPr>
+          <w:rtl w:val="0"/>
+        </w:rPr>
+        <w:t xml:space="preserve">Interfejs Magazyniera:</w:t>
+      </w:r>
+    </w:p>
+    <w:p>
+      <w:pPr>
+        <w:rPr/>
+      </w:pPr>
+      <w:r>
+        <w:rPr/>
+        <w:drawing>
+          <wp:inline distB="114300" distT="114300" distL="114300" distR="114300">
+            <wp:extent cx="5731200" cy="3441700"/>
+            <wp:effectExtent b="0" l="0" r="0" t="0"/>
+            <wp:docPr id="12" name="image12.png"/>
+            <a:graphic>
+              <a:graphicData uri="http://schemas.openxmlformats.org/drawingml/2006/picture">
+                <pic:pic>
+                  <pic:nvPicPr>
+                    <pic:cNvPr id="0" name="image12.png"/>
+                    <pic:cNvPicPr preferRelativeResize="0"/>
+                  </pic:nvPicPr>
+                  <pic:blipFill>
+                    <a:blip r:embed="rId17"/>
+                    <a:srcRect b="0" l="0" r="0" t="0"/>
+                    <a:stretch>
+                      <a:fillRect/>
+                    </a:stretch>
+                  </pic:blipFill>
+                  <pic:spPr>
+                    <a:xfrm>
+                      <a:off x="0" y="0"/>
+                      <a:ext cx="5731200" cy="3441700"/>
+                    </a:xfrm>
+                    <a:prstGeom prst="rect"/>
+                    <a:ln/>
+                  </pic:spPr>
+                </pic:pic>
+              </a:graphicData>
+            </a:graphic>
+          </wp:inline>
+        </w:drawing>
+      </w:r>
+      <w:r>
+        <w:rPr>
+          <w:rtl w:val="0"/>
+        </w:rPr>
+      </w:r>
+    </w:p>
+    <w:p>
+      <w:pPr>
+        <w:rPr/>
+      </w:pPr>
+      <w:r>
+        <w:rPr>
+          <w:rtl w:val="0"/>
+        </w:rPr>
+      </w:r>
+    </w:p>
+    <w:p>
+      <w:pPr>
+        <w:rPr/>
+      </w:pPr>
+      <w:r>
+        <w:rPr>
+          <w:rtl w:val="0"/>
+        </w:rPr>
+        <w:t xml:space="preserve">Interfejs Kierowcy:</w:t>
+      </w:r>
+    </w:p>
+    <w:p>
+      <w:pPr>
+        <w:rPr/>
+      </w:pPr>
+      <w:r>
+        <w:rPr/>
+        <w:drawing>
+          <wp:inline distB="114300" distT="114300" distL="114300" distR="114300">
+            <wp:extent cx="5731200" cy="3441700"/>
+            <wp:effectExtent b="0" l="0" r="0" t="0"/>
+            <wp:docPr id="7" name="image7.png"/>
+            <a:graphic>
+              <a:graphicData uri="http://schemas.openxmlformats.org/drawingml/2006/picture">
+                <pic:pic>
+                  <pic:nvPicPr>
+                    <pic:cNvPr id="0" name="image7.png"/>
+                    <pic:cNvPicPr preferRelativeResize="0"/>
+                  </pic:nvPicPr>
+                  <pic:blipFill>
+                    <a:blip r:embed="rId18"/>
+                    <a:srcRect b="0" l="0" r="0" t="0"/>
+                    <a:stretch>
+                      <a:fillRect/>
+                    </a:stretch>
+                  </pic:blipFill>
+                  <pic:spPr>
+                    <a:xfrm>
+                      <a:off x="0" y="0"/>
+                      <a:ext cx="5731200" cy="3441700"/>
+                    </a:xfrm>
+                    <a:prstGeom prst="rect"/>
+                    <a:ln/>
+                  </pic:spPr>
+                </pic:pic>
+              </a:graphicData>
+            </a:graphic>
+          </wp:inline>
+        </w:drawing>
+      </w:r>
+      <w:r>
+        <w:rPr>
+          <w:rtl w:val="0"/>
+        </w:rPr>
+      </w:r>
+    </w:p>
+    <w:p>
+      <w:pPr>
+        <w:rPr/>
+      </w:pPr>
+      <w:r>
+        <w:rPr/>
+        <w:drawing>
+          <wp:inline distB="114300" distT="114300" distL="114300" distR="114300">
+            <wp:extent cx="5731200" cy="3454400"/>
+            <wp:effectExtent b="0" l="0" r="0" t="0"/>
+            <wp:docPr id="5" name="image11.png"/>
+            <a:graphic>
+              <a:graphicData uri="http://schemas.openxmlformats.org/drawingml/2006/picture">
+                <pic:pic>
+                  <pic:nvPicPr>
+                    <pic:cNvPr id="0" name="image11.png"/>
+                    <pic:cNvPicPr preferRelativeResize="0"/>
+                  </pic:nvPicPr>
+                  <pic:blipFill>
+                    <a:blip r:embed="rId19"/>
+                    <a:srcRect b="0" l="0" r="0" t="0"/>
+                    <a:stretch>
+                      <a:fillRect/>
+                    </a:stretch>
+                  </pic:blipFill>
+                  <pic:spPr>
+                    <a:xfrm>
+                      <a:off x="0" y="0"/>
+                      <a:ext cx="5731200" cy="3454400"/>
+                    </a:xfrm>
+                    <a:prstGeom prst="rect"/>
+                    <a:ln/>
+                  </pic:spPr>
+                </pic:pic>
+              </a:graphicData>
+            </a:graphic>
+          </wp:inline>
+        </w:drawing>
+      </w:r>
+      <w:r>
+        <w:rPr>
+          <w:rtl w:val="0"/>
+        </w:rPr>
+      </w:r>
+    </w:p>
+    <w:p>
+      <w:pPr>
+        <w:rPr/>
+      </w:pPr>
+      <w:r>
+        <w:rPr>
+          <w:rtl w:val="0"/>
+        </w:rPr>
+      </w:r>
+    </w:p>
+    <w:p>
+      <w:pPr>
+        <w:rPr/>
+      </w:pPr>
+      <w:r>
+        <w:rPr>
+          <w:b w:val="1"/>
+          <w:bCs w:val="1"/>
+          <w:rtl w:val="0"/>
+        </w:rPr>
+        <w:t xml:space="preserve">6. </w:t>
+      </w:r>
+      <w:r>
+        <w:rPr>
+          <w:rtl w:val="0"/>
+        </w:rPr>
+        <w:t xml:space="preserve">Wymagania niefunkcjonalne dla system, w tym </w:t>
+      </w:r>
+      <w:r>
+        <w:rPr>
+          <w:rtl w:val="0"/>
+        </w:rPr>
+        <w:t xml:space="preserve">m.in.</w:t>
+      </w:r>
+      <w:r>
+        <w:rPr>
+          <w:rtl w:val="0"/>
+        </w:rPr>
+        <w:t xml:space="preserve">:</w:t>
+      </w:r>
+    </w:p>
+    <w:p>
+      <w:pPr>
+        <w:rPr/>
+      </w:pPr>
+      <w:r>
+        <w:rPr>
+          <w:rtl w:val="0"/>
+        </w:rPr>
       </w:r>
     </w:p>
     <w:p>
@@ -809,33 +6945,30 @@
         </w:rPr>
         <w:t xml:space="preserve">    </w:t>
         <w:tab/>
-        <w:t xml:space="preserve">5.2. Uporządkowany alfabetycznie wykaz wszystkich klas, zawierający:</w:t>
-      </w:r>
-    </w:p>
-    <w:p>
-      <w:pPr>
-        <w:rPr/>
-      </w:pPr>
-      <w:r>
-        <w:rPr>
-          <w:rtl w:val="0"/>
-        </w:rPr>
-        <w:t xml:space="preserve">            </w:t>
-        <w:tab/>
-        <w:t xml:space="preserve">- krótki opis tekstowy</w:t>
-      </w:r>
-    </w:p>
-    <w:p>
-      <w:pPr>
-        <w:rPr/>
-      </w:pPr>
-      <w:r>
-        <w:rPr>
-          <w:rtl w:val="0"/>
-        </w:rPr>
-        <w:t xml:space="preserve">            </w:t>
-        <w:tab/>
-        <w:t xml:space="preserve">- wykaz wszystkich zidentyfikowanych atrybutów i metod (z krótkim opisem tekstowym w przypadku mniej czytelnych nazw)</w:t>
+      </w:r>
+      <w:r>
+        <w:rPr>
+          <w:b w:val="1"/>
+          <w:bCs w:val="1"/>
+          <w:rtl w:val="0"/>
+        </w:rPr>
+        <w:t xml:space="preserve">6.1. </w:t>
+      </w:r>
+      <w:r>
+        <w:rPr>
+          <w:rtl w:val="0"/>
+        </w:rPr>
+        <w:t xml:space="preserve">Oszacowanie wielkości bazy danych</w:t>
+      </w:r>
+    </w:p>
+    <w:p>
+      <w:pPr>
+        <w:rPr/>
+      </w:pPr>
+      <w:r>
+        <w:rPr>
+          <w:rtl w:val="0"/>
+        </w:rPr>
       </w:r>
     </w:p>
     <w:p>
@@ -848,7 +6981,30 @@
         </w:rPr>
         <w:t xml:space="preserve">    </w:t>
         <w:tab/>
-        <w:t xml:space="preserve">5.3. Diagramy stanów (3 diagramy dla wybranych klas) wraz z opisem tekstowym występującym na nich elementów</w:t>
+      </w:r>
+      <w:r>
+        <w:rPr>
+          <w:b w:val="1"/>
+          <w:bCs w:val="1"/>
+          <w:rtl w:val="0"/>
+        </w:rPr>
+        <w:t xml:space="preserve">6.2. </w:t>
+      </w:r>
+      <w:r>
+        <w:rPr>
+          <w:rtl w:val="0"/>
+        </w:rPr>
+        <w:t xml:space="preserve">Propozycja wymaganych czasów odpowiedzi</w:t>
+      </w:r>
+    </w:p>
+    <w:p>
+      <w:pPr>
+        <w:rPr/>
+      </w:pPr>
+      <w:r>
+        <w:rPr>
+          <w:rtl w:val="0"/>
+        </w:rPr>
       </w:r>
     </w:p>
     <w:p>
@@ -861,68 +7017,49 @@
         </w:rPr>
         <w:t xml:space="preserve">    </w:t>
         <w:tab/>
-        <w:t xml:space="preserve">5.4. Propozycje interfejsu użytkownika (okno główne, menu główne i podręczne, kluczowe formatki dialogowe, itp...)</w:t>
-      </w:r>
-    </w:p>
-    <w:p>
-      <w:pPr>
-        <w:rPr/>
-      </w:pPr>
-      <w:r>
-        <w:rPr>
-          <w:rtl w:val="0"/>
-        </w:rPr>
-        <w:t xml:space="preserve">6. Wymagania niefunkcjonalne dla system, w tym m.in.:</w:t>
-      </w:r>
-    </w:p>
-    <w:p>
-      <w:pPr>
-        <w:rPr/>
-      </w:pPr>
-      <w:r>
-        <w:rPr>
-          <w:rtl w:val="0"/>
-        </w:rPr>
-        <w:t xml:space="preserve">    </w:t>
-        <w:tab/>
-        <w:t xml:space="preserve">6.1. Oszacowanie wielkości bazy danych</w:t>
-      </w:r>
-    </w:p>
-    <w:p>
-      <w:pPr>
-        <w:rPr/>
-      </w:pPr>
-      <w:r>
-        <w:rPr>
-          <w:rtl w:val="0"/>
-        </w:rPr>
-        <w:t xml:space="preserve">    </w:t>
-        <w:tab/>
-        <w:t xml:space="preserve">6.2. Propozycja wymaganych czasów odpowiedzi</w:t>
-      </w:r>
-    </w:p>
-    <w:p>
-      <w:pPr>
-        <w:rPr/>
-      </w:pPr>
-      <w:r>
-        <w:rPr>
-          <w:rtl w:val="0"/>
-        </w:rPr>
-        <w:t xml:space="preserve">    </w:t>
-        <w:tab/>
-        <w:t xml:space="preserve">6.3. Oszacowanie liczby i typów potrzebnych stanowisk pracy użytkowników systemu </w:t>
-      </w:r>
-    </w:p>
-    <w:p>
-      <w:pPr>
-        <w:rPr/>
-      </w:pPr>
-      <w:r>
-        <w:rPr>
-          <w:rtl w:val="0"/>
-        </w:rPr>
-        <w:t xml:space="preserve">7. Propozycja technologii informatycznych, które mogą zostać wykorzystane do realizacji systemu (sprzęt, oprogramowanie)</w:t>
+      </w:r>
+      <w:r>
+        <w:rPr>
+          <w:b w:val="1"/>
+          <w:bCs w:val="1"/>
+          <w:rtl w:val="0"/>
+        </w:rPr>
+        <w:t xml:space="preserve">6.3.</w:t>
+      </w:r>
+      <w:r>
+        <w:rPr>
+          <w:rtl w:val="0"/>
+        </w:rPr>
+        <w:t xml:space="preserve"> Oszacowanie liczby i typów potrzebnych stanowisk pracy użytkowników systemu </w:t>
+      </w:r>
+    </w:p>
+    <w:p>
+      <w:pPr>
+        <w:rPr/>
+      </w:pPr>
+      <w:r>
+        <w:rPr>
+          <w:rtl w:val="0"/>
+        </w:rPr>
+      </w:r>
+    </w:p>
+    <w:p>
+      <w:pPr>
+        <w:rPr/>
+      </w:pPr>
+      <w:r>
+        <w:rPr>
+          <w:b w:val="1"/>
+          <w:bCs w:val="1"/>
+          <w:rtl w:val="0"/>
+        </w:rPr>
+        <w:t xml:space="preserve">7.</w:t>
+      </w:r>
+      <w:r>
+        <w:rPr>
+          <w:rtl w:val="0"/>
+        </w:rPr>
+        <w:t xml:space="preserve"> Propozycja technologii informatycznych, które mogą zostać wykorzystane do realizacji systemu (sprzęt, oprogramowanie)</w:t>
       </w:r>
     </w:p>
     <w:p>
@@ -946,7 +7083,25 @@
         <w:rPr>
           <w:rtl w:val="0"/>
         </w:rPr>
-        <w:t xml:space="preserve">8. Propozycja planu pracy zawierająca, przynajmniej:</w:t>
+      </w:r>
+    </w:p>
+    <w:p>
+      <w:pPr>
+        <w:rPr/>
+      </w:pPr>
+      <w:r>
+        <w:rPr>
+          <w:b w:val="1"/>
+          <w:bCs w:val="1"/>
+          <w:rtl w:val="0"/>
+        </w:rPr>
+        <w:t xml:space="preserve">8.</w:t>
+      </w:r>
+      <w:r>
+        <w:rPr>
+          <w:rtl w:val="0"/>
+        </w:rPr>
+        <w:t xml:space="preserve"> Propozycja planu pracy zawierająca, przynajmniej:</w:t>
       </w:r>
     </w:p>
     <w:p>
@@ -1009,7 +7164,25 @@
         <w:rPr>
           <w:rtl w:val="0"/>
         </w:rPr>
-        <w:t xml:space="preserve">9. Analiza ryzyka projektu zawierająca wykaz przewidywanych zagrożeń (tylko zagrożenia specyficzne dla projektu):</w:t>
+      </w:r>
+    </w:p>
+    <w:p>
+      <w:pPr>
+        <w:rPr/>
+      </w:pPr>
+      <w:r>
+        <w:rPr>
+          <w:b w:val="1"/>
+          <w:bCs w:val="1"/>
+          <w:rtl w:val="0"/>
+        </w:rPr>
+        <w:t xml:space="preserve">9. </w:t>
+      </w:r>
+      <w:r>
+        <w:rPr>
+          <w:rtl w:val="0"/>
+        </w:rPr>
+        <w:t xml:space="preserve">Analiza ryzyka projektu zawierająca wykaz przewidywanych zagrożeń (tylko zagrożenia specyficzne dla projektu):</w:t>
       </w:r>
     </w:p>
     <w:p>
@@ -1072,7 +7245,25 @@
         <w:rPr>
           <w:rtl w:val="0"/>
         </w:rPr>
-        <w:t xml:space="preserve">  10. Kosztorys realizacji przedsięwzięcia (koszty projektu, oprogramowania, systemu, szkoleń, wdrożenia oraz konsultacji)</w:t>
+      </w:r>
+    </w:p>
+    <w:p>
+      <w:pPr>
+        <w:rPr/>
+      </w:pPr>
+      <w:r>
+        <w:rPr>
+          <w:b w:val="1"/>
+          <w:bCs w:val="1"/>
+          <w:rtl w:val="0"/>
+        </w:rPr>
+        <w:t xml:space="preserve">10. </w:t>
+      </w:r>
+      <w:r>
+        <w:rPr>
+          <w:rtl w:val="0"/>
+        </w:rPr>
+        <w:t xml:space="preserve">Kosztorys realizacji przedsięwzięcia (koszty projektu, oprogramowania, systemu, szkoleń, wdrożenia oraz konsultacji)</w:t>
       </w:r>
     </w:p>
     <w:p>
@@ -1235,8 +7426,1477 @@
       </w:rPr>
     </w:lvl>
   </w:abstractNum>
+  <w:abstractNum w:abstractNumId="2">
+    <w:lvl w:ilvl="0">
+      <w:start w:val="1"/>
+      <w:numFmt w:val="bullet"/>
+      <w:lvlText w:val="●"/>
+      <w:lvlJc w:val="left"/>
+      <w:pPr>
+        <w:ind w:left="720" w:hanging="360"/>
+      </w:pPr>
+      <w:rPr>
+        <w:u w:val="none"/>
+      </w:rPr>
+    </w:lvl>
+    <w:lvl w:ilvl="1">
+      <w:start w:val="1"/>
+      <w:numFmt w:val="bullet"/>
+      <w:lvlText w:val="○"/>
+      <w:lvlJc w:val="left"/>
+      <w:pPr>
+        <w:ind w:left="1440" w:hanging="360"/>
+      </w:pPr>
+      <w:rPr>
+        <w:u w:val="none"/>
+      </w:rPr>
+    </w:lvl>
+    <w:lvl w:ilvl="2">
+      <w:start w:val="1"/>
+      <w:numFmt w:val="bullet"/>
+      <w:lvlText w:val="■"/>
+      <w:lvlJc w:val="left"/>
+      <w:pPr>
+        <w:ind w:left="2160" w:hanging="360"/>
+      </w:pPr>
+      <w:rPr>
+        <w:u w:val="none"/>
+      </w:rPr>
+    </w:lvl>
+    <w:lvl w:ilvl="3">
+      <w:start w:val="1"/>
+      <w:numFmt w:val="bullet"/>
+      <w:lvlText w:val="●"/>
+      <w:lvlJc w:val="left"/>
+      <w:pPr>
+        <w:ind w:left="2880" w:hanging="360"/>
+      </w:pPr>
+      <w:rPr>
+        <w:u w:val="none"/>
+      </w:rPr>
+    </w:lvl>
+    <w:lvl w:ilvl="4">
+      <w:start w:val="1"/>
+      <w:numFmt w:val="bullet"/>
+      <w:lvlText w:val="○"/>
+      <w:lvlJc w:val="left"/>
+      <w:pPr>
+        <w:ind w:left="3600" w:hanging="360"/>
+      </w:pPr>
+      <w:rPr>
+        <w:u w:val="none"/>
+      </w:rPr>
+    </w:lvl>
+    <w:lvl w:ilvl="5">
+      <w:start w:val="1"/>
+      <w:numFmt w:val="bullet"/>
+      <w:lvlText w:val="■"/>
+      <w:lvlJc w:val="left"/>
+      <w:pPr>
+        <w:ind w:left="4320" w:hanging="360"/>
+      </w:pPr>
+      <w:rPr>
+        <w:u w:val="none"/>
+      </w:rPr>
+    </w:lvl>
+    <w:lvl w:ilvl="6">
+      <w:start w:val="1"/>
+      <w:numFmt w:val="bullet"/>
+      <w:lvlText w:val="●"/>
+      <w:lvlJc w:val="left"/>
+      <w:pPr>
+        <w:ind w:left="5040" w:hanging="360"/>
+      </w:pPr>
+      <w:rPr>
+        <w:u w:val="none"/>
+      </w:rPr>
+    </w:lvl>
+    <w:lvl w:ilvl="7">
+      <w:start w:val="1"/>
+      <w:numFmt w:val="bullet"/>
+      <w:lvlText w:val="○"/>
+      <w:lvlJc w:val="left"/>
+      <w:pPr>
+        <w:ind w:left="5760" w:hanging="360"/>
+      </w:pPr>
+      <w:rPr>
+        <w:u w:val="none"/>
+      </w:rPr>
+    </w:lvl>
+    <w:lvl w:ilvl="8">
+      <w:start w:val="1"/>
+      <w:numFmt w:val="bullet"/>
+      <w:lvlText w:val="■"/>
+      <w:lvlJc w:val="left"/>
+      <w:pPr>
+        <w:ind w:left="6480" w:hanging="360"/>
+      </w:pPr>
+      <w:rPr>
+        <w:u w:val="none"/>
+      </w:rPr>
+    </w:lvl>
+  </w:abstractNum>
+  <w:abstractNum w:abstractNumId="3">
+    <w:lvl w:ilvl="0">
+      <w:start w:val="1"/>
+      <w:numFmt w:val="bullet"/>
+      <w:lvlText w:val="●"/>
+      <w:lvlJc w:val="left"/>
+      <w:pPr>
+        <w:ind w:left="720" w:hanging="360"/>
+      </w:pPr>
+      <w:rPr>
+        <w:u w:val="none"/>
+      </w:rPr>
+    </w:lvl>
+    <w:lvl w:ilvl="1">
+      <w:start w:val="1"/>
+      <w:numFmt w:val="bullet"/>
+      <w:lvlText w:val="○"/>
+      <w:lvlJc w:val="left"/>
+      <w:pPr>
+        <w:ind w:left="1440" w:hanging="360"/>
+      </w:pPr>
+      <w:rPr>
+        <w:u w:val="none"/>
+      </w:rPr>
+    </w:lvl>
+    <w:lvl w:ilvl="2">
+      <w:start w:val="1"/>
+      <w:numFmt w:val="bullet"/>
+      <w:lvlText w:val="■"/>
+      <w:lvlJc w:val="left"/>
+      <w:pPr>
+        <w:ind w:left="2160" w:hanging="360"/>
+      </w:pPr>
+      <w:rPr>
+        <w:u w:val="none"/>
+      </w:rPr>
+    </w:lvl>
+    <w:lvl w:ilvl="3">
+      <w:start w:val="1"/>
+      <w:numFmt w:val="bullet"/>
+      <w:lvlText w:val="●"/>
+      <w:lvlJc w:val="left"/>
+      <w:pPr>
+        <w:ind w:left="2880" w:hanging="360"/>
+      </w:pPr>
+      <w:rPr>
+        <w:u w:val="none"/>
+      </w:rPr>
+    </w:lvl>
+    <w:lvl w:ilvl="4">
+      <w:start w:val="1"/>
+      <w:numFmt w:val="bullet"/>
+      <w:lvlText w:val="○"/>
+      <w:lvlJc w:val="left"/>
+      <w:pPr>
+        <w:ind w:left="3600" w:hanging="360"/>
+      </w:pPr>
+      <w:rPr>
+        <w:u w:val="none"/>
+      </w:rPr>
+    </w:lvl>
+    <w:lvl w:ilvl="5">
+      <w:start w:val="1"/>
+      <w:numFmt w:val="bullet"/>
+      <w:lvlText w:val="■"/>
+      <w:lvlJc w:val="left"/>
+      <w:pPr>
+        <w:ind w:left="4320" w:hanging="360"/>
+      </w:pPr>
+      <w:rPr>
+        <w:u w:val="none"/>
+      </w:rPr>
+    </w:lvl>
+    <w:lvl w:ilvl="6">
+      <w:start w:val="1"/>
+      <w:numFmt w:val="bullet"/>
+      <w:lvlText w:val="●"/>
+      <w:lvlJc w:val="left"/>
+      <w:pPr>
+        <w:ind w:left="5040" w:hanging="360"/>
+      </w:pPr>
+      <w:rPr>
+        <w:u w:val="none"/>
+      </w:rPr>
+    </w:lvl>
+    <w:lvl w:ilvl="7">
+      <w:start w:val="1"/>
+      <w:numFmt w:val="bullet"/>
+      <w:lvlText w:val="○"/>
+      <w:lvlJc w:val="left"/>
+      <w:pPr>
+        <w:ind w:left="5760" w:hanging="360"/>
+      </w:pPr>
+      <w:rPr>
+        <w:u w:val="none"/>
+      </w:rPr>
+    </w:lvl>
+    <w:lvl w:ilvl="8">
+      <w:start w:val="1"/>
+      <w:numFmt w:val="bullet"/>
+      <w:lvlText w:val="■"/>
+      <w:lvlJc w:val="left"/>
+      <w:pPr>
+        <w:ind w:left="6480" w:hanging="360"/>
+      </w:pPr>
+      <w:rPr>
+        <w:u w:val="none"/>
+      </w:rPr>
+    </w:lvl>
+  </w:abstractNum>
+  <w:abstractNum w:abstractNumId="4">
+    <w:lvl w:ilvl="0">
+      <w:start w:val="1"/>
+      <w:numFmt w:val="bullet"/>
+      <w:lvlText w:val="●"/>
+      <w:lvlJc w:val="left"/>
+      <w:pPr>
+        <w:ind w:left="720" w:hanging="360"/>
+      </w:pPr>
+      <w:rPr>
+        <w:u w:val="none"/>
+      </w:rPr>
+    </w:lvl>
+    <w:lvl w:ilvl="1">
+      <w:start w:val="1"/>
+      <w:numFmt w:val="bullet"/>
+      <w:lvlText w:val="○"/>
+      <w:lvlJc w:val="left"/>
+      <w:pPr>
+        <w:ind w:left="1440" w:hanging="360"/>
+      </w:pPr>
+      <w:rPr>
+        <w:u w:val="none"/>
+      </w:rPr>
+    </w:lvl>
+    <w:lvl w:ilvl="2">
+      <w:start w:val="1"/>
+      <w:numFmt w:val="bullet"/>
+      <w:lvlText w:val="■"/>
+      <w:lvlJc w:val="left"/>
+      <w:pPr>
+        <w:ind w:left="2160" w:hanging="360"/>
+      </w:pPr>
+      <w:rPr>
+        <w:u w:val="none"/>
+      </w:rPr>
+    </w:lvl>
+    <w:lvl w:ilvl="3">
+      <w:start w:val="1"/>
+      <w:numFmt w:val="bullet"/>
+      <w:lvlText w:val="●"/>
+      <w:lvlJc w:val="left"/>
+      <w:pPr>
+        <w:ind w:left="2880" w:hanging="360"/>
+      </w:pPr>
+      <w:rPr>
+        <w:u w:val="none"/>
+      </w:rPr>
+    </w:lvl>
+    <w:lvl w:ilvl="4">
+      <w:start w:val="1"/>
+      <w:numFmt w:val="bullet"/>
+      <w:lvlText w:val="○"/>
+      <w:lvlJc w:val="left"/>
+      <w:pPr>
+        <w:ind w:left="3600" w:hanging="360"/>
+      </w:pPr>
+      <w:rPr>
+        <w:u w:val="none"/>
+      </w:rPr>
+    </w:lvl>
+    <w:lvl w:ilvl="5">
+      <w:start w:val="1"/>
+      <w:numFmt w:val="bullet"/>
+      <w:lvlText w:val="■"/>
+      <w:lvlJc w:val="left"/>
+      <w:pPr>
+        <w:ind w:left="4320" w:hanging="360"/>
+      </w:pPr>
+      <w:rPr>
+        <w:u w:val="none"/>
+      </w:rPr>
+    </w:lvl>
+    <w:lvl w:ilvl="6">
+      <w:start w:val="1"/>
+      <w:numFmt w:val="bullet"/>
+      <w:lvlText w:val="●"/>
+      <w:lvlJc w:val="left"/>
+      <w:pPr>
+        <w:ind w:left="5040" w:hanging="360"/>
+      </w:pPr>
+      <w:rPr>
+        <w:u w:val="none"/>
+      </w:rPr>
+    </w:lvl>
+    <w:lvl w:ilvl="7">
+      <w:start w:val="1"/>
+      <w:numFmt w:val="bullet"/>
+      <w:lvlText w:val="○"/>
+      <w:lvlJc w:val="left"/>
+      <w:pPr>
+        <w:ind w:left="5760" w:hanging="360"/>
+      </w:pPr>
+      <w:rPr>
+        <w:u w:val="none"/>
+      </w:rPr>
+    </w:lvl>
+    <w:lvl w:ilvl="8">
+      <w:start w:val="1"/>
+      <w:numFmt w:val="bullet"/>
+      <w:lvlText w:val="■"/>
+      <w:lvlJc w:val="left"/>
+      <w:pPr>
+        <w:ind w:left="6480" w:hanging="360"/>
+      </w:pPr>
+      <w:rPr>
+        <w:u w:val="none"/>
+      </w:rPr>
+    </w:lvl>
+  </w:abstractNum>
+  <w:abstractNum w:abstractNumId="5">
+    <w:lvl w:ilvl="0">
+      <w:start w:val="1"/>
+      <w:numFmt w:val="bullet"/>
+      <w:lvlText w:val="●"/>
+      <w:lvlJc w:val="left"/>
+      <w:pPr>
+        <w:ind w:left="720" w:hanging="360"/>
+      </w:pPr>
+      <w:rPr>
+        <w:u w:val="none"/>
+      </w:rPr>
+    </w:lvl>
+    <w:lvl w:ilvl="1">
+      <w:start w:val="1"/>
+      <w:numFmt w:val="bullet"/>
+      <w:lvlText w:val="○"/>
+      <w:lvlJc w:val="left"/>
+      <w:pPr>
+        <w:ind w:left="1440" w:hanging="360"/>
+      </w:pPr>
+      <w:rPr>
+        <w:u w:val="none"/>
+      </w:rPr>
+    </w:lvl>
+    <w:lvl w:ilvl="2">
+      <w:start w:val="1"/>
+      <w:numFmt w:val="bullet"/>
+      <w:lvlText w:val="■"/>
+      <w:lvlJc w:val="left"/>
+      <w:pPr>
+        <w:ind w:left="2160" w:hanging="360"/>
+      </w:pPr>
+      <w:rPr>
+        <w:u w:val="none"/>
+      </w:rPr>
+    </w:lvl>
+    <w:lvl w:ilvl="3">
+      <w:start w:val="1"/>
+      <w:numFmt w:val="bullet"/>
+      <w:lvlText w:val="●"/>
+      <w:lvlJc w:val="left"/>
+      <w:pPr>
+        <w:ind w:left="2880" w:hanging="360"/>
+      </w:pPr>
+      <w:rPr>
+        <w:u w:val="none"/>
+      </w:rPr>
+    </w:lvl>
+    <w:lvl w:ilvl="4">
+      <w:start w:val="1"/>
+      <w:numFmt w:val="bullet"/>
+      <w:lvlText w:val="○"/>
+      <w:lvlJc w:val="left"/>
+      <w:pPr>
+        <w:ind w:left="3600" w:hanging="360"/>
+      </w:pPr>
+      <w:rPr>
+        <w:u w:val="none"/>
+      </w:rPr>
+    </w:lvl>
+    <w:lvl w:ilvl="5">
+      <w:start w:val="1"/>
+      <w:numFmt w:val="bullet"/>
+      <w:lvlText w:val="■"/>
+      <w:lvlJc w:val="left"/>
+      <w:pPr>
+        <w:ind w:left="4320" w:hanging="360"/>
+      </w:pPr>
+      <w:rPr>
+        <w:u w:val="none"/>
+      </w:rPr>
+    </w:lvl>
+    <w:lvl w:ilvl="6">
+      <w:start w:val="1"/>
+      <w:numFmt w:val="bullet"/>
+      <w:lvlText w:val="●"/>
+      <w:lvlJc w:val="left"/>
+      <w:pPr>
+        <w:ind w:left="5040" w:hanging="360"/>
+      </w:pPr>
+      <w:rPr>
+        <w:u w:val="none"/>
+      </w:rPr>
+    </w:lvl>
+    <w:lvl w:ilvl="7">
+      <w:start w:val="1"/>
+      <w:numFmt w:val="bullet"/>
+      <w:lvlText w:val="○"/>
+      <w:lvlJc w:val="left"/>
+      <w:pPr>
+        <w:ind w:left="5760" w:hanging="360"/>
+      </w:pPr>
+      <w:rPr>
+        <w:u w:val="none"/>
+      </w:rPr>
+    </w:lvl>
+    <w:lvl w:ilvl="8">
+      <w:start w:val="1"/>
+      <w:numFmt w:val="bullet"/>
+      <w:lvlText w:val="■"/>
+      <w:lvlJc w:val="left"/>
+      <w:pPr>
+        <w:ind w:left="6480" w:hanging="360"/>
+      </w:pPr>
+      <w:rPr>
+        <w:u w:val="none"/>
+      </w:rPr>
+    </w:lvl>
+  </w:abstractNum>
+  <w:abstractNum w:abstractNumId="6">
+    <w:lvl w:ilvl="0">
+      <w:start w:val="1"/>
+      <w:numFmt w:val="bullet"/>
+      <w:lvlText w:val="●"/>
+      <w:lvlJc w:val="left"/>
+      <w:pPr>
+        <w:ind w:left="1440" w:hanging="360"/>
+      </w:pPr>
+      <w:rPr>
+        <w:u w:val="none"/>
+      </w:rPr>
+    </w:lvl>
+    <w:lvl w:ilvl="1">
+      <w:start w:val="1"/>
+      <w:numFmt w:val="bullet"/>
+      <w:lvlText w:val="○"/>
+      <w:lvlJc w:val="left"/>
+      <w:pPr>
+        <w:ind w:left="2160" w:hanging="360"/>
+      </w:pPr>
+      <w:rPr>
+        <w:u w:val="none"/>
+      </w:rPr>
+    </w:lvl>
+    <w:lvl w:ilvl="2">
+      <w:start w:val="1"/>
+      <w:numFmt w:val="bullet"/>
+      <w:lvlText w:val="■"/>
+      <w:lvlJc w:val="left"/>
+      <w:pPr>
+        <w:ind w:left="2880" w:hanging="360"/>
+      </w:pPr>
+      <w:rPr>
+        <w:u w:val="none"/>
+      </w:rPr>
+    </w:lvl>
+    <w:lvl w:ilvl="3">
+      <w:start w:val="1"/>
+      <w:numFmt w:val="bullet"/>
+      <w:lvlText w:val="●"/>
+      <w:lvlJc w:val="left"/>
+      <w:pPr>
+        <w:ind w:left="3600" w:hanging="360"/>
+      </w:pPr>
+      <w:rPr>
+        <w:u w:val="none"/>
+      </w:rPr>
+    </w:lvl>
+    <w:lvl w:ilvl="4">
+      <w:start w:val="1"/>
+      <w:numFmt w:val="bullet"/>
+      <w:lvlText w:val="○"/>
+      <w:lvlJc w:val="left"/>
+      <w:pPr>
+        <w:ind w:left="4320" w:hanging="360"/>
+      </w:pPr>
+      <w:rPr>
+        <w:u w:val="none"/>
+      </w:rPr>
+    </w:lvl>
+    <w:lvl w:ilvl="5">
+      <w:start w:val="1"/>
+      <w:numFmt w:val="bullet"/>
+      <w:lvlText w:val="■"/>
+      <w:lvlJc w:val="left"/>
+      <w:pPr>
+        <w:ind w:left="5040" w:hanging="360"/>
+      </w:pPr>
+      <w:rPr>
+        <w:u w:val="none"/>
+      </w:rPr>
+    </w:lvl>
+    <w:lvl w:ilvl="6">
+      <w:start w:val="1"/>
+      <w:numFmt w:val="bullet"/>
+      <w:lvlText w:val="●"/>
+      <w:lvlJc w:val="left"/>
+      <w:pPr>
+        <w:ind w:left="5760" w:hanging="360"/>
+      </w:pPr>
+      <w:rPr>
+        <w:u w:val="none"/>
+      </w:rPr>
+    </w:lvl>
+    <w:lvl w:ilvl="7">
+      <w:start w:val="1"/>
+      <w:numFmt w:val="bullet"/>
+      <w:lvlText w:val="○"/>
+      <w:lvlJc w:val="left"/>
+      <w:pPr>
+        <w:ind w:left="6480" w:hanging="360"/>
+      </w:pPr>
+      <w:rPr>
+        <w:u w:val="none"/>
+      </w:rPr>
+    </w:lvl>
+    <w:lvl w:ilvl="8">
+      <w:start w:val="1"/>
+      <w:numFmt w:val="bullet"/>
+      <w:lvlText w:val="■"/>
+      <w:lvlJc w:val="left"/>
+      <w:pPr>
+        <w:ind w:left="7200" w:hanging="360"/>
+      </w:pPr>
+      <w:rPr>
+        <w:u w:val="none"/>
+      </w:rPr>
+    </w:lvl>
+  </w:abstractNum>
+  <w:abstractNum w:abstractNumId="7">
+    <w:lvl w:ilvl="0">
+      <w:start w:val="1"/>
+      <w:numFmt w:val="bullet"/>
+      <w:lvlText w:val="●"/>
+      <w:lvlJc w:val="left"/>
+      <w:pPr>
+        <w:ind w:left="2160" w:hanging="360"/>
+      </w:pPr>
+      <w:rPr>
+        <w:u w:val="none"/>
+      </w:rPr>
+    </w:lvl>
+    <w:lvl w:ilvl="1">
+      <w:start w:val="1"/>
+      <w:numFmt w:val="bullet"/>
+      <w:lvlText w:val="○"/>
+      <w:lvlJc w:val="left"/>
+      <w:pPr>
+        <w:ind w:left="2880" w:hanging="360"/>
+      </w:pPr>
+      <w:rPr>
+        <w:u w:val="none"/>
+      </w:rPr>
+    </w:lvl>
+    <w:lvl w:ilvl="2">
+      <w:start w:val="1"/>
+      <w:numFmt w:val="bullet"/>
+      <w:lvlText w:val="■"/>
+      <w:lvlJc w:val="left"/>
+      <w:pPr>
+        <w:ind w:left="3600" w:hanging="360"/>
+      </w:pPr>
+      <w:rPr>
+        <w:u w:val="none"/>
+      </w:rPr>
+    </w:lvl>
+    <w:lvl w:ilvl="3">
+      <w:start w:val="1"/>
+      <w:numFmt w:val="bullet"/>
+      <w:lvlText w:val="●"/>
+      <w:lvlJc w:val="left"/>
+      <w:pPr>
+        <w:ind w:left="4320" w:hanging="360"/>
+      </w:pPr>
+      <w:rPr>
+        <w:u w:val="none"/>
+      </w:rPr>
+    </w:lvl>
+    <w:lvl w:ilvl="4">
+      <w:start w:val="1"/>
+      <w:numFmt w:val="bullet"/>
+      <w:lvlText w:val="○"/>
+      <w:lvlJc w:val="left"/>
+      <w:pPr>
+        <w:ind w:left="5040" w:hanging="360"/>
+      </w:pPr>
+      <w:rPr>
+        <w:u w:val="none"/>
+      </w:rPr>
+    </w:lvl>
+    <w:lvl w:ilvl="5">
+      <w:start w:val="1"/>
+      <w:numFmt w:val="bullet"/>
+      <w:lvlText w:val="■"/>
+      <w:lvlJc w:val="left"/>
+      <w:pPr>
+        <w:ind w:left="5760" w:hanging="360"/>
+      </w:pPr>
+      <w:rPr>
+        <w:u w:val="none"/>
+      </w:rPr>
+    </w:lvl>
+    <w:lvl w:ilvl="6">
+      <w:start w:val="1"/>
+      <w:numFmt w:val="bullet"/>
+      <w:lvlText w:val="●"/>
+      <w:lvlJc w:val="left"/>
+      <w:pPr>
+        <w:ind w:left="6480" w:hanging="360"/>
+      </w:pPr>
+      <w:rPr>
+        <w:u w:val="none"/>
+      </w:rPr>
+    </w:lvl>
+    <w:lvl w:ilvl="7">
+      <w:start w:val="1"/>
+      <w:numFmt w:val="bullet"/>
+      <w:lvlText w:val="○"/>
+      <w:lvlJc w:val="left"/>
+      <w:pPr>
+        <w:ind w:left="7200" w:hanging="360"/>
+      </w:pPr>
+      <w:rPr>
+        <w:u w:val="none"/>
+      </w:rPr>
+    </w:lvl>
+    <w:lvl w:ilvl="8">
+      <w:start w:val="1"/>
+      <w:numFmt w:val="bullet"/>
+      <w:lvlText w:val="■"/>
+      <w:lvlJc w:val="left"/>
+      <w:pPr>
+        <w:ind w:left="7920" w:hanging="360"/>
+      </w:pPr>
+      <w:rPr>
+        <w:u w:val="none"/>
+      </w:rPr>
+    </w:lvl>
+  </w:abstractNum>
+  <w:abstractNum w:abstractNumId="8">
+    <w:lvl w:ilvl="0">
+      <w:start w:val="1"/>
+      <w:numFmt w:val="bullet"/>
+      <w:lvlText w:val="●"/>
+      <w:lvlJc w:val="left"/>
+      <w:pPr>
+        <w:ind w:left="720" w:hanging="360"/>
+      </w:pPr>
+      <w:rPr>
+        <w:u w:val="none"/>
+      </w:rPr>
+    </w:lvl>
+    <w:lvl w:ilvl="1">
+      <w:start w:val="1"/>
+      <w:numFmt w:val="bullet"/>
+      <w:lvlText w:val="○"/>
+      <w:lvlJc w:val="left"/>
+      <w:pPr>
+        <w:ind w:left="1440" w:hanging="360"/>
+      </w:pPr>
+      <w:rPr>
+        <w:u w:val="none"/>
+      </w:rPr>
+    </w:lvl>
+    <w:lvl w:ilvl="2">
+      <w:start w:val="1"/>
+      <w:numFmt w:val="bullet"/>
+      <w:lvlText w:val="■"/>
+      <w:lvlJc w:val="left"/>
+      <w:pPr>
+        <w:ind w:left="2160" w:hanging="360"/>
+      </w:pPr>
+      <w:rPr>
+        <w:u w:val="none"/>
+      </w:rPr>
+    </w:lvl>
+    <w:lvl w:ilvl="3">
+      <w:start w:val="1"/>
+      <w:numFmt w:val="bullet"/>
+      <w:lvlText w:val="●"/>
+      <w:lvlJc w:val="left"/>
+      <w:pPr>
+        <w:ind w:left="2880" w:hanging="360"/>
+      </w:pPr>
+      <w:rPr>
+        <w:u w:val="none"/>
+      </w:rPr>
+    </w:lvl>
+    <w:lvl w:ilvl="4">
+      <w:start w:val="1"/>
+      <w:numFmt w:val="bullet"/>
+      <w:lvlText w:val="○"/>
+      <w:lvlJc w:val="left"/>
+      <w:pPr>
+        <w:ind w:left="3600" w:hanging="360"/>
+      </w:pPr>
+      <w:rPr>
+        <w:u w:val="none"/>
+      </w:rPr>
+    </w:lvl>
+    <w:lvl w:ilvl="5">
+      <w:start w:val="1"/>
+      <w:numFmt w:val="bullet"/>
+      <w:lvlText w:val="■"/>
+      <w:lvlJc w:val="left"/>
+      <w:pPr>
+        <w:ind w:left="4320" w:hanging="360"/>
+      </w:pPr>
+      <w:rPr>
+        <w:u w:val="none"/>
+      </w:rPr>
+    </w:lvl>
+    <w:lvl w:ilvl="6">
+      <w:start w:val="1"/>
+      <w:numFmt w:val="bullet"/>
+      <w:lvlText w:val="●"/>
+      <w:lvlJc w:val="left"/>
+      <w:pPr>
+        <w:ind w:left="5040" w:hanging="360"/>
+      </w:pPr>
+      <w:rPr>
+        <w:u w:val="none"/>
+      </w:rPr>
+    </w:lvl>
+    <w:lvl w:ilvl="7">
+      <w:start w:val="1"/>
+      <w:numFmt w:val="bullet"/>
+      <w:lvlText w:val="○"/>
+      <w:lvlJc w:val="left"/>
+      <w:pPr>
+        <w:ind w:left="5760" w:hanging="360"/>
+      </w:pPr>
+      <w:rPr>
+        <w:u w:val="none"/>
+      </w:rPr>
+    </w:lvl>
+    <w:lvl w:ilvl="8">
+      <w:start w:val="1"/>
+      <w:numFmt w:val="bullet"/>
+      <w:lvlText w:val="■"/>
+      <w:lvlJc w:val="left"/>
+      <w:pPr>
+        <w:ind w:left="6480" w:hanging="360"/>
+      </w:pPr>
+      <w:rPr>
+        <w:u w:val="none"/>
+      </w:rPr>
+    </w:lvl>
+  </w:abstractNum>
+  <w:abstractNum w:abstractNumId="9">
+    <w:lvl w:ilvl="0">
+      <w:start w:val="1"/>
+      <w:numFmt w:val="bullet"/>
+      <w:lvlText w:val="●"/>
+      <w:lvlJc w:val="left"/>
+      <w:pPr>
+        <w:ind w:left="720" w:hanging="360"/>
+      </w:pPr>
+      <w:rPr>
+        <w:u w:val="none"/>
+      </w:rPr>
+    </w:lvl>
+    <w:lvl w:ilvl="1">
+      <w:start w:val="1"/>
+      <w:numFmt w:val="bullet"/>
+      <w:lvlText w:val="○"/>
+      <w:lvlJc w:val="left"/>
+      <w:pPr>
+        <w:ind w:left="1440" w:hanging="360"/>
+      </w:pPr>
+      <w:rPr>
+        <w:u w:val="none"/>
+      </w:rPr>
+    </w:lvl>
+    <w:lvl w:ilvl="2">
+      <w:start w:val="1"/>
+      <w:numFmt w:val="bullet"/>
+      <w:lvlText w:val="■"/>
+      <w:lvlJc w:val="left"/>
+      <w:pPr>
+        <w:ind w:left="2160" w:hanging="360"/>
+      </w:pPr>
+      <w:rPr>
+        <w:u w:val="none"/>
+      </w:rPr>
+    </w:lvl>
+    <w:lvl w:ilvl="3">
+      <w:start w:val="1"/>
+      <w:numFmt w:val="bullet"/>
+      <w:lvlText w:val="●"/>
+      <w:lvlJc w:val="left"/>
+      <w:pPr>
+        <w:ind w:left="2880" w:hanging="360"/>
+      </w:pPr>
+      <w:rPr>
+        <w:u w:val="none"/>
+      </w:rPr>
+    </w:lvl>
+    <w:lvl w:ilvl="4">
+      <w:start w:val="1"/>
+      <w:numFmt w:val="bullet"/>
+      <w:lvlText w:val="○"/>
+      <w:lvlJc w:val="left"/>
+      <w:pPr>
+        <w:ind w:left="3600" w:hanging="360"/>
+      </w:pPr>
+      <w:rPr>
+        <w:u w:val="none"/>
+      </w:rPr>
+    </w:lvl>
+    <w:lvl w:ilvl="5">
+      <w:start w:val="1"/>
+      <w:numFmt w:val="bullet"/>
+      <w:lvlText w:val="■"/>
+      <w:lvlJc w:val="left"/>
+      <w:pPr>
+        <w:ind w:left="4320" w:hanging="360"/>
+      </w:pPr>
+      <w:rPr>
+        <w:u w:val="none"/>
+      </w:rPr>
+    </w:lvl>
+    <w:lvl w:ilvl="6">
+      <w:start w:val="1"/>
+      <w:numFmt w:val="bullet"/>
+      <w:lvlText w:val="●"/>
+      <w:lvlJc w:val="left"/>
+      <w:pPr>
+        <w:ind w:left="5040" w:hanging="360"/>
+      </w:pPr>
+      <w:rPr>
+        <w:u w:val="none"/>
+      </w:rPr>
+    </w:lvl>
+    <w:lvl w:ilvl="7">
+      <w:start w:val="1"/>
+      <w:numFmt w:val="bullet"/>
+      <w:lvlText w:val="○"/>
+      <w:lvlJc w:val="left"/>
+      <w:pPr>
+        <w:ind w:left="5760" w:hanging="360"/>
+      </w:pPr>
+      <w:rPr>
+        <w:u w:val="none"/>
+      </w:rPr>
+    </w:lvl>
+    <w:lvl w:ilvl="8">
+      <w:start w:val="1"/>
+      <w:numFmt w:val="bullet"/>
+      <w:lvlText w:val="■"/>
+      <w:lvlJc w:val="left"/>
+      <w:pPr>
+        <w:ind w:left="6480" w:hanging="360"/>
+      </w:pPr>
+      <w:rPr>
+        <w:u w:val="none"/>
+      </w:rPr>
+    </w:lvl>
+  </w:abstractNum>
+  <w:abstractNum w:abstractNumId="10">
+    <w:lvl w:ilvl="0">
+      <w:start w:val="1"/>
+      <w:numFmt w:val="bullet"/>
+      <w:lvlText w:val="●"/>
+      <w:lvlJc w:val="left"/>
+      <w:pPr>
+        <w:ind w:left="720" w:hanging="360"/>
+      </w:pPr>
+      <w:rPr>
+        <w:u w:val="none"/>
+      </w:rPr>
+    </w:lvl>
+    <w:lvl w:ilvl="1">
+      <w:start w:val="1"/>
+      <w:numFmt w:val="bullet"/>
+      <w:lvlText w:val="○"/>
+      <w:lvlJc w:val="left"/>
+      <w:pPr>
+        <w:ind w:left="1440" w:hanging="360"/>
+      </w:pPr>
+      <w:rPr>
+        <w:u w:val="none"/>
+      </w:rPr>
+    </w:lvl>
+    <w:lvl w:ilvl="2">
+      <w:start w:val="1"/>
+      <w:numFmt w:val="bullet"/>
+      <w:lvlText w:val="■"/>
+      <w:lvlJc w:val="left"/>
+      <w:pPr>
+        <w:ind w:left="2160" w:hanging="360"/>
+      </w:pPr>
+      <w:rPr>
+        <w:u w:val="none"/>
+      </w:rPr>
+    </w:lvl>
+    <w:lvl w:ilvl="3">
+      <w:start w:val="1"/>
+      <w:numFmt w:val="bullet"/>
+      <w:lvlText w:val="●"/>
+      <w:lvlJc w:val="left"/>
+      <w:pPr>
+        <w:ind w:left="2880" w:hanging="360"/>
+      </w:pPr>
+      <w:rPr>
+        <w:u w:val="none"/>
+      </w:rPr>
+    </w:lvl>
+    <w:lvl w:ilvl="4">
+      <w:start w:val="1"/>
+      <w:numFmt w:val="bullet"/>
+      <w:lvlText w:val="○"/>
+      <w:lvlJc w:val="left"/>
+      <w:pPr>
+        <w:ind w:left="3600" w:hanging="360"/>
+      </w:pPr>
+      <w:rPr>
+        <w:u w:val="none"/>
+      </w:rPr>
+    </w:lvl>
+    <w:lvl w:ilvl="5">
+      <w:start w:val="1"/>
+      <w:numFmt w:val="bullet"/>
+      <w:lvlText w:val="■"/>
+      <w:lvlJc w:val="left"/>
+      <w:pPr>
+        <w:ind w:left="4320" w:hanging="360"/>
+      </w:pPr>
+      <w:rPr>
+        <w:u w:val="none"/>
+      </w:rPr>
+    </w:lvl>
+    <w:lvl w:ilvl="6">
+      <w:start w:val="1"/>
+      <w:numFmt w:val="bullet"/>
+      <w:lvlText w:val="●"/>
+      <w:lvlJc w:val="left"/>
+      <w:pPr>
+        <w:ind w:left="5040" w:hanging="360"/>
+      </w:pPr>
+      <w:rPr>
+        <w:u w:val="none"/>
+      </w:rPr>
+    </w:lvl>
+    <w:lvl w:ilvl="7">
+      <w:start w:val="1"/>
+      <w:numFmt w:val="bullet"/>
+      <w:lvlText w:val="○"/>
+      <w:lvlJc w:val="left"/>
+      <w:pPr>
+        <w:ind w:left="5760" w:hanging="360"/>
+      </w:pPr>
+      <w:rPr>
+        <w:u w:val="none"/>
+      </w:rPr>
+    </w:lvl>
+    <w:lvl w:ilvl="8">
+      <w:start w:val="1"/>
+      <w:numFmt w:val="bullet"/>
+      <w:lvlText w:val="■"/>
+      <w:lvlJc w:val="left"/>
+      <w:pPr>
+        <w:ind w:left="6480" w:hanging="360"/>
+      </w:pPr>
+      <w:rPr>
+        <w:u w:val="none"/>
+      </w:rPr>
+    </w:lvl>
+  </w:abstractNum>
+  <w:abstractNum w:abstractNumId="11">
+    <w:lvl w:ilvl="0">
+      <w:start w:val="1"/>
+      <w:numFmt w:val="bullet"/>
+      <w:lvlText w:val="●"/>
+      <w:lvlJc w:val="left"/>
+      <w:pPr>
+        <w:ind w:left="720" w:hanging="360"/>
+      </w:pPr>
+      <w:rPr>
+        <w:u w:val="none"/>
+      </w:rPr>
+    </w:lvl>
+    <w:lvl w:ilvl="1">
+      <w:start w:val="1"/>
+      <w:numFmt w:val="bullet"/>
+      <w:lvlText w:val="○"/>
+      <w:lvlJc w:val="left"/>
+      <w:pPr>
+        <w:ind w:left="1440" w:hanging="360"/>
+      </w:pPr>
+      <w:rPr>
+        <w:u w:val="none"/>
+      </w:rPr>
+    </w:lvl>
+    <w:lvl w:ilvl="2">
+      <w:start w:val="1"/>
+      <w:numFmt w:val="bullet"/>
+      <w:lvlText w:val="■"/>
+      <w:lvlJc w:val="left"/>
+      <w:pPr>
+        <w:ind w:left="2160" w:hanging="360"/>
+      </w:pPr>
+      <w:rPr>
+        <w:u w:val="none"/>
+      </w:rPr>
+    </w:lvl>
+    <w:lvl w:ilvl="3">
+      <w:start w:val="1"/>
+      <w:numFmt w:val="bullet"/>
+      <w:lvlText w:val="●"/>
+      <w:lvlJc w:val="left"/>
+      <w:pPr>
+        <w:ind w:left="2880" w:hanging="360"/>
+      </w:pPr>
+      <w:rPr>
+        <w:u w:val="none"/>
+      </w:rPr>
+    </w:lvl>
+    <w:lvl w:ilvl="4">
+      <w:start w:val="1"/>
+      <w:numFmt w:val="bullet"/>
+      <w:lvlText w:val="○"/>
+      <w:lvlJc w:val="left"/>
+      <w:pPr>
+        <w:ind w:left="3600" w:hanging="360"/>
+      </w:pPr>
+      <w:rPr>
+        <w:u w:val="none"/>
+      </w:rPr>
+    </w:lvl>
+    <w:lvl w:ilvl="5">
+      <w:start w:val="1"/>
+      <w:numFmt w:val="bullet"/>
+      <w:lvlText w:val="■"/>
+      <w:lvlJc w:val="left"/>
+      <w:pPr>
+        <w:ind w:left="4320" w:hanging="360"/>
+      </w:pPr>
+      <w:rPr>
+        <w:u w:val="none"/>
+      </w:rPr>
+    </w:lvl>
+    <w:lvl w:ilvl="6">
+      <w:start w:val="1"/>
+      <w:numFmt w:val="bullet"/>
+      <w:lvlText w:val="●"/>
+      <w:lvlJc w:val="left"/>
+      <w:pPr>
+        <w:ind w:left="5040" w:hanging="360"/>
+      </w:pPr>
+      <w:rPr>
+        <w:u w:val="none"/>
+      </w:rPr>
+    </w:lvl>
+    <w:lvl w:ilvl="7">
+      <w:start w:val="1"/>
+      <w:numFmt w:val="bullet"/>
+      <w:lvlText w:val="○"/>
+      <w:lvlJc w:val="left"/>
+      <w:pPr>
+        <w:ind w:left="5760" w:hanging="360"/>
+      </w:pPr>
+      <w:rPr>
+        <w:u w:val="none"/>
+      </w:rPr>
+    </w:lvl>
+    <w:lvl w:ilvl="8">
+      <w:start w:val="1"/>
+      <w:numFmt w:val="bullet"/>
+      <w:lvlText w:val="■"/>
+      <w:lvlJc w:val="left"/>
+      <w:pPr>
+        <w:ind w:left="6480" w:hanging="360"/>
+      </w:pPr>
+      <w:rPr>
+        <w:u w:val="none"/>
+      </w:rPr>
+    </w:lvl>
+  </w:abstractNum>
+  <w:abstractNum w:abstractNumId="12">
+    <w:lvl w:ilvl="0">
+      <w:start w:val="1"/>
+      <w:numFmt w:val="bullet"/>
+      <w:lvlText w:val="●"/>
+      <w:lvlJc w:val="left"/>
+      <w:pPr>
+        <w:ind w:left="1440" w:hanging="360"/>
+      </w:pPr>
+      <w:rPr>
+        <w:u w:val="none"/>
+      </w:rPr>
+    </w:lvl>
+    <w:lvl w:ilvl="1">
+      <w:start w:val="1"/>
+      <w:numFmt w:val="bullet"/>
+      <w:lvlText w:val="○"/>
+      <w:lvlJc w:val="left"/>
+      <w:pPr>
+        <w:ind w:left="2160" w:hanging="360"/>
+      </w:pPr>
+      <w:rPr>
+        <w:u w:val="none"/>
+      </w:rPr>
+    </w:lvl>
+    <w:lvl w:ilvl="2">
+      <w:start w:val="1"/>
+      <w:numFmt w:val="bullet"/>
+      <w:lvlText w:val="■"/>
+      <w:lvlJc w:val="left"/>
+      <w:pPr>
+        <w:ind w:left="2880" w:hanging="360"/>
+      </w:pPr>
+      <w:rPr>
+        <w:u w:val="none"/>
+      </w:rPr>
+    </w:lvl>
+    <w:lvl w:ilvl="3">
+      <w:start w:val="1"/>
+      <w:numFmt w:val="bullet"/>
+      <w:lvlText w:val="●"/>
+      <w:lvlJc w:val="left"/>
+      <w:pPr>
+        <w:ind w:left="3600" w:hanging="360"/>
+      </w:pPr>
+      <w:rPr>
+        <w:u w:val="none"/>
+      </w:rPr>
+    </w:lvl>
+    <w:lvl w:ilvl="4">
+      <w:start w:val="1"/>
+      <w:numFmt w:val="bullet"/>
+      <w:lvlText w:val="○"/>
+      <w:lvlJc w:val="left"/>
+      <w:pPr>
+        <w:ind w:left="4320" w:hanging="360"/>
+      </w:pPr>
+      <w:rPr>
+        <w:u w:val="none"/>
+      </w:rPr>
+    </w:lvl>
+    <w:lvl w:ilvl="5">
+      <w:start w:val="1"/>
+      <w:numFmt w:val="bullet"/>
+      <w:lvlText w:val="■"/>
+      <w:lvlJc w:val="left"/>
+      <w:pPr>
+        <w:ind w:left="5040" w:hanging="360"/>
+      </w:pPr>
+      <w:rPr>
+        <w:u w:val="none"/>
+      </w:rPr>
+    </w:lvl>
+    <w:lvl w:ilvl="6">
+      <w:start w:val="1"/>
+      <w:numFmt w:val="bullet"/>
+      <w:lvlText w:val="●"/>
+      <w:lvlJc w:val="left"/>
+      <w:pPr>
+        <w:ind w:left="5760" w:hanging="360"/>
+      </w:pPr>
+      <w:rPr>
+        <w:u w:val="none"/>
+      </w:rPr>
+    </w:lvl>
+    <w:lvl w:ilvl="7">
+      <w:start w:val="1"/>
+      <w:numFmt w:val="bullet"/>
+      <w:lvlText w:val="○"/>
+      <w:lvlJc w:val="left"/>
+      <w:pPr>
+        <w:ind w:left="6480" w:hanging="360"/>
+      </w:pPr>
+      <w:rPr>
+        <w:u w:val="none"/>
+      </w:rPr>
+    </w:lvl>
+    <w:lvl w:ilvl="8">
+      <w:start w:val="1"/>
+      <w:numFmt w:val="bullet"/>
+      <w:lvlText w:val="■"/>
+      <w:lvlJc w:val="left"/>
+      <w:pPr>
+        <w:ind w:left="7200" w:hanging="360"/>
+      </w:pPr>
+      <w:rPr>
+        <w:u w:val="none"/>
+      </w:rPr>
+    </w:lvl>
+  </w:abstractNum>
+  <w:abstractNum w:abstractNumId="13">
+    <w:lvl w:ilvl="0">
+      <w:start w:val="1"/>
+      <w:numFmt w:val="bullet"/>
+      <w:lvlText w:val="●"/>
+      <w:lvlJc w:val="left"/>
+      <w:pPr>
+        <w:ind w:left="720" w:hanging="360"/>
+      </w:pPr>
+      <w:rPr>
+        <w:u w:val="none"/>
+      </w:rPr>
+    </w:lvl>
+    <w:lvl w:ilvl="1">
+      <w:start w:val="1"/>
+      <w:numFmt w:val="bullet"/>
+      <w:lvlText w:val="○"/>
+      <w:lvlJc w:val="left"/>
+      <w:pPr>
+        <w:ind w:left="1440" w:hanging="360"/>
+      </w:pPr>
+      <w:rPr>
+        <w:u w:val="none"/>
+      </w:rPr>
+    </w:lvl>
+    <w:lvl w:ilvl="2">
+      <w:start w:val="1"/>
+      <w:numFmt w:val="bullet"/>
+      <w:lvlText w:val="■"/>
+      <w:lvlJc w:val="left"/>
+      <w:pPr>
+        <w:ind w:left="2160" w:hanging="360"/>
+      </w:pPr>
+      <w:rPr>
+        <w:u w:val="none"/>
+      </w:rPr>
+    </w:lvl>
+    <w:lvl w:ilvl="3">
+      <w:start w:val="1"/>
+      <w:numFmt w:val="bullet"/>
+      <w:lvlText w:val="●"/>
+      <w:lvlJc w:val="left"/>
+      <w:pPr>
+        <w:ind w:left="2880" w:hanging="360"/>
+      </w:pPr>
+      <w:rPr>
+        <w:u w:val="none"/>
+      </w:rPr>
+    </w:lvl>
+    <w:lvl w:ilvl="4">
+      <w:start w:val="1"/>
+      <w:numFmt w:val="bullet"/>
+      <w:lvlText w:val="○"/>
+      <w:lvlJc w:val="left"/>
+      <w:pPr>
+        <w:ind w:left="3600" w:hanging="360"/>
+      </w:pPr>
+      <w:rPr>
+        <w:u w:val="none"/>
+      </w:rPr>
+    </w:lvl>
+    <w:lvl w:ilvl="5">
+      <w:start w:val="1"/>
+      <w:numFmt w:val="bullet"/>
+      <w:lvlText w:val="■"/>
+      <w:lvlJc w:val="left"/>
+      <w:pPr>
+        <w:ind w:left="4320" w:hanging="360"/>
+      </w:pPr>
+      <w:rPr>
+        <w:u w:val="none"/>
+      </w:rPr>
+    </w:lvl>
+    <w:lvl w:ilvl="6">
+      <w:start w:val="1"/>
+      <w:numFmt w:val="bullet"/>
+      <w:lvlText w:val="●"/>
+      <w:lvlJc w:val="left"/>
+      <w:pPr>
+        <w:ind w:left="5040" w:hanging="360"/>
+      </w:pPr>
+      <w:rPr>
+        <w:u w:val="none"/>
+      </w:rPr>
+    </w:lvl>
+    <w:lvl w:ilvl="7">
+      <w:start w:val="1"/>
+      <w:numFmt w:val="bullet"/>
+      <w:lvlText w:val="○"/>
+      <w:lvlJc w:val="left"/>
+      <w:pPr>
+        <w:ind w:left="5760" w:hanging="360"/>
+      </w:pPr>
+      <w:rPr>
+        <w:u w:val="none"/>
+      </w:rPr>
+    </w:lvl>
+    <w:lvl w:ilvl="8">
+      <w:start w:val="1"/>
+      <w:numFmt w:val="bullet"/>
+      <w:lvlText w:val="■"/>
+      <w:lvlJc w:val="left"/>
+      <w:pPr>
+        <w:ind w:left="6480" w:hanging="360"/>
+      </w:pPr>
+      <w:rPr>
+        <w:u w:val="none"/>
+      </w:rPr>
+    </w:lvl>
+  </w:abstractNum>
+  <w:abstractNum w:abstractNumId="14">
+    <w:lvl w:ilvl="0">
+      <w:start w:val="1"/>
+      <w:numFmt w:val="bullet"/>
+      <w:lvlText w:val="●"/>
+      <w:lvlJc w:val="left"/>
+      <w:pPr>
+        <w:ind w:left="720" w:hanging="360"/>
+      </w:pPr>
+      <w:rPr>
+        <w:u w:val="none"/>
+      </w:rPr>
+    </w:lvl>
+    <w:lvl w:ilvl="1">
+      <w:start w:val="1"/>
+      <w:numFmt w:val="bullet"/>
+      <w:lvlText w:val="○"/>
+      <w:lvlJc w:val="left"/>
+      <w:pPr>
+        <w:ind w:left="1440" w:hanging="360"/>
+      </w:pPr>
+      <w:rPr>
+        <w:u w:val="none"/>
+      </w:rPr>
+    </w:lvl>
+    <w:lvl w:ilvl="2">
+      <w:start w:val="1"/>
+      <w:numFmt w:val="bullet"/>
+      <w:lvlText w:val="■"/>
+      <w:lvlJc w:val="left"/>
+      <w:pPr>
+        <w:ind w:left="2160" w:hanging="360"/>
+      </w:pPr>
+      <w:rPr>
+        <w:u w:val="none"/>
+      </w:rPr>
+    </w:lvl>
+    <w:lvl w:ilvl="3">
+      <w:start w:val="1"/>
+      <w:numFmt w:val="bullet"/>
+      <w:lvlText w:val="●"/>
+      <w:lvlJc w:val="left"/>
+      <w:pPr>
+        <w:ind w:left="2880" w:hanging="360"/>
+      </w:pPr>
+      <w:rPr>
+        <w:u w:val="none"/>
+      </w:rPr>
+    </w:lvl>
+    <w:lvl w:ilvl="4">
+      <w:start w:val="1"/>
+      <w:numFmt w:val="bullet"/>
+      <w:lvlText w:val="○"/>
+      <w:lvlJc w:val="left"/>
+      <w:pPr>
+        <w:ind w:left="3600" w:hanging="360"/>
+      </w:pPr>
+      <w:rPr>
+        <w:u w:val="none"/>
+      </w:rPr>
+    </w:lvl>
+    <w:lvl w:ilvl="5">
+      <w:start w:val="1"/>
+      <w:numFmt w:val="bullet"/>
+      <w:lvlText w:val="■"/>
+      <w:lvlJc w:val="left"/>
+      <w:pPr>
+        <w:ind w:left="4320" w:hanging="360"/>
+      </w:pPr>
+      <w:rPr>
+        <w:u w:val="none"/>
+      </w:rPr>
+    </w:lvl>
+    <w:lvl w:ilvl="6">
+      <w:start w:val="1"/>
+      <w:numFmt w:val="bullet"/>
+      <w:lvlText w:val="●"/>
+      <w:lvlJc w:val="left"/>
+      <w:pPr>
+        <w:ind w:left="5040" w:hanging="360"/>
+      </w:pPr>
+      <w:rPr>
+        <w:u w:val="none"/>
+      </w:rPr>
+    </w:lvl>
+    <w:lvl w:ilvl="7">
+      <w:start w:val="1"/>
+      <w:numFmt w:val="bullet"/>
+      <w:lvlText w:val="○"/>
+      <w:lvlJc w:val="left"/>
+      <w:pPr>
+        <w:ind w:left="5760" w:hanging="360"/>
+      </w:pPr>
+      <w:rPr>
+        <w:u w:val="none"/>
+      </w:rPr>
+    </w:lvl>
+    <w:lvl w:ilvl="8">
+      <w:start w:val="1"/>
+      <w:numFmt w:val="bullet"/>
+      <w:lvlText w:val="■"/>
+      <w:lvlJc w:val="left"/>
+      <w:pPr>
+        <w:ind w:left="6480" w:hanging="360"/>
+      </w:pPr>
+      <w:rPr>
+        <w:u w:val="none"/>
+      </w:rPr>
+    </w:lvl>
+  </w:abstractNum>
   <w:num w:numId="1">
     <w:abstractNumId w:val="1"/>
+  </w:num>
+  <w:num w:numId="2">
+    <w:abstractNumId w:val="2"/>
+  </w:num>
+  <w:num w:numId="3">
+    <w:abstractNumId w:val="3"/>
+  </w:num>
+  <w:num w:numId="4">
+    <w:abstractNumId w:val="4"/>
+  </w:num>
+  <w:num w:numId="5">
+    <w:abstractNumId w:val="5"/>
+  </w:num>
+  <w:num w:numId="6">
+    <w:abstractNumId w:val="6"/>
+  </w:num>
+  <w:num w:numId="7">
+    <w:abstractNumId w:val="7"/>
+  </w:num>
+  <w:num w:numId="8">
+    <w:abstractNumId w:val="8"/>
+  </w:num>
+  <w:num w:numId="9">
+    <w:abstractNumId w:val="9"/>
+  </w:num>
+  <w:num w:numId="10">
+    <w:abstractNumId w:val="10"/>
+  </w:num>
+  <w:num w:numId="11">
+    <w:abstractNumId w:val="11"/>
+  </w:num>
+  <w:num w:numId="12">
+    <w:abstractNumId w:val="12"/>
+  </w:num>
+  <w:num w:numId="13">
+    <w:abstractNumId w:val="13"/>
+  </w:num>
+  <w:num w:numId="14">
+    <w:abstractNumId w:val="14"/>
   </w:num>
 </w:numbering>
 </file>
